--- a/documents/Pidilite Vendor block-unblock BUD_modified.docx
+++ b/documents/Pidilite Vendor block-unblock BUD_modified.docx
@@ -21,7 +21,7 @@
         <mc:AlternateContent>
           <mc:Choice Requires="wpg">
             <w:drawing>
-              <wp:anchor distT="635" distB="0" distL="635" distR="635" simplePos="0" relativeHeight="75" behindDoc="1" locked="0" layoutInCell="0" allowOverlap="1">
+              <wp:anchor distT="635" distB="0" distL="635" distR="635" simplePos="0" relativeHeight="74" behindDoc="1" locked="0" layoutInCell="0" allowOverlap="1">
                 <wp:simplePos x="0" y="0"/>
                 <wp:positionH relativeFrom="page">
                   <wp:posOffset>299720</wp:posOffset>
@@ -51,7 +51,7 @@
                         <wps:spPr>
                           <a:xfrm>
                             <a:off x="0" y="0"/>
-                            <a:ext cx="191160" cy="9948600"/>
+                            <a:ext cx="189720" cy="9948600"/>
                           </a:xfrm>
                           <a:prstGeom prst="rect">
                             <a:avLst/>
@@ -77,7 +77,7 @@
                         <wps:spPr>
                           <a:xfrm>
                             <a:off x="0" y="1599480"/>
-                            <a:ext cx="2194560" cy="598680"/>
+                            <a:ext cx="2194560" cy="597600"/>
                           </a:xfrm>
                           <a:prstGeom prst="homePlate">
                             <a:avLst>
@@ -134,9 +134,6 @@
                                     </w:rPr>
                                     <w:t>2/17/2026</w:t>
                                   </w:r>
-                                  <w:r>
-                                    <w:rPr/>
-                                  </w:r>
                                 </w:sdtContent>
                               </w:sdt>
                             </w:p>
@@ -158,7 +155,7 @@
           <mc:Fallback>
             <w:pict>
               <v:group id="shape_0" alt="Group 1" style="position:absolute;margin-left:23.6pt;margin-top:21.3pt;width:172.8pt;height:783.35pt" coordorigin="472,426" coordsize="3456,15667">
-                <v:rect id="shape_0" fillcolor="#e50022" stroked="f" o:allowincell="f" style="position:absolute;left:472;top:426;width:300;height:15666;mso-wrap-style:none;v-text-anchor:middle;mso-position-horizontal-relative:page;mso-position-vertical-relative:page">
+                <v:rect id="shape_0" fillcolor="#e50022" stroked="f" o:allowincell="f" style="position:absolute;left:472;top:426;width:298;height:15666;mso-wrap-style:none;v-text-anchor:middle;mso-position-horizontal-relative:page;mso-position-vertical-relative:page">
                   <v:fill o:detectmouseclick="t" type="solid" color2="#1affdd"/>
                   <v:stroke color="#3465a4" weight="12600" joinstyle="round" endcap="flat"/>
                   <w10:wrap type="none"/>
@@ -178,7 +175,7 @@
                     <v:h position="@2,0"/>
                   </v:handles>
                 </v:shapetype>
-                <v:shape id="shape_0" fillcolor="#e50022" stroked="f" o:allowincell="f" style="position:absolute;left:472;top:2945;width:3455;height:942;mso-wrap-style:square;v-text-anchor:middle;mso-position-horizontal-relative:page;mso-position-vertical-relative:page" type="_x0000_t15" path="m0,0l-2147483639,0l-2147483633,-2147483635l-2147483639,-2147483634l0,-2147483634xe">
+                <v:shape id="shape_0" fillcolor="#e50022" stroked="f" o:allowincell="f" style="position:absolute;left:472;top:2945;width:3455;height:940;mso-wrap-style:square;v-text-anchor:middle;mso-position-horizontal-relative:page;mso-position-vertical-relative:page" type="_x0000_t15" path="m0,0l-2147483639,0l-2147483633,-2147483635l-2147483639,-2147483634l0,-2147483634xe">
                   <v:fill o:detectmouseclick="t" type="solid" color2="#1affdd"/>
                   <v:stroke color="#3465a4" weight="12600" joinstyle="round" endcap="flat"/>
                   <v:textbox>
@@ -218,9 +215,6 @@
                               </w:rPr>
                               <w:t>2/17/2026</w:t>
                             </w:r>
-                            <w:r>
-                              <w:rPr/>
-                            </w:r>
                           </w:sdtContent>
                         </w:sdt>
                       </w:p>
@@ -253,7 +247,7 @@
         <mc:AlternateContent>
           <mc:Choice Requires="wps">
             <w:drawing>
-              <wp:anchor distT="0" distB="0" distL="0" distR="0" simplePos="0" relativeHeight="79" behindDoc="0" locked="0" layoutInCell="0" allowOverlap="1">
+              <wp:anchor distT="0" distB="0" distL="0" distR="0" simplePos="0" relativeHeight="76" behindDoc="0" locked="0" layoutInCell="0" allowOverlap="1">
                 <wp:simplePos x="0" y="0"/>
                 <wp:positionH relativeFrom="page">
                   <wp:posOffset>1329055</wp:posOffset>
@@ -324,9 +318,6 @@
                                   </w:rPr>
                                   <w:t>Prepared By Manch Technology</w:t>
                                 </w:r>
-                                <w:r>
-                                  <w:rPr/>
-                                </w:r>
                               </w:sdtContent>
                             </w:sdt>
                           </w:p>
@@ -342,7 +333,9 @@
                               </w:rPr>
                             </w:pPr>
                             <w:r>
-                              <w:rPr/>
+                              <w:rPr>
+                                <w:color w:val="000000"/>
+                              </w:rPr>
                             </w:r>
                           </w:p>
                         </w:txbxContent>
@@ -397,9 +390,6 @@
                             </w:rPr>
                             <w:t>Prepared By Manch Technology</w:t>
                           </w:r>
-                          <w:r>
-                            <w:rPr/>
-                          </w:r>
                         </w:sdtContent>
                       </w:sdt>
                     </w:p>
@@ -415,7 +405,9 @@
                         </w:rPr>
                       </w:pPr>
                       <w:r>
-                        <w:rPr/>
+                        <w:rPr>
+                          <w:color w:val="000000"/>
+                        </w:rPr>
                       </w:r>
                     </w:p>
                   </w:txbxContent>
@@ -444,7 +436,7 @@
         <mc:AlternateContent>
           <mc:Choice Requires="wps">
             <w:drawing>
-              <wp:anchor distT="0" distB="0" distL="0" distR="0" simplePos="0" relativeHeight="82" behindDoc="0" locked="0" layoutInCell="0" allowOverlap="1">
+              <wp:anchor distT="0" distB="0" distL="0" distR="0" simplePos="0" relativeHeight="78" behindDoc="0" locked="0" layoutInCell="0" allowOverlap="1">
                 <wp:simplePos x="0" y="0"/>
                 <wp:positionH relativeFrom="page">
                   <wp:posOffset>1333500</wp:posOffset>
@@ -512,9 +504,6 @@
                                     <w:sz w:val="72"/>
                                   </w:rPr>
                                   <w:t>Vendor Block/Unblock Flow</w:t>
-                                </w:r>
-                                <w:r>
-                                  <w:rPr/>
                                 </w:r>
                               </w:sdtContent>
                             </w:sdt>
@@ -588,9 +577,6 @@
                               <w:sz w:val="72"/>
                             </w:rPr>
                             <w:t>Vendor Block/Unblock Flow</w:t>
-                          </w:r>
-                          <w:r>
-                            <w:rPr/>
                           </w:r>
                         </w:sdtContent>
                       </w:sdt>
@@ -3083,7 +3069,7 @@
         <w:pStyle w:val="ListParagraph"/>
         <w:numPr>
           <w:ilvl w:val="0"/>
-          <w:numId w:val="11"/>
+          <w:numId w:val="10"/>
         </w:numPr>
         <w:tabs>
           <w:tab w:val="left" w:pos="720" w:leader="none"/>
@@ -3105,6 +3091,82 @@
         </w:rPr>
         <w:t>Capture and validation block or unblock function for vendor data through a standardised vendor block / Unblock process form.</w:t>
       </w:r>
+    </w:p>
+    <w:p>
+      <w:pPr>
+        <w:pStyle w:val="ListParagraph"/>
+        <w:numPr>
+          <w:ilvl w:val="0"/>
+          <w:numId w:val="10"/>
+        </w:numPr>
+        <w:tabs>
+          <w:tab w:val="left" w:pos="720" w:leader="none"/>
+        </w:tabs>
+        <w:jc w:val="start"/>
+        <w:rPr>
+          <w:rFonts w:ascii="Calibri" w:hAnsi="Calibri" w:cs="Calibri"/>
+          <w:sz w:val="24"/>
+          <w:szCs w:val="24"/>
+          <w:lang w:val="en-IN"/>
+        </w:rPr>
+      </w:pPr>
+      <w:r>
+        <w:rPr>
+          <w:rFonts w:cs="Calibri" w:ascii="Calibri" w:hAnsi="Calibri"/>
+          <w:sz w:val="24"/>
+          <w:szCs w:val="24"/>
+          <w:lang w:val="en-IN"/>
+        </w:rPr>
+        <w:t>Workflow for vendor block / Unblock request initiation, review, and approval, and compliance as applicable.</w:t>
+      </w:r>
+    </w:p>
+    <w:p>
+      <w:pPr>
+        <w:pStyle w:val="ListParagraph"/>
+        <w:numPr>
+          <w:ilvl w:val="0"/>
+          <w:numId w:val="10"/>
+        </w:numPr>
+        <w:tabs>
+          <w:tab w:val="left" w:pos="720" w:leader="none"/>
+        </w:tabs>
+        <w:jc w:val="start"/>
+        <w:rPr>
+          <w:rFonts w:ascii="Calibri" w:hAnsi="Calibri" w:cs="Calibri"/>
+          <w:sz w:val="24"/>
+          <w:szCs w:val="24"/>
+          <w:lang w:val="en-IN"/>
+        </w:rPr>
+      </w:pPr>
+      <w:r>
+        <w:rPr>
+          <w:rFonts w:cs="Calibri" w:ascii="Calibri" w:hAnsi="Calibri"/>
+          <w:sz w:val="24"/>
+          <w:szCs w:val="24"/>
+          <w:lang w:val="en-IN"/>
+        </w:rPr>
+        <w:t>Basic reporting and dashboards for tracking vendor requests, status and turnaround times.</w:t>
+      </w:r>
+    </w:p>
+    <w:p>
+      <w:pPr>
+        <w:pStyle w:val="Heading2"/>
+        <w:ind w:hanging="0" w:start="284"/>
+        <w:jc w:val="start"/>
+        <w:rPr>
+          <w:rFonts w:ascii="Calibri" w:hAnsi="Calibri" w:cs="Calibri"/>
+          <w:lang w:val="en-IN"/>
+        </w:rPr>
+      </w:pPr>
+      <w:bookmarkStart w:id="8" w:name="_Toc218955539"/>
+      <w:r>
+        <w:rPr>
+          <w:rFonts w:cs="Calibri" w:ascii="Calibri" w:hAnsi="Calibri"/>
+          <w:lang w:val="en-IN"/>
+        </w:rPr>
+        <w:t>3.2 Out of Scope</w:t>
+      </w:r>
+      <w:bookmarkEnd w:id="8"/>
     </w:p>
     <w:p>
       <w:pPr>
@@ -3131,7 +3193,7 @@
           <w:szCs w:val="24"/>
           <w:lang w:val="en-IN"/>
         </w:rPr>
-        <w:t>Workflow for vendor block / Unblock request initiation, review, and approval, and compliance as applicable.</w:t>
+        <w:t>Changes to core ERP configuration.</w:t>
       </w:r>
     </w:p>
     <w:p>
@@ -3159,35 +3221,15 @@
           <w:szCs w:val="24"/>
           <w:lang w:val="en-IN"/>
         </w:rPr>
-        <w:t>Basic reporting and dashboards for tracking vendor requests, status and turnaround times.</w:t>
+        <w:t>Advanced vendor performance management, risk scoring, and contract lifecycle management functionalities.</w:t>
       </w:r>
     </w:p>
     <w:p>
       <w:pPr>
-        <w:pStyle w:val="Heading2"/>
-        <w:ind w:hanging="0" w:start="284"/>
-        <w:jc w:val="start"/>
-        <w:rPr>
-          <w:rFonts w:ascii="Calibri" w:hAnsi="Calibri" w:cs="Calibri"/>
-          <w:lang w:val="en-IN"/>
-        </w:rPr>
-      </w:pPr>
-      <w:bookmarkStart w:id="8" w:name="_Toc218955539"/>
-      <w:r>
-        <w:rPr>
-          <w:rFonts w:cs="Calibri" w:ascii="Calibri" w:hAnsi="Calibri"/>
-          <w:lang w:val="en-IN"/>
-        </w:rPr>
-        <w:t>3.2 Out of Scope</w:t>
-      </w:r>
-      <w:bookmarkEnd w:id="8"/>
-    </w:p>
-    <w:p>
-      <w:pPr>
         <w:pStyle w:val="ListParagraph"/>
         <w:numPr>
           <w:ilvl w:val="0"/>
-          <w:numId w:val="12"/>
+          <w:numId w:val="11"/>
         </w:numPr>
         <w:tabs>
           <w:tab w:val="left" w:pos="720" w:leader="none"/>
@@ -3207,62 +3249,6 @@
           <w:szCs w:val="24"/>
           <w:lang w:val="en-IN"/>
         </w:rPr>
-        <w:t>Changes to core ERP configuration.</w:t>
-      </w:r>
-    </w:p>
-    <w:p>
-      <w:pPr>
-        <w:pStyle w:val="ListParagraph"/>
-        <w:numPr>
-          <w:ilvl w:val="0"/>
-          <w:numId w:val="12"/>
-        </w:numPr>
-        <w:tabs>
-          <w:tab w:val="left" w:pos="720" w:leader="none"/>
-        </w:tabs>
-        <w:jc w:val="start"/>
-        <w:rPr>
-          <w:rFonts w:ascii="Calibri" w:hAnsi="Calibri" w:cs="Calibri"/>
-          <w:sz w:val="24"/>
-          <w:szCs w:val="24"/>
-          <w:lang w:val="en-IN"/>
-        </w:rPr>
-      </w:pPr>
-      <w:r>
-        <w:rPr>
-          <w:rFonts w:cs="Calibri" w:ascii="Calibri" w:hAnsi="Calibri"/>
-          <w:sz w:val="24"/>
-          <w:szCs w:val="24"/>
-          <w:lang w:val="en-IN"/>
-        </w:rPr>
-        <w:t>Advanced vendor performance management, risk scoring, and contract lifecycle management functionalities.</w:t>
-      </w:r>
-    </w:p>
-    <w:p>
-      <w:pPr>
-        <w:pStyle w:val="ListParagraph"/>
-        <w:numPr>
-          <w:ilvl w:val="0"/>
-          <w:numId w:val="12"/>
-        </w:numPr>
-        <w:tabs>
-          <w:tab w:val="left" w:pos="720" w:leader="none"/>
-        </w:tabs>
-        <w:jc w:val="start"/>
-        <w:rPr>
-          <w:rFonts w:ascii="Calibri" w:hAnsi="Calibri" w:cs="Calibri"/>
-          <w:sz w:val="24"/>
-          <w:szCs w:val="24"/>
-          <w:lang w:val="en-IN"/>
-        </w:rPr>
-      </w:pPr>
-      <w:r>
-        <w:rPr>
-          <w:rFonts w:cs="Calibri" w:ascii="Calibri" w:hAnsi="Calibri"/>
-          <w:sz w:val="24"/>
-          <w:szCs w:val="24"/>
-          <w:lang w:val="en-IN"/>
-        </w:rPr>
         <w:t>Decommissioning or redesign of unrelated procurement processes (e.g., purchase requisition, purchase order, or invoicing flows).</w:t>
       </w:r>
     </w:p>
@@ -3271,7 +3257,7 @@
         <w:pStyle w:val="ListParagraph"/>
         <w:numPr>
           <w:ilvl w:val="0"/>
-          <w:numId w:val="12"/>
+          <w:numId w:val="11"/>
         </w:numPr>
         <w:tabs>
           <w:tab w:val="left" w:pos="720" w:leader="none"/>
@@ -4445,7 +4431,7 @@
         <w:pStyle w:val="ListParagraph"/>
         <w:numPr>
           <w:ilvl w:val="0"/>
-          <w:numId w:val="13"/>
+          <w:numId w:val="12"/>
         </w:numPr>
         <w:jc w:val="start"/>
         <w:rPr>
@@ -4470,7 +4456,7 @@
         <w:pStyle w:val="ListParagraph"/>
         <w:numPr>
           <w:ilvl w:val="0"/>
-          <w:numId w:val="13"/>
+          <w:numId w:val="12"/>
         </w:numPr>
         <w:jc w:val="start"/>
         <w:rPr>
@@ -6185,7 +6171,7 @@
                 <w:szCs w:val="24"/>
                 <w:lang w:val="en-IN" w:eastAsia="en-IN"/>
               </w:rPr>
-              <w:t>EXTERNAL_DROP_DOWN_VALUE</w:t>
+              <w:t>MULTISELECT_EXTERNAL_DROPDOWN</w:t>
             </w:r>
           </w:p>
         </w:tc>
@@ -6313,6 +6299,44 @@
                 <w:shd w:fill="FFFF00" w:val="clear"/>
                 <w:lang w:val="en-IN" w:eastAsia="en-IN"/>
               </w:rPr>
+              <w:t>Whichever panels are selected in the multiselect dropdown, those panels should be made visible. By default other panels will be invisible</w:t>
+            </w:r>
+          </w:p>
+          <w:p>
+            <w:pPr>
+              <w:pStyle w:val="Normal"/>
+              <w:spacing w:lineRule="auto" w:line="240" w:before="0" w:after="0"/>
+              <w:ind w:start="0"/>
+              <w:jc w:val="start"/>
+              <w:rPr>
+                <w:shd w:fill="FFFF00" w:val="clear"/>
+              </w:rPr>
+            </w:pPr>
+            <w:r>
+              <w:rPr>
+                <w:shd w:fill="FFFF00" w:val="clear"/>
+              </w:rPr>
+            </w:r>
+          </w:p>
+          <w:p>
+            <w:pPr>
+              <w:pStyle w:val="Normal"/>
+              <w:spacing w:lineRule="auto" w:line="240" w:before="0" w:after="0"/>
+              <w:ind w:start="0"/>
+              <w:jc w:val="start"/>
+              <w:rPr>
+                <w:shd w:fill="FFFF00" w:val="clear"/>
+              </w:rPr>
+            </w:pPr>
+            <w:r>
+              <w:rPr>
+                <w:rFonts w:eastAsia="Times New Roman" w:cs="Calibri" w:ascii="Calibri" w:hAnsi="Calibri"/>
+                <w:color w:val="000000"/>
+                <w:sz w:val="24"/>
+                <w:szCs w:val="24"/>
+                <w:shd w:fill="FFFF00" w:val="clear"/>
+                <w:lang w:val="en-IN" w:eastAsia="en-IN"/>
+              </w:rPr>
               <w:t>All the below panels will be invisible by default.</w:t>
             </w:r>
           </w:p>
@@ -6567,7 +6591,7 @@
                 <w:szCs w:val="24"/>
                 <w:lang w:val="en-IN" w:eastAsia="en-IN"/>
               </w:rPr>
-              <w:t xml:space="preserve">If Block / Unblock posting all company code function selected in field "Which function you would like to Update?", then this panel will be visible  and all other panels are invisible </w:t>
+              <w:t xml:space="preserve"> </w:t>
             </w:r>
           </w:p>
         </w:tc>
@@ -6867,7 +6891,7 @@
                 <w:szCs w:val="24"/>
                 <w:lang w:val="en-IN" w:eastAsia="en-IN"/>
               </w:rPr>
-              <w:t>Based on the "Vendor Number" (from Vendor Details panel) input, derive all the values from the EDV table VC_COMPANY_DETAILS and insert into the array. Vendor Number is attribute 1 (filter criteria), Company Code is attribute 2 (display column) of the reference table. Use the Generate Array Form Group rule for this. If the user selects `Block / Unblock posting all company code` in the field `Which function you would like to Update?`, then only this Array should be generated.</w:t>
+              <w:t>Based on the "Vendor Number" (from Vendor Details panel) input, derive all the values from the EDV table VC_COMPANY_DETAILS and insert into the array. Vendor Number is attribute 1 (filter criteria), Company Code is attribute 2 (display column) of the reference table. Use the Generate Array Form Group rule for this. If the user selects `Block / Unblock posting all company code` in the field `Which function you would like to Update?`, then only this Array should be generated. This field should always be disabled.</w:t>
             </w:r>
           </w:p>
         </w:tc>
@@ -7016,7 +7040,7 @@
               </w:rPr>
               <w:t>Shows the current posting block status from the system.</w:t>
               <w:br/>
-              <w:t>Old Status should be derived automatically through Validation from reference table -VC_COMPANY_DETAILS attribute 7 .</w:t>
+              <w:t>Old Status should be derived automatically through Validation from reference table -VC_COMPANY_DETAILS attribute 7.</w:t>
               <w:br/>
               <w:t>This field will always be disabled</w:t>
             </w:r>
@@ -7174,7 +7198,7 @@
               <w:br/>
               <w:t>False</w:t>
               <w:br/>
-              <w:t>if field "Which function you would like to Update?" value is "Block / Unblock posting all company code" then it is mandatory, otherwise it is non mandatory</w:t>
+              <w:t>if field "Which function you would like to Update?" value is "Block / Unblock posting all company code" then it is mandatory, otherwise it is non mandatory. This should not be the same value as posting block old field, else an error should be shown.</w:t>
             </w:r>
           </w:p>
         </w:tc>
@@ -7773,7 +7797,7 @@
                 <w:szCs w:val="24"/>
                 <w:lang w:val="en-IN" w:eastAsia="en-IN"/>
               </w:rPr>
-              <w:t>If Block / Unblock posting selected company code function selected in field "Which function you would like to Update?" (from Vendor Details panel), then this panel will be visible and all other panels are invisible</w:t>
+              <w:t xml:space="preserve"> </w:t>
             </w:r>
           </w:p>
         </w:tc>
@@ -8383,7 +8407,7 @@
               <w:br/>
               <w:t>False</w:t>
               <w:br/>
-              <w:t>if field "Which function you would like to Update?" value is "Block / Unblock posting selected company code then it is mandatory, otherwise it is non-mandatory</w:t>
+              <w:t>if field "Which function you would like to Update?" value is "Block / Unblock posting selected company code then it is mandatory, otherwise it is non-mandatory. This should not be the same value as posting block old field, else an error should be shown.</w:t>
             </w:r>
           </w:p>
         </w:tc>
@@ -8975,14 +8999,7 @@
               </w:rPr>
             </w:pPr>
             <w:r>
-              <w:rPr>
-                <w:rFonts w:eastAsia="Times New Roman" w:cs="Calibri" w:ascii="Calibri" w:hAnsi="Calibri"/>
-                <w:color w:val="000000"/>
-                <w:sz w:val="24"/>
-                <w:szCs w:val="24"/>
-                <w:lang w:val="en-IN" w:eastAsia="en-IN"/>
-              </w:rPr>
-              <w:t>If Payment Block all company code function selected in field "Which function you would like to Update?", then this panel will be visible &amp; mandatory and all other panels are invisible &amp; Non-mandatory</w:t>
+              <w:rPr/>
             </w:r>
           </w:p>
         </w:tc>
@@ -9282,7 +9299,7 @@
                 <w:szCs w:val="24"/>
                 <w:lang w:val="en-IN" w:eastAsia="en-IN"/>
               </w:rPr>
-              <w:t>Based on the "Vendor Number" (from Vendor Details panel) input, derive all the values from the EDV table VC_COMPANY_DETAILS and insert into the array. Vendor Number is attribute 1 (filter criteria), Company Code is attribute 2 (display column) of the reference table. Use the Generate Array Form Group rule for this. If the user selects `Block / Unblock payment all company code` in the field `Which function you would like to Update?`, then only this Array should be generated.</w:t>
+              <w:t>Based on the "Vendor Number" (from Vendor Details panel) input, derive all the values from the EDV table VC_COMPANY_DETAILS and insert into the array. Vendor Number is attribute 1 (filter criteria), Company Code is attribute 2 (display column) of the reference table. Use the Generate Array Form Group rule for this. If the user selects `Block / Unblock payment all company code` in the field `Which function you would like to Update?`, then only this Array should be generated. This field will always be disabled.</w:t>
             </w:r>
           </w:p>
         </w:tc>
@@ -9592,7 +9609,7 @@
               <w:br/>
               <w:t>False</w:t>
               <w:br/>
-              <w:t>if field "Which function you would like to Update? value is "Block / Unblock Payment selected company code then it is mandatory, otherwise it is non-mandatory</w:t>
+              <w:t>if field "Which function you would like to Update? value is "Block / Unblock Payment selected company code then it is mandatory, otherwise it is non-mandatory. This should not be the same value as payment block old field, else an error should be shown.</w:t>
             </w:r>
           </w:p>
         </w:tc>
@@ -10191,7 +10208,7 @@
                 <w:szCs w:val="24"/>
                 <w:lang w:val="en-IN" w:eastAsia="en-IN"/>
               </w:rPr>
-              <w:t xml:space="preserve">If Payment Block selected company code function selected in field "Which function you would like to Update?", then this panel will be visible &amp; all other panels are invisible </w:t>
+              <w:t xml:space="preserve"> </w:t>
             </w:r>
           </w:p>
         </w:tc>
@@ -10643,9 +10660,9 @@
               </w:rPr>
               <w:t>Shows the current payment block status from the system.</w:t>
               <w:br/>
-              <w:t>Old Status should be derived automatically through Validation from reference table reference table -VC_COMPANY_DETAILS attribute 15</w:t>
+              <w:t>Old Status should be derived automatically through Validation from reference table reference table -VC_COMPANY_DETAILS attribute 15 based on Vendor Number field from Vendor Details Panel and Company Code field.</w:t>
               <w:br/>
-              <w:t>This field will always be disabled</w:t>
+              <w:t xml:space="preserve">This field will always be disabled. </w:t>
             </w:r>
           </w:p>
         </w:tc>
@@ -10801,7 +10818,7 @@
               <w:br/>
               <w:t>False</w:t>
               <w:br/>
-              <w:t>if field "Which function you would like to Update? value is "Block / Unblock Payment selected company code then it is mandatory, otherwise it is non-mandatory</w:t>
+              <w:t>if field "Which function you would like to Update? value is "Block / Unblock Payment selected company code then it is mandatory, otherwise it is non-mandatory. This should not be the same value as payment block old field, else an error should be shown.</w:t>
             </w:r>
           </w:p>
         </w:tc>
@@ -11393,14 +11410,7 @@
               </w:rPr>
             </w:pPr>
             <w:r>
-              <w:rPr>
-                <w:rFonts w:eastAsia="Times New Roman" w:cs="Calibri" w:ascii="Calibri" w:hAnsi="Calibri"/>
-                <w:color w:val="000000"/>
-                <w:sz w:val="24"/>
-                <w:szCs w:val="24"/>
-                <w:lang w:val="en-IN" w:eastAsia="en-IN"/>
-              </w:rPr>
-              <w:t>If Block / Unblock purchase Org all company code function selected in field "Which function you would like to Update?", then this panel will be visible and all other panels are invisible</w:t>
+              <w:rPr/>
             </w:r>
           </w:p>
         </w:tc>
@@ -11700,7 +11710,7 @@
                 <w:szCs w:val="24"/>
                 <w:lang w:val="en-IN" w:eastAsia="en-IN"/>
               </w:rPr>
-              <w:t>Based on the "Vendor Number" (from Vendor Details panel) input, derive all the values from the EDV table VC_PURCHASE_DETAILS and insert into the array. Vendor Number is attribute 1 (filter criteria), Purchase Org is attribute 2, Company Code is attribute 3 of the reference table. Use the Generate Array Form Group rule for this. If the user selects `Block / Unblock purchase Org all company code` in the field `Which function you would like to Update?`, then only this Array should be generated.</w:t>
+              <w:t>Based on the "Vendor Number" (from Vendor Details panel) input, derive all the values from the EDV table VC_PURCHASE_DETAILS and insert into the array. Vendor Number is attribute 1 (filter criteria), Purchase Org is attribute 2, Company Code is attribute 3 of the reference table. Use the Generate Array Form Group rule for this. If the user selects `Block / Unblock purchase Org all company code` in the field `Which function you would like to Update?`, then only this Array should be generated. This field will always be disabled.</w:t>
             </w:r>
           </w:p>
         </w:tc>
@@ -11850,27 +11860,7 @@
                 <w:szCs w:val="24"/>
                 <w:lang w:val="en-IN" w:eastAsia="en-IN"/>
               </w:rPr>
-              <w:t xml:space="preserve">Displays all relevant Purchase org linked with company code automatically derived from the  reference table -VC_PURCHASE_DETAILS. </w:t>
-            </w:r>
-            <w:r>
-              <w:rPr>
-                <w:rFonts w:eastAsia="Times New Roman" w:cs="Calibri" w:ascii="Calibri" w:hAnsi="Calibri"/>
-                <w:color w:val="000000"/>
-                <w:sz w:val="24"/>
-                <w:szCs w:val="24"/>
-                <w:lang w:val="en-IN" w:eastAsia="en-IN"/>
-              </w:rPr>
-              <w:t>These dropdown value are dependent on the field `Company Code`.</w:t>
-            </w:r>
-            <w:r>
-              <w:rPr>
-                <w:rFonts w:eastAsia="Times New Roman" w:cs="Calibri" w:ascii="Calibri" w:hAnsi="Calibri"/>
-                <w:color w:val="000000"/>
-                <w:sz w:val="24"/>
-                <w:szCs w:val="24"/>
-                <w:lang w:val="en-IN" w:eastAsia="en-IN"/>
-              </w:rPr>
-              <w:t xml:space="preserve"> </w:t>
+              <w:t xml:space="preserve">Displays all relevant Purchase org linked with company code automatically derived from the  reference table -VC_PURCHASE_DETAILS. These dropdown value are dependent on the field `Company Code`. </w:t>
             </w:r>
           </w:p>
         </w:tc>
@@ -12022,7 +12012,7 @@
               </w:rPr>
               <w:t>Shows the current purchasing block status from the system.</w:t>
               <w:br/>
-              <w:t>Old Status should be derived automatically through Validation from reference table -VC_PURCHASE_DETAILS attribute 7</w:t>
+              <w:t>Old Status should be derived automatically through Validation from reference table -VC_PURCHASE_DETAILS attribute 7 based on Vendor Number field from Vendor Details Panel and Company Code field</w:t>
               <w:br/>
               <w:t>This field will always be disabled</w:t>
             </w:r>
@@ -12180,7 +12170,7 @@
               <w:br/>
               <w:t>False</w:t>
               <w:br/>
-              <w:t>if field "Which function you would like to Update? value is " Block / Unblock purchase Org all company code then it is mandatory, otherwise it is non-mandatory</w:t>
+              <w:t>if field "Which function you would like to Update? value is " Block / Unblock purchase Org all company code then it is mandatory, otherwise it is non-mandatory. This should not be the same value as Purchase org old field, else an error should be shown.</w:t>
             </w:r>
           </w:p>
         </w:tc>
@@ -12779,7 +12769,7 @@
                 <w:szCs w:val="24"/>
                 <w:lang w:val="en-IN" w:eastAsia="en-IN"/>
               </w:rPr>
-              <w:t xml:space="preserve">If Block / Unblock purchase Org selected company code function selected in field "Which function you would like to Update?", then this panel will be visible and all other panels are invisible </w:t>
+              <w:t xml:space="preserve"> </w:t>
             </w:r>
           </w:p>
         </w:tc>
@@ -13081,17 +13071,7 @@
               </w:rPr>
               <w:t>Displays all relevant company codes automatically derived from the reference table -VC_PURCHASE_DETAILS</w:t>
               <w:br/>
-              <w:t xml:space="preserve">Attribute 3 </w:t>
-            </w:r>
-            <w:r>
-              <w:rPr>
-                <w:rFonts w:eastAsia="Times New Roman" w:cs="Calibri" w:ascii="Calibri" w:hAnsi="Calibri"/>
-                <w:color w:val="000000"/>
-                <w:sz w:val="24"/>
-                <w:szCs w:val="24"/>
-                <w:lang w:val="en-IN" w:eastAsia="en-IN"/>
-              </w:rPr>
-              <w:t>and  it is dependent on field value of  "Vendor Number" (from Vendor Details panel) Field</w:t>
+              <w:t>Attribute 3 and  it is dependent on field value of  "Vendor Number" (from Vendor Details panel) Field</w:t>
             </w:r>
           </w:p>
         </w:tc>
@@ -13241,17 +13221,7 @@
                 <w:szCs w:val="24"/>
                 <w:lang w:val="en-IN" w:eastAsia="en-IN"/>
               </w:rPr>
-              <w:t xml:space="preserve">Displays all relevant Purchase org linked with company code automatically derived from the  reference table -VC_PURCHASE_DETAILS. </w:t>
-            </w:r>
-            <w:r>
-              <w:rPr>
-                <w:rFonts w:eastAsia="Times New Roman" w:cs="Calibri" w:ascii="Calibri" w:hAnsi="Calibri"/>
-                <w:color w:val="000000"/>
-                <w:sz w:val="24"/>
-                <w:szCs w:val="24"/>
-                <w:lang w:val="en-IN" w:eastAsia="en-IN"/>
-              </w:rPr>
-              <w:t>These dropdown value are dependent on the field `Company Code`.</w:t>
+              <w:t>Displays all relevant Purchase org linked with company code automatically derived from the  reference table -VC_PURCHASE_DETAILS. These dropdown value are dependent on the field `Company Code`.</w:t>
             </w:r>
           </w:p>
         </w:tc>
@@ -13557,7 +13527,7 @@
               <w:br/>
               <w:t>False</w:t>
               <w:br/>
-              <w:t>if field "Which function you would like to Update? value is " Block / Unblock purchase Org selected company code then it is mandatory, otherwise it is non-mandatory</w:t>
+              <w:t>if field "Which function you would like to Update? value is " Block / Unblock purchase Org selected company code then it is mandatory, otherwise it is non-mandatory. This field should not be same as Purchase org old, an error should be shown if it is same as Purchase org old field.</w:t>
             </w:r>
           </w:p>
         </w:tc>
@@ -20303,7 +20273,7 @@
         <w:pStyle w:val="ListParagraph"/>
         <w:numPr>
           <w:ilvl w:val="0"/>
-          <w:numId w:val="14"/>
+          <w:numId w:val="13"/>
         </w:numPr>
         <w:jc w:val="start"/>
         <w:rPr>
@@ -20327,7 +20297,7 @@
         <w:pStyle w:val="ListParagraph"/>
         <w:numPr>
           <w:ilvl w:val="1"/>
-          <w:numId w:val="14"/>
+          <w:numId w:val="13"/>
         </w:numPr>
         <w:jc w:val="start"/>
         <w:rPr>
@@ -20352,7 +20322,7 @@
         <w:pStyle w:val="ListParagraph"/>
         <w:numPr>
           <w:ilvl w:val="1"/>
-          <w:numId w:val="14"/>
+          <w:numId w:val="13"/>
         </w:numPr>
         <w:jc w:val="start"/>
         <w:rPr>
@@ -20377,7 +20347,7 @@
         <w:pStyle w:val="ListParagraph"/>
         <w:numPr>
           <w:ilvl w:val="1"/>
-          <w:numId w:val="14"/>
+          <w:numId w:val="13"/>
         </w:numPr>
         <w:jc w:val="start"/>
         <w:rPr>
@@ -20402,7 +20372,7 @@
         <w:pStyle w:val="ListParagraph"/>
         <w:numPr>
           <w:ilvl w:val="1"/>
-          <w:numId w:val="14"/>
+          <w:numId w:val="13"/>
         </w:numPr>
         <w:jc w:val="start"/>
         <w:rPr>
@@ -20427,7 +20397,7 @@
         <w:pStyle w:val="ListParagraph"/>
         <w:numPr>
           <w:ilvl w:val="1"/>
-          <w:numId w:val="14"/>
+          <w:numId w:val="13"/>
         </w:numPr>
         <w:jc w:val="start"/>
         <w:rPr>
@@ -20452,7 +20422,7 @@
         <w:pStyle w:val="ListParagraph"/>
         <w:numPr>
           <w:ilvl w:val="1"/>
-          <w:numId w:val="14"/>
+          <w:numId w:val="13"/>
         </w:numPr>
         <w:jc w:val="start"/>
         <w:rPr>
@@ -20477,7 +20447,7 @@
         <w:pStyle w:val="ListParagraph"/>
         <w:numPr>
           <w:ilvl w:val="1"/>
-          <w:numId w:val="14"/>
+          <w:numId w:val="13"/>
         </w:numPr>
         <w:jc w:val="start"/>
         <w:rPr>
@@ -20502,7 +20472,7 @@
         <w:pStyle w:val="ListParagraph"/>
         <w:numPr>
           <w:ilvl w:val="0"/>
-          <w:numId w:val="14"/>
+          <w:numId w:val="13"/>
         </w:numPr>
         <w:jc w:val="start"/>
         <w:rPr>
@@ -20527,7 +20497,7 @@
         <w:pStyle w:val="ListParagraph"/>
         <w:numPr>
           <w:ilvl w:val="0"/>
-          <w:numId w:val="14"/>
+          <w:numId w:val="13"/>
         </w:numPr>
         <w:jc w:val="start"/>
         <w:rPr>
@@ -20574,7 +20544,7 @@
         <w:pStyle w:val="ListParagraph"/>
         <w:numPr>
           <w:ilvl w:val="0"/>
-          <w:numId w:val="14"/>
+          <w:numId w:val="13"/>
         </w:numPr>
         <w:spacing w:before="0" w:after="120"/>
         <w:contextualSpacing/>
@@ -20631,8 +20601,8 @@
       <w:tblGrid>
         <w:gridCol w:w="2211"/>
         <w:gridCol w:w="3459"/>
-        <w:gridCol w:w="1979"/>
-        <w:gridCol w:w="2127"/>
+        <w:gridCol w:w="1977"/>
+        <w:gridCol w:w="2129"/>
       </w:tblGrid>
       <w:tr>
         <w:trPr>
@@ -20722,7 +20692,7 @@
         </w:tc>
         <w:tc>
           <w:tcPr>
-            <w:tcW w:w="1979" w:type="dxa"/>
+            <w:tcW w:w="1977" w:type="dxa"/>
             <w:tcBorders>
               <w:top w:val="single" w:sz="4" w:space="0" w:color="000000"/>
               <w:start w:val="single" w:sz="4" w:space="0" w:color="000000"/>
@@ -20763,7 +20733,7 @@
         </w:tc>
         <w:tc>
           <w:tcPr>
-            <w:tcW w:w="2127" w:type="dxa"/>
+            <w:tcW w:w="2129" w:type="dxa"/>
             <w:tcBorders>
               <w:top w:val="single" w:sz="4" w:space="0" w:color="000000"/>
               <w:start w:val="single" w:sz="4" w:space="0" w:color="000000"/>
@@ -20881,7 +20851,7 @@
         </w:tc>
         <w:tc>
           <w:tcPr>
-            <w:tcW w:w="1979" w:type="dxa"/>
+            <w:tcW w:w="1977" w:type="dxa"/>
             <w:tcBorders>
               <w:top w:val="single" w:sz="4" w:space="0" w:color="000000"/>
               <w:start w:val="single" w:sz="4" w:space="0" w:color="000000"/>
@@ -20917,7 +20887,7 @@
         </w:tc>
         <w:tc>
           <w:tcPr>
-            <w:tcW w:w="2127" w:type="dxa"/>
+            <w:tcW w:w="2129" w:type="dxa"/>
             <w:tcBorders>
               <w:top w:val="single" w:sz="4" w:space="0" w:color="000000"/>
               <w:start w:val="single" w:sz="4" w:space="0" w:color="000000"/>
@@ -21032,7 +21002,7 @@
         </w:tc>
         <w:tc>
           <w:tcPr>
-            <w:tcW w:w="1979" w:type="dxa"/>
+            <w:tcW w:w="1977" w:type="dxa"/>
             <w:tcBorders>
               <w:top w:val="single" w:sz="4" w:space="0" w:color="000000"/>
               <w:start w:val="single" w:sz="4" w:space="0" w:color="000000"/>
@@ -21069,7 +21039,7 @@
         </w:tc>
         <w:tc>
           <w:tcPr>
-            <w:tcW w:w="2127" w:type="dxa"/>
+            <w:tcW w:w="2129" w:type="dxa"/>
             <w:tcBorders>
               <w:top w:val="single" w:sz="4" w:space="0" w:color="000000"/>
               <w:start w:val="single" w:sz="4" w:space="0" w:color="000000"/>
@@ -21184,7 +21154,7 @@
         </w:tc>
         <w:tc>
           <w:tcPr>
-            <w:tcW w:w="1979" w:type="dxa"/>
+            <w:tcW w:w="1977" w:type="dxa"/>
             <w:tcBorders>
               <w:top w:val="single" w:sz="4" w:space="0" w:color="000000"/>
               <w:start w:val="single" w:sz="4" w:space="0" w:color="000000"/>
@@ -21221,7 +21191,7 @@
         </w:tc>
         <w:tc>
           <w:tcPr>
-            <w:tcW w:w="2127" w:type="dxa"/>
+            <w:tcW w:w="2129" w:type="dxa"/>
             <w:tcBorders>
               <w:top w:val="single" w:sz="4" w:space="0" w:color="000000"/>
               <w:start w:val="single" w:sz="4" w:space="0" w:color="000000"/>
@@ -21336,7 +21306,7 @@
         </w:tc>
         <w:tc>
           <w:tcPr>
-            <w:tcW w:w="1979" w:type="dxa"/>
+            <w:tcW w:w="1977" w:type="dxa"/>
             <w:tcBorders>
               <w:top w:val="single" w:sz="4" w:space="0" w:color="000000"/>
               <w:start w:val="single" w:sz="4" w:space="0" w:color="000000"/>
@@ -21373,7 +21343,7 @@
         </w:tc>
         <w:tc>
           <w:tcPr>
-            <w:tcW w:w="2127" w:type="dxa"/>
+            <w:tcW w:w="2129" w:type="dxa"/>
             <w:tcBorders>
               <w:top w:val="single" w:sz="4" w:space="0" w:color="000000"/>
               <w:start w:val="single" w:sz="4" w:space="0" w:color="000000"/>
@@ -21488,7 +21458,7 @@
         </w:tc>
         <w:tc>
           <w:tcPr>
-            <w:tcW w:w="1979" w:type="dxa"/>
+            <w:tcW w:w="1977" w:type="dxa"/>
             <w:tcBorders>
               <w:top w:val="single" w:sz="4" w:space="0" w:color="000000"/>
               <w:start w:val="single" w:sz="4" w:space="0" w:color="000000"/>
@@ -21525,7 +21495,7 @@
         </w:tc>
         <w:tc>
           <w:tcPr>
-            <w:tcW w:w="2127" w:type="dxa"/>
+            <w:tcW w:w="2129" w:type="dxa"/>
             <w:tcBorders>
               <w:top w:val="single" w:sz="4" w:space="0" w:color="000000"/>
               <w:start w:val="single" w:sz="4" w:space="0" w:color="000000"/>
@@ -21640,7 +21610,7 @@
         </w:tc>
         <w:tc>
           <w:tcPr>
-            <w:tcW w:w="1979" w:type="dxa"/>
+            <w:tcW w:w="1977" w:type="dxa"/>
             <w:tcBorders>
               <w:top w:val="single" w:sz="4" w:space="0" w:color="000000"/>
               <w:start w:val="single" w:sz="4" w:space="0" w:color="000000"/>
@@ -21677,7 +21647,7 @@
         </w:tc>
         <w:tc>
           <w:tcPr>
-            <w:tcW w:w="2127" w:type="dxa"/>
+            <w:tcW w:w="2129" w:type="dxa"/>
             <w:tcBorders>
               <w:top w:val="single" w:sz="4" w:space="0" w:color="000000"/>
               <w:start w:val="single" w:sz="4" w:space="0" w:color="000000"/>
@@ -21792,7 +21762,7 @@
         </w:tc>
         <w:tc>
           <w:tcPr>
-            <w:tcW w:w="1979" w:type="dxa"/>
+            <w:tcW w:w="1977" w:type="dxa"/>
             <w:tcBorders>
               <w:top w:val="single" w:sz="4" w:space="0" w:color="000000"/>
               <w:start w:val="single" w:sz="4" w:space="0" w:color="000000"/>
@@ -21829,7 +21799,7 @@
         </w:tc>
         <w:tc>
           <w:tcPr>
-            <w:tcW w:w="2127" w:type="dxa"/>
+            <w:tcW w:w="2129" w:type="dxa"/>
             <w:tcBorders>
               <w:top w:val="single" w:sz="4" w:space="0" w:color="000000"/>
               <w:start w:val="single" w:sz="4" w:space="0" w:color="000000"/>
@@ -21944,7 +21914,7 @@
         </w:tc>
         <w:tc>
           <w:tcPr>
-            <w:tcW w:w="1979" w:type="dxa"/>
+            <w:tcW w:w="1977" w:type="dxa"/>
             <w:tcBorders>
               <w:top w:val="single" w:sz="4" w:space="0" w:color="000000"/>
               <w:start w:val="single" w:sz="4" w:space="0" w:color="000000"/>
@@ -21981,7 +21951,7 @@
         </w:tc>
         <w:tc>
           <w:tcPr>
-            <w:tcW w:w="2127" w:type="dxa"/>
+            <w:tcW w:w="2129" w:type="dxa"/>
             <w:tcBorders>
               <w:top w:val="single" w:sz="4" w:space="0" w:color="000000"/>
               <w:start w:val="single" w:sz="4" w:space="0" w:color="000000"/>
@@ -22096,7 +22066,7 @@
         </w:tc>
         <w:tc>
           <w:tcPr>
-            <w:tcW w:w="1979" w:type="dxa"/>
+            <w:tcW w:w="1977" w:type="dxa"/>
             <w:tcBorders>
               <w:top w:val="single" w:sz="4" w:space="0" w:color="000000"/>
               <w:start w:val="single" w:sz="4" w:space="0" w:color="000000"/>
@@ -22133,7 +22103,7 @@
         </w:tc>
         <w:tc>
           <w:tcPr>
-            <w:tcW w:w="2127" w:type="dxa"/>
+            <w:tcW w:w="2129" w:type="dxa"/>
             <w:tcBorders>
               <w:top w:val="single" w:sz="4" w:space="0" w:color="000000"/>
               <w:start w:val="single" w:sz="4" w:space="0" w:color="000000"/>
@@ -22248,7 +22218,7 @@
         </w:tc>
         <w:tc>
           <w:tcPr>
-            <w:tcW w:w="1979" w:type="dxa"/>
+            <w:tcW w:w="1977" w:type="dxa"/>
             <w:tcBorders>
               <w:top w:val="single" w:sz="4" w:space="0" w:color="000000"/>
               <w:start w:val="single" w:sz="4" w:space="0" w:color="000000"/>
@@ -22285,7 +22255,7 @@
         </w:tc>
         <w:tc>
           <w:tcPr>
-            <w:tcW w:w="2127" w:type="dxa"/>
+            <w:tcW w:w="2129" w:type="dxa"/>
             <w:tcBorders>
               <w:top w:val="single" w:sz="4" w:space="0" w:color="000000"/>
               <w:start w:val="single" w:sz="4" w:space="0" w:color="000000"/>
@@ -22400,7 +22370,7 @@
         </w:tc>
         <w:tc>
           <w:tcPr>
-            <w:tcW w:w="1979" w:type="dxa"/>
+            <w:tcW w:w="1977" w:type="dxa"/>
             <w:tcBorders>
               <w:top w:val="single" w:sz="4" w:space="0" w:color="000000"/>
               <w:start w:val="single" w:sz="4" w:space="0" w:color="000000"/>
@@ -22437,7 +22407,7 @@
         </w:tc>
         <w:tc>
           <w:tcPr>
-            <w:tcW w:w="2127" w:type="dxa"/>
+            <w:tcW w:w="2129" w:type="dxa"/>
             <w:tcBorders>
               <w:top w:val="single" w:sz="4" w:space="0" w:color="000000"/>
               <w:start w:val="single" w:sz="4" w:space="0" w:color="000000"/>
@@ -22552,7 +22522,7 @@
         </w:tc>
         <w:tc>
           <w:tcPr>
-            <w:tcW w:w="1979" w:type="dxa"/>
+            <w:tcW w:w="1977" w:type="dxa"/>
             <w:tcBorders>
               <w:top w:val="single" w:sz="4" w:space="0" w:color="000000"/>
               <w:start w:val="single" w:sz="4" w:space="0" w:color="000000"/>
@@ -22589,7 +22559,7 @@
         </w:tc>
         <w:tc>
           <w:tcPr>
-            <w:tcW w:w="2127" w:type="dxa"/>
+            <w:tcW w:w="2129" w:type="dxa"/>
             <w:tcBorders>
               <w:top w:val="single" w:sz="4" w:space="0" w:color="000000"/>
               <w:start w:val="single" w:sz="4" w:space="0" w:color="000000"/>
@@ -22704,7 +22674,7 @@
         </w:tc>
         <w:tc>
           <w:tcPr>
-            <w:tcW w:w="1979" w:type="dxa"/>
+            <w:tcW w:w="1977" w:type="dxa"/>
             <w:tcBorders>
               <w:top w:val="single" w:sz="4" w:space="0" w:color="000000"/>
               <w:start w:val="single" w:sz="4" w:space="0" w:color="000000"/>
@@ -22741,7 +22711,7 @@
         </w:tc>
         <w:tc>
           <w:tcPr>
-            <w:tcW w:w="2127" w:type="dxa"/>
+            <w:tcW w:w="2129" w:type="dxa"/>
             <w:tcBorders>
               <w:top w:val="single" w:sz="4" w:space="0" w:color="000000"/>
               <w:start w:val="single" w:sz="4" w:space="0" w:color="000000"/>
@@ -22856,7 +22826,7 @@
         </w:tc>
         <w:tc>
           <w:tcPr>
-            <w:tcW w:w="1979" w:type="dxa"/>
+            <w:tcW w:w="1977" w:type="dxa"/>
             <w:tcBorders>
               <w:top w:val="single" w:sz="4" w:space="0" w:color="000000"/>
               <w:start w:val="single" w:sz="4" w:space="0" w:color="000000"/>
@@ -22893,7 +22863,7 @@
         </w:tc>
         <w:tc>
           <w:tcPr>
-            <w:tcW w:w="2127" w:type="dxa"/>
+            <w:tcW w:w="2129" w:type="dxa"/>
             <w:tcBorders>
               <w:top w:val="single" w:sz="4" w:space="0" w:color="000000"/>
               <w:start w:val="single" w:sz="4" w:space="0" w:color="000000"/>
@@ -23008,7 +22978,7 @@
         </w:tc>
         <w:tc>
           <w:tcPr>
-            <w:tcW w:w="1979" w:type="dxa"/>
+            <w:tcW w:w="1977" w:type="dxa"/>
             <w:tcBorders>
               <w:top w:val="single" w:sz="4" w:space="0" w:color="000000"/>
               <w:start w:val="single" w:sz="4" w:space="0" w:color="000000"/>
@@ -23045,7 +23015,7 @@
         </w:tc>
         <w:tc>
           <w:tcPr>
-            <w:tcW w:w="2127" w:type="dxa"/>
+            <w:tcW w:w="2129" w:type="dxa"/>
             <w:tcBorders>
               <w:top w:val="single" w:sz="4" w:space="0" w:color="000000"/>
               <w:start w:val="single" w:sz="4" w:space="0" w:color="000000"/>
@@ -23160,7 +23130,7 @@
         </w:tc>
         <w:tc>
           <w:tcPr>
-            <w:tcW w:w="1979" w:type="dxa"/>
+            <w:tcW w:w="1977" w:type="dxa"/>
             <w:tcBorders>
               <w:top w:val="single" w:sz="4" w:space="0" w:color="000000"/>
               <w:start w:val="single" w:sz="4" w:space="0" w:color="000000"/>
@@ -23197,7 +23167,7 @@
         </w:tc>
         <w:tc>
           <w:tcPr>
-            <w:tcW w:w="2127" w:type="dxa"/>
+            <w:tcW w:w="2129" w:type="dxa"/>
             <w:tcBorders>
               <w:top w:val="single" w:sz="4" w:space="0" w:color="000000"/>
               <w:start w:val="single" w:sz="4" w:space="0" w:color="000000"/>
@@ -23312,7 +23282,7 @@
         </w:tc>
         <w:tc>
           <w:tcPr>
-            <w:tcW w:w="1979" w:type="dxa"/>
+            <w:tcW w:w="1977" w:type="dxa"/>
             <w:tcBorders>
               <w:top w:val="single" w:sz="4" w:space="0" w:color="000000"/>
               <w:start w:val="single" w:sz="4" w:space="0" w:color="000000"/>
@@ -23348,7 +23318,7 @@
         </w:tc>
         <w:tc>
           <w:tcPr>
-            <w:tcW w:w="2127" w:type="dxa"/>
+            <w:tcW w:w="2129" w:type="dxa"/>
             <w:tcBorders>
               <w:top w:val="single" w:sz="4" w:space="0" w:color="000000"/>
               <w:start w:val="single" w:sz="4" w:space="0" w:color="000000"/>
@@ -23463,7 +23433,7 @@
         </w:tc>
         <w:tc>
           <w:tcPr>
-            <w:tcW w:w="1979" w:type="dxa"/>
+            <w:tcW w:w="1977" w:type="dxa"/>
             <w:tcBorders>
               <w:top w:val="single" w:sz="4" w:space="0" w:color="000000"/>
               <w:start w:val="single" w:sz="4" w:space="0" w:color="000000"/>
@@ -23500,7 +23470,7 @@
         </w:tc>
         <w:tc>
           <w:tcPr>
-            <w:tcW w:w="2127" w:type="dxa"/>
+            <w:tcW w:w="2129" w:type="dxa"/>
             <w:tcBorders>
               <w:top w:val="single" w:sz="4" w:space="0" w:color="000000"/>
               <w:start w:val="single" w:sz="4" w:space="0" w:color="000000"/>
@@ -23615,7 +23585,7 @@
         </w:tc>
         <w:tc>
           <w:tcPr>
-            <w:tcW w:w="1979" w:type="dxa"/>
+            <w:tcW w:w="1977" w:type="dxa"/>
             <w:tcBorders>
               <w:top w:val="single" w:sz="4" w:space="0" w:color="000000"/>
               <w:start w:val="single" w:sz="4" w:space="0" w:color="000000"/>
@@ -23652,7 +23622,7 @@
         </w:tc>
         <w:tc>
           <w:tcPr>
-            <w:tcW w:w="2127" w:type="dxa"/>
+            <w:tcW w:w="2129" w:type="dxa"/>
             <w:tcBorders>
               <w:top w:val="single" w:sz="4" w:space="0" w:color="000000"/>
               <w:start w:val="single" w:sz="4" w:space="0" w:color="000000"/>
@@ -23767,7 +23737,7 @@
         </w:tc>
         <w:tc>
           <w:tcPr>
-            <w:tcW w:w="1979" w:type="dxa"/>
+            <w:tcW w:w="1977" w:type="dxa"/>
             <w:tcBorders>
               <w:top w:val="single" w:sz="4" w:space="0" w:color="000000"/>
               <w:start w:val="single" w:sz="4" w:space="0" w:color="000000"/>
@@ -23804,7 +23774,7 @@
         </w:tc>
         <w:tc>
           <w:tcPr>
-            <w:tcW w:w="2127" w:type="dxa"/>
+            <w:tcW w:w="2129" w:type="dxa"/>
             <w:tcBorders>
               <w:top w:val="single" w:sz="4" w:space="0" w:color="000000"/>
               <w:start w:val="single" w:sz="4" w:space="0" w:color="000000"/>
@@ -23919,7 +23889,7 @@
         </w:tc>
         <w:tc>
           <w:tcPr>
-            <w:tcW w:w="1979" w:type="dxa"/>
+            <w:tcW w:w="1977" w:type="dxa"/>
             <w:tcBorders>
               <w:top w:val="single" w:sz="4" w:space="0" w:color="000000"/>
               <w:start w:val="single" w:sz="4" w:space="0" w:color="000000"/>
@@ -23956,7 +23926,7 @@
         </w:tc>
         <w:tc>
           <w:tcPr>
-            <w:tcW w:w="2127" w:type="dxa"/>
+            <w:tcW w:w="2129" w:type="dxa"/>
             <w:tcBorders>
               <w:top w:val="single" w:sz="4" w:space="0" w:color="000000"/>
               <w:start w:val="single" w:sz="4" w:space="0" w:color="000000"/>
@@ -24071,7 +24041,7 @@
         </w:tc>
         <w:tc>
           <w:tcPr>
-            <w:tcW w:w="1979" w:type="dxa"/>
+            <w:tcW w:w="1977" w:type="dxa"/>
             <w:tcBorders>
               <w:top w:val="single" w:sz="4" w:space="0" w:color="000000"/>
               <w:start w:val="single" w:sz="4" w:space="0" w:color="000000"/>
@@ -24108,7 +24078,7 @@
         </w:tc>
         <w:tc>
           <w:tcPr>
-            <w:tcW w:w="2127" w:type="dxa"/>
+            <w:tcW w:w="2129" w:type="dxa"/>
             <w:tcBorders>
               <w:top w:val="single" w:sz="4" w:space="0" w:color="000000"/>
               <w:start w:val="single" w:sz="4" w:space="0" w:color="000000"/>
@@ -24223,7 +24193,7 @@
         </w:tc>
         <w:tc>
           <w:tcPr>
-            <w:tcW w:w="1979" w:type="dxa"/>
+            <w:tcW w:w="1977" w:type="dxa"/>
             <w:tcBorders>
               <w:top w:val="single" w:sz="4" w:space="0" w:color="000000"/>
               <w:start w:val="single" w:sz="4" w:space="0" w:color="000000"/>
@@ -24260,7 +24230,7 @@
         </w:tc>
         <w:tc>
           <w:tcPr>
-            <w:tcW w:w="2127" w:type="dxa"/>
+            <w:tcW w:w="2129" w:type="dxa"/>
             <w:tcBorders>
               <w:top w:val="single" w:sz="4" w:space="0" w:color="000000"/>
               <w:start w:val="single" w:sz="4" w:space="0" w:color="000000"/>
@@ -24375,7 +24345,7 @@
         </w:tc>
         <w:tc>
           <w:tcPr>
-            <w:tcW w:w="1979" w:type="dxa"/>
+            <w:tcW w:w="1977" w:type="dxa"/>
             <w:tcBorders>
               <w:top w:val="single" w:sz="4" w:space="0" w:color="000000"/>
               <w:start w:val="single" w:sz="4" w:space="0" w:color="000000"/>
@@ -24412,7 +24382,7 @@
         </w:tc>
         <w:tc>
           <w:tcPr>
-            <w:tcW w:w="2127" w:type="dxa"/>
+            <w:tcW w:w="2129" w:type="dxa"/>
             <w:tcBorders>
               <w:top w:val="single" w:sz="4" w:space="0" w:color="000000"/>
               <w:start w:val="single" w:sz="4" w:space="0" w:color="000000"/>
@@ -24527,7 +24497,7 @@
         </w:tc>
         <w:tc>
           <w:tcPr>
-            <w:tcW w:w="1979" w:type="dxa"/>
+            <w:tcW w:w="1977" w:type="dxa"/>
             <w:tcBorders>
               <w:top w:val="single" w:sz="4" w:space="0" w:color="000000"/>
               <w:start w:val="single" w:sz="4" w:space="0" w:color="000000"/>
@@ -24564,7 +24534,7 @@
         </w:tc>
         <w:tc>
           <w:tcPr>
-            <w:tcW w:w="2127" w:type="dxa"/>
+            <w:tcW w:w="2129" w:type="dxa"/>
             <w:tcBorders>
               <w:top w:val="single" w:sz="4" w:space="0" w:color="000000"/>
               <w:start w:val="single" w:sz="4" w:space="0" w:color="000000"/>
@@ -24679,7 +24649,7 @@
         </w:tc>
         <w:tc>
           <w:tcPr>
-            <w:tcW w:w="1979" w:type="dxa"/>
+            <w:tcW w:w="1977" w:type="dxa"/>
             <w:tcBorders>
               <w:top w:val="single" w:sz="4" w:space="0" w:color="000000"/>
               <w:start w:val="single" w:sz="4" w:space="0" w:color="000000"/>
@@ -24716,7 +24686,7 @@
         </w:tc>
         <w:tc>
           <w:tcPr>
-            <w:tcW w:w="2127" w:type="dxa"/>
+            <w:tcW w:w="2129" w:type="dxa"/>
             <w:tcBorders>
               <w:top w:val="single" w:sz="4" w:space="0" w:color="000000"/>
               <w:start w:val="single" w:sz="4" w:space="0" w:color="000000"/>
@@ -24831,7 +24801,7 @@
         </w:tc>
         <w:tc>
           <w:tcPr>
-            <w:tcW w:w="1979" w:type="dxa"/>
+            <w:tcW w:w="1977" w:type="dxa"/>
             <w:tcBorders>
               <w:top w:val="single" w:sz="4" w:space="0" w:color="000000"/>
               <w:start w:val="single" w:sz="4" w:space="0" w:color="000000"/>
@@ -24868,7 +24838,7 @@
         </w:tc>
         <w:tc>
           <w:tcPr>
-            <w:tcW w:w="2127" w:type="dxa"/>
+            <w:tcW w:w="2129" w:type="dxa"/>
             <w:tcBorders>
               <w:top w:val="single" w:sz="4" w:space="0" w:color="000000"/>
               <w:start w:val="single" w:sz="4" w:space="0" w:color="000000"/>
@@ -24983,7 +24953,7 @@
         </w:tc>
         <w:tc>
           <w:tcPr>
-            <w:tcW w:w="1979" w:type="dxa"/>
+            <w:tcW w:w="1977" w:type="dxa"/>
             <w:tcBorders>
               <w:top w:val="single" w:sz="4" w:space="0" w:color="000000"/>
               <w:start w:val="single" w:sz="4" w:space="0" w:color="000000"/>
@@ -25020,7 +24990,7 @@
         </w:tc>
         <w:tc>
           <w:tcPr>
-            <w:tcW w:w="2127" w:type="dxa"/>
+            <w:tcW w:w="2129" w:type="dxa"/>
             <w:tcBorders>
               <w:top w:val="single" w:sz="4" w:space="0" w:color="000000"/>
               <w:start w:val="single" w:sz="4" w:space="0" w:color="000000"/>
@@ -25135,7 +25105,7 @@
         </w:tc>
         <w:tc>
           <w:tcPr>
-            <w:tcW w:w="1979" w:type="dxa"/>
+            <w:tcW w:w="1977" w:type="dxa"/>
             <w:tcBorders>
               <w:top w:val="single" w:sz="4" w:space="0" w:color="000000"/>
               <w:start w:val="single" w:sz="4" w:space="0" w:color="000000"/>
@@ -25172,7 +25142,7 @@
         </w:tc>
         <w:tc>
           <w:tcPr>
-            <w:tcW w:w="2127" w:type="dxa"/>
+            <w:tcW w:w="2129" w:type="dxa"/>
             <w:tcBorders>
               <w:top w:val="single" w:sz="4" w:space="0" w:color="000000"/>
               <w:start w:val="single" w:sz="4" w:space="0" w:color="000000"/>
@@ -25287,7 +25257,7 @@
         </w:tc>
         <w:tc>
           <w:tcPr>
-            <w:tcW w:w="1979" w:type="dxa"/>
+            <w:tcW w:w="1977" w:type="dxa"/>
             <w:tcBorders>
               <w:top w:val="single" w:sz="4" w:space="0" w:color="000000"/>
               <w:start w:val="single" w:sz="4" w:space="0" w:color="000000"/>
@@ -25324,7 +25294,7 @@
         </w:tc>
         <w:tc>
           <w:tcPr>
-            <w:tcW w:w="2127" w:type="dxa"/>
+            <w:tcW w:w="2129" w:type="dxa"/>
             <w:tcBorders>
               <w:top w:val="single" w:sz="4" w:space="0" w:color="000000"/>
               <w:start w:val="single" w:sz="4" w:space="0" w:color="000000"/>
@@ -25439,7 +25409,7 @@
         </w:tc>
         <w:tc>
           <w:tcPr>
-            <w:tcW w:w="1979" w:type="dxa"/>
+            <w:tcW w:w="1977" w:type="dxa"/>
             <w:tcBorders>
               <w:top w:val="single" w:sz="4" w:space="0" w:color="000000"/>
               <w:start w:val="single" w:sz="4" w:space="0" w:color="000000"/>
@@ -25476,7 +25446,7 @@
         </w:tc>
         <w:tc>
           <w:tcPr>
-            <w:tcW w:w="2127" w:type="dxa"/>
+            <w:tcW w:w="2129" w:type="dxa"/>
             <w:tcBorders>
               <w:top w:val="single" w:sz="4" w:space="0" w:color="000000"/>
               <w:start w:val="single" w:sz="4" w:space="0" w:color="000000"/>
@@ -25591,7 +25561,7 @@
         </w:tc>
         <w:tc>
           <w:tcPr>
-            <w:tcW w:w="1979" w:type="dxa"/>
+            <w:tcW w:w="1977" w:type="dxa"/>
             <w:tcBorders>
               <w:top w:val="single" w:sz="4" w:space="0" w:color="000000"/>
               <w:start w:val="single" w:sz="4" w:space="0" w:color="000000"/>
@@ -25628,7 +25598,7 @@
         </w:tc>
         <w:tc>
           <w:tcPr>
-            <w:tcW w:w="2127" w:type="dxa"/>
+            <w:tcW w:w="2129" w:type="dxa"/>
             <w:tcBorders>
               <w:top w:val="single" w:sz="4" w:space="0" w:color="000000"/>
               <w:start w:val="single" w:sz="4" w:space="0" w:color="000000"/>
@@ -25743,7 +25713,7 @@
         </w:tc>
         <w:tc>
           <w:tcPr>
-            <w:tcW w:w="1979" w:type="dxa"/>
+            <w:tcW w:w="1977" w:type="dxa"/>
             <w:tcBorders>
               <w:top w:val="single" w:sz="4" w:space="0" w:color="000000"/>
               <w:start w:val="single" w:sz="4" w:space="0" w:color="000000"/>
@@ -25780,7 +25750,7 @@
         </w:tc>
         <w:tc>
           <w:tcPr>
-            <w:tcW w:w="2127" w:type="dxa"/>
+            <w:tcW w:w="2129" w:type="dxa"/>
             <w:tcBorders>
               <w:top w:val="single" w:sz="4" w:space="0" w:color="000000"/>
               <w:start w:val="single" w:sz="4" w:space="0" w:color="000000"/>
@@ -25895,7 +25865,7 @@
         </w:tc>
         <w:tc>
           <w:tcPr>
-            <w:tcW w:w="1979" w:type="dxa"/>
+            <w:tcW w:w="1977" w:type="dxa"/>
             <w:tcBorders>
               <w:top w:val="single" w:sz="4" w:space="0" w:color="000000"/>
               <w:start w:val="single" w:sz="4" w:space="0" w:color="000000"/>
@@ -25932,7 +25902,7 @@
         </w:tc>
         <w:tc>
           <w:tcPr>
-            <w:tcW w:w="2127" w:type="dxa"/>
+            <w:tcW w:w="2129" w:type="dxa"/>
             <w:tcBorders>
               <w:top w:val="single" w:sz="4" w:space="0" w:color="000000"/>
               <w:start w:val="single" w:sz="4" w:space="0" w:color="000000"/>
@@ -26047,7 +26017,7 @@
         </w:tc>
         <w:tc>
           <w:tcPr>
-            <w:tcW w:w="1979" w:type="dxa"/>
+            <w:tcW w:w="1977" w:type="dxa"/>
             <w:tcBorders>
               <w:top w:val="single" w:sz="4" w:space="0" w:color="000000"/>
               <w:start w:val="single" w:sz="4" w:space="0" w:color="000000"/>
@@ -26084,7 +26054,7 @@
         </w:tc>
         <w:tc>
           <w:tcPr>
-            <w:tcW w:w="2127" w:type="dxa"/>
+            <w:tcW w:w="2129" w:type="dxa"/>
             <w:tcBorders>
               <w:top w:val="single" w:sz="4" w:space="0" w:color="000000"/>
               <w:start w:val="single" w:sz="4" w:space="0" w:color="000000"/>
@@ -26199,7 +26169,7 @@
         </w:tc>
         <w:tc>
           <w:tcPr>
-            <w:tcW w:w="1979" w:type="dxa"/>
+            <w:tcW w:w="1977" w:type="dxa"/>
             <w:tcBorders>
               <w:top w:val="single" w:sz="4" w:space="0" w:color="000000"/>
               <w:start w:val="single" w:sz="4" w:space="0" w:color="000000"/>
@@ -26236,7 +26206,7 @@
         </w:tc>
         <w:tc>
           <w:tcPr>
-            <w:tcW w:w="2127" w:type="dxa"/>
+            <w:tcW w:w="2129" w:type="dxa"/>
             <w:tcBorders>
               <w:top w:val="single" w:sz="4" w:space="0" w:color="000000"/>
               <w:start w:val="single" w:sz="4" w:space="0" w:color="000000"/>
@@ -26351,7 +26321,7 @@
         </w:tc>
         <w:tc>
           <w:tcPr>
-            <w:tcW w:w="1979" w:type="dxa"/>
+            <w:tcW w:w="1977" w:type="dxa"/>
             <w:tcBorders>
               <w:top w:val="single" w:sz="4" w:space="0" w:color="000000"/>
               <w:start w:val="single" w:sz="4" w:space="0" w:color="000000"/>
@@ -26388,7 +26358,7 @@
         </w:tc>
         <w:tc>
           <w:tcPr>
-            <w:tcW w:w="2127" w:type="dxa"/>
+            <w:tcW w:w="2129" w:type="dxa"/>
             <w:tcBorders>
               <w:top w:val="single" w:sz="4" w:space="0" w:color="000000"/>
               <w:start w:val="single" w:sz="4" w:space="0" w:color="000000"/>
@@ -26503,7 +26473,7 @@
         </w:tc>
         <w:tc>
           <w:tcPr>
-            <w:tcW w:w="1979" w:type="dxa"/>
+            <w:tcW w:w="1977" w:type="dxa"/>
             <w:tcBorders>
               <w:top w:val="single" w:sz="4" w:space="0" w:color="000000"/>
               <w:start w:val="single" w:sz="4" w:space="0" w:color="000000"/>
@@ -26540,7 +26510,7 @@
         </w:tc>
         <w:tc>
           <w:tcPr>
-            <w:tcW w:w="2127" w:type="dxa"/>
+            <w:tcW w:w="2129" w:type="dxa"/>
             <w:tcBorders>
               <w:top w:val="single" w:sz="4" w:space="0" w:color="000000"/>
               <w:start w:val="single" w:sz="4" w:space="0" w:color="000000"/>
@@ -26655,7 +26625,7 @@
         </w:tc>
         <w:tc>
           <w:tcPr>
-            <w:tcW w:w="1979" w:type="dxa"/>
+            <w:tcW w:w="1977" w:type="dxa"/>
             <w:tcBorders>
               <w:top w:val="single" w:sz="4" w:space="0" w:color="000000"/>
               <w:start w:val="single" w:sz="4" w:space="0" w:color="000000"/>
@@ -26692,7 +26662,7 @@
         </w:tc>
         <w:tc>
           <w:tcPr>
-            <w:tcW w:w="2127" w:type="dxa"/>
+            <w:tcW w:w="2129" w:type="dxa"/>
             <w:tcBorders>
               <w:top w:val="single" w:sz="4" w:space="0" w:color="000000"/>
               <w:start w:val="single" w:sz="4" w:space="0" w:color="000000"/>
@@ -26807,7 +26777,7 @@
         </w:tc>
         <w:tc>
           <w:tcPr>
-            <w:tcW w:w="1979" w:type="dxa"/>
+            <w:tcW w:w="1977" w:type="dxa"/>
             <w:tcBorders>
               <w:top w:val="single" w:sz="4" w:space="0" w:color="000000"/>
               <w:start w:val="single" w:sz="4" w:space="0" w:color="000000"/>
@@ -26844,7 +26814,7 @@
         </w:tc>
         <w:tc>
           <w:tcPr>
-            <w:tcW w:w="2127" w:type="dxa"/>
+            <w:tcW w:w="2129" w:type="dxa"/>
             <w:tcBorders>
               <w:top w:val="single" w:sz="4" w:space="0" w:color="000000"/>
               <w:start w:val="single" w:sz="4" w:space="0" w:color="000000"/>
@@ -26959,7 +26929,7 @@
         </w:tc>
         <w:tc>
           <w:tcPr>
-            <w:tcW w:w="1979" w:type="dxa"/>
+            <w:tcW w:w="1977" w:type="dxa"/>
             <w:tcBorders>
               <w:top w:val="single" w:sz="4" w:space="0" w:color="000000"/>
               <w:start w:val="single" w:sz="4" w:space="0" w:color="000000"/>
@@ -26996,7 +26966,7 @@
         </w:tc>
         <w:tc>
           <w:tcPr>
-            <w:tcW w:w="2127" w:type="dxa"/>
+            <w:tcW w:w="2129" w:type="dxa"/>
             <w:tcBorders>
               <w:top w:val="single" w:sz="4" w:space="0" w:color="000000"/>
               <w:start w:val="single" w:sz="4" w:space="0" w:color="000000"/>
@@ -27111,7 +27081,7 @@
         </w:tc>
         <w:tc>
           <w:tcPr>
-            <w:tcW w:w="1979" w:type="dxa"/>
+            <w:tcW w:w="1977" w:type="dxa"/>
             <w:tcBorders>
               <w:top w:val="single" w:sz="4" w:space="0" w:color="000000"/>
               <w:start w:val="single" w:sz="4" w:space="0" w:color="000000"/>
@@ -27148,7 +27118,7 @@
         </w:tc>
         <w:tc>
           <w:tcPr>
-            <w:tcW w:w="2127" w:type="dxa"/>
+            <w:tcW w:w="2129" w:type="dxa"/>
             <w:tcBorders>
               <w:top w:val="single" w:sz="4" w:space="0" w:color="000000"/>
               <w:start w:val="single" w:sz="4" w:space="0" w:color="000000"/>
@@ -27263,7 +27233,7 @@
         </w:tc>
         <w:tc>
           <w:tcPr>
-            <w:tcW w:w="1979" w:type="dxa"/>
+            <w:tcW w:w="1977" w:type="dxa"/>
             <w:tcBorders>
               <w:top w:val="single" w:sz="4" w:space="0" w:color="000000"/>
               <w:start w:val="single" w:sz="4" w:space="0" w:color="000000"/>
@@ -27300,7 +27270,7 @@
         </w:tc>
         <w:tc>
           <w:tcPr>
-            <w:tcW w:w="2127" w:type="dxa"/>
+            <w:tcW w:w="2129" w:type="dxa"/>
             <w:tcBorders>
               <w:top w:val="single" w:sz="4" w:space="0" w:color="000000"/>
               <w:start w:val="single" w:sz="4" w:space="0" w:color="000000"/>
@@ -27415,7 +27385,7 @@
         </w:tc>
         <w:tc>
           <w:tcPr>
-            <w:tcW w:w="1979" w:type="dxa"/>
+            <w:tcW w:w="1977" w:type="dxa"/>
             <w:tcBorders>
               <w:top w:val="single" w:sz="4" w:space="0" w:color="000000"/>
               <w:start w:val="single" w:sz="4" w:space="0" w:color="000000"/>
@@ -27452,7 +27422,7 @@
         </w:tc>
         <w:tc>
           <w:tcPr>
-            <w:tcW w:w="2127" w:type="dxa"/>
+            <w:tcW w:w="2129" w:type="dxa"/>
             <w:tcBorders>
               <w:top w:val="single" w:sz="4" w:space="0" w:color="000000"/>
               <w:start w:val="single" w:sz="4" w:space="0" w:color="000000"/>
@@ -27567,7 +27537,7 @@
         </w:tc>
         <w:tc>
           <w:tcPr>
-            <w:tcW w:w="1979" w:type="dxa"/>
+            <w:tcW w:w="1977" w:type="dxa"/>
             <w:tcBorders>
               <w:top w:val="single" w:sz="4" w:space="0" w:color="000000"/>
               <w:start w:val="single" w:sz="4" w:space="0" w:color="000000"/>
@@ -27604,7 +27574,7 @@
         </w:tc>
         <w:tc>
           <w:tcPr>
-            <w:tcW w:w="2127" w:type="dxa"/>
+            <w:tcW w:w="2129" w:type="dxa"/>
             <w:tcBorders>
               <w:top w:val="single" w:sz="4" w:space="0" w:color="000000"/>
               <w:start w:val="single" w:sz="4" w:space="0" w:color="000000"/>
@@ -27719,7 +27689,7 @@
         </w:tc>
         <w:tc>
           <w:tcPr>
-            <w:tcW w:w="1979" w:type="dxa"/>
+            <w:tcW w:w="1977" w:type="dxa"/>
             <w:tcBorders>
               <w:top w:val="single" w:sz="4" w:space="0" w:color="000000"/>
               <w:start w:val="single" w:sz="4" w:space="0" w:color="000000"/>
@@ -27756,7 +27726,7 @@
         </w:tc>
         <w:tc>
           <w:tcPr>
-            <w:tcW w:w="2127" w:type="dxa"/>
+            <w:tcW w:w="2129" w:type="dxa"/>
             <w:tcBorders>
               <w:top w:val="single" w:sz="4" w:space="0" w:color="000000"/>
               <w:start w:val="single" w:sz="4" w:space="0" w:color="000000"/>
@@ -27871,7 +27841,7 @@
         </w:tc>
         <w:tc>
           <w:tcPr>
-            <w:tcW w:w="1979" w:type="dxa"/>
+            <w:tcW w:w="1977" w:type="dxa"/>
             <w:tcBorders>
               <w:top w:val="single" w:sz="4" w:space="0" w:color="000000"/>
               <w:start w:val="single" w:sz="4" w:space="0" w:color="000000"/>
@@ -27908,7 +27878,7 @@
         </w:tc>
         <w:tc>
           <w:tcPr>
-            <w:tcW w:w="2127" w:type="dxa"/>
+            <w:tcW w:w="2129" w:type="dxa"/>
             <w:tcBorders>
               <w:top w:val="single" w:sz="4" w:space="0" w:color="000000"/>
               <w:start w:val="single" w:sz="4" w:space="0" w:color="000000"/>
@@ -28023,7 +27993,7 @@
         </w:tc>
         <w:tc>
           <w:tcPr>
-            <w:tcW w:w="1979" w:type="dxa"/>
+            <w:tcW w:w="1977" w:type="dxa"/>
             <w:tcBorders>
               <w:top w:val="single" w:sz="4" w:space="0" w:color="000000"/>
               <w:start w:val="single" w:sz="4" w:space="0" w:color="000000"/>
@@ -28060,7 +28030,7 @@
         </w:tc>
         <w:tc>
           <w:tcPr>
-            <w:tcW w:w="2127" w:type="dxa"/>
+            <w:tcW w:w="2129" w:type="dxa"/>
             <w:tcBorders>
               <w:top w:val="single" w:sz="4" w:space="0" w:color="000000"/>
               <w:start w:val="single" w:sz="4" w:space="0" w:color="000000"/>
@@ -28175,7 +28145,7 @@
         </w:tc>
         <w:tc>
           <w:tcPr>
-            <w:tcW w:w="1979" w:type="dxa"/>
+            <w:tcW w:w="1977" w:type="dxa"/>
             <w:tcBorders>
               <w:top w:val="single" w:sz="4" w:space="0" w:color="000000"/>
               <w:start w:val="single" w:sz="4" w:space="0" w:color="000000"/>
@@ -28212,7 +28182,7 @@
         </w:tc>
         <w:tc>
           <w:tcPr>
-            <w:tcW w:w="2127" w:type="dxa"/>
+            <w:tcW w:w="2129" w:type="dxa"/>
             <w:tcBorders>
               <w:top w:val="single" w:sz="4" w:space="0" w:color="000000"/>
               <w:start w:val="single" w:sz="4" w:space="0" w:color="000000"/>
@@ -28327,7 +28297,7 @@
         </w:tc>
         <w:tc>
           <w:tcPr>
-            <w:tcW w:w="1979" w:type="dxa"/>
+            <w:tcW w:w="1977" w:type="dxa"/>
             <w:tcBorders>
               <w:top w:val="single" w:sz="4" w:space="0" w:color="000000"/>
               <w:start w:val="single" w:sz="4" w:space="0" w:color="000000"/>
@@ -28364,7 +28334,7 @@
         </w:tc>
         <w:tc>
           <w:tcPr>
-            <w:tcW w:w="2127" w:type="dxa"/>
+            <w:tcW w:w="2129" w:type="dxa"/>
             <w:tcBorders>
               <w:top w:val="single" w:sz="4" w:space="0" w:color="000000"/>
               <w:start w:val="single" w:sz="4" w:space="0" w:color="000000"/>
@@ -28479,7 +28449,7 @@
         </w:tc>
         <w:tc>
           <w:tcPr>
-            <w:tcW w:w="1979" w:type="dxa"/>
+            <w:tcW w:w="1977" w:type="dxa"/>
             <w:tcBorders>
               <w:top w:val="single" w:sz="4" w:space="0" w:color="000000"/>
               <w:start w:val="single" w:sz="4" w:space="0" w:color="000000"/>
@@ -28516,7 +28486,7 @@
         </w:tc>
         <w:tc>
           <w:tcPr>
-            <w:tcW w:w="2127" w:type="dxa"/>
+            <w:tcW w:w="2129" w:type="dxa"/>
             <w:tcBorders>
               <w:top w:val="single" w:sz="4" w:space="0" w:color="000000"/>
               <w:start w:val="single" w:sz="4" w:space="0" w:color="000000"/>
@@ -28631,7 +28601,7 @@
         </w:tc>
         <w:tc>
           <w:tcPr>
-            <w:tcW w:w="1979" w:type="dxa"/>
+            <w:tcW w:w="1977" w:type="dxa"/>
             <w:tcBorders>
               <w:top w:val="single" w:sz="4" w:space="0" w:color="000000"/>
               <w:start w:val="single" w:sz="4" w:space="0" w:color="000000"/>
@@ -28668,7 +28638,7 @@
         </w:tc>
         <w:tc>
           <w:tcPr>
-            <w:tcW w:w="2127" w:type="dxa"/>
+            <w:tcW w:w="2129" w:type="dxa"/>
             <w:tcBorders>
               <w:top w:val="single" w:sz="4" w:space="0" w:color="000000"/>
               <w:start w:val="single" w:sz="4" w:space="0" w:color="000000"/>
@@ -28783,7 +28753,7 @@
         </w:tc>
         <w:tc>
           <w:tcPr>
-            <w:tcW w:w="1979" w:type="dxa"/>
+            <w:tcW w:w="1977" w:type="dxa"/>
             <w:tcBorders>
               <w:top w:val="single" w:sz="4" w:space="0" w:color="000000"/>
               <w:start w:val="single" w:sz="4" w:space="0" w:color="000000"/>
@@ -28820,7 +28790,7 @@
         </w:tc>
         <w:tc>
           <w:tcPr>
-            <w:tcW w:w="2127" w:type="dxa"/>
+            <w:tcW w:w="2129" w:type="dxa"/>
             <w:tcBorders>
               <w:top w:val="single" w:sz="4" w:space="0" w:color="000000"/>
               <w:start w:val="single" w:sz="4" w:space="0" w:color="000000"/>
@@ -28935,7 +28905,7 @@
         </w:tc>
         <w:tc>
           <w:tcPr>
-            <w:tcW w:w="1979" w:type="dxa"/>
+            <w:tcW w:w="1977" w:type="dxa"/>
             <w:tcBorders>
               <w:top w:val="single" w:sz="4" w:space="0" w:color="000000"/>
               <w:start w:val="single" w:sz="4" w:space="0" w:color="000000"/>
@@ -28972,7 +28942,7 @@
         </w:tc>
         <w:tc>
           <w:tcPr>
-            <w:tcW w:w="2127" w:type="dxa"/>
+            <w:tcW w:w="2129" w:type="dxa"/>
             <w:tcBorders>
               <w:top w:val="single" w:sz="4" w:space="0" w:color="000000"/>
               <w:start w:val="single" w:sz="4" w:space="0" w:color="000000"/>
@@ -29087,7 +29057,7 @@
         </w:tc>
         <w:tc>
           <w:tcPr>
-            <w:tcW w:w="1979" w:type="dxa"/>
+            <w:tcW w:w="1977" w:type="dxa"/>
             <w:tcBorders>
               <w:top w:val="single" w:sz="4" w:space="0" w:color="000000"/>
               <w:start w:val="single" w:sz="4" w:space="0" w:color="000000"/>
@@ -29124,7 +29094,7 @@
         </w:tc>
         <w:tc>
           <w:tcPr>
-            <w:tcW w:w="2127" w:type="dxa"/>
+            <w:tcW w:w="2129" w:type="dxa"/>
             <w:tcBorders>
               <w:top w:val="single" w:sz="4" w:space="0" w:color="000000"/>
               <w:start w:val="single" w:sz="4" w:space="0" w:color="000000"/>
@@ -29239,7 +29209,7 @@
         </w:tc>
         <w:tc>
           <w:tcPr>
-            <w:tcW w:w="1979" w:type="dxa"/>
+            <w:tcW w:w="1977" w:type="dxa"/>
             <w:tcBorders>
               <w:top w:val="single" w:sz="4" w:space="0" w:color="000000"/>
               <w:start w:val="single" w:sz="4" w:space="0" w:color="000000"/>
@@ -29276,7 +29246,7 @@
         </w:tc>
         <w:tc>
           <w:tcPr>
-            <w:tcW w:w="2127" w:type="dxa"/>
+            <w:tcW w:w="2129" w:type="dxa"/>
             <w:tcBorders>
               <w:top w:val="single" w:sz="4" w:space="0" w:color="000000"/>
               <w:start w:val="single" w:sz="4" w:space="0" w:color="000000"/>
@@ -29391,7 +29361,7 @@
         </w:tc>
         <w:tc>
           <w:tcPr>
-            <w:tcW w:w="1979" w:type="dxa"/>
+            <w:tcW w:w="1977" w:type="dxa"/>
             <w:tcBorders>
               <w:top w:val="single" w:sz="4" w:space="0" w:color="000000"/>
               <w:start w:val="single" w:sz="4" w:space="0" w:color="000000"/>
@@ -29428,7 +29398,7 @@
         </w:tc>
         <w:tc>
           <w:tcPr>
-            <w:tcW w:w="2127" w:type="dxa"/>
+            <w:tcW w:w="2129" w:type="dxa"/>
             <w:tcBorders>
               <w:top w:val="single" w:sz="4" w:space="0" w:color="000000"/>
               <w:start w:val="single" w:sz="4" w:space="0" w:color="000000"/>
@@ -29543,7 +29513,7 @@
         </w:tc>
         <w:tc>
           <w:tcPr>
-            <w:tcW w:w="1979" w:type="dxa"/>
+            <w:tcW w:w="1977" w:type="dxa"/>
             <w:tcBorders>
               <w:top w:val="single" w:sz="4" w:space="0" w:color="000000"/>
               <w:start w:val="single" w:sz="4" w:space="0" w:color="000000"/>
@@ -29580,7 +29550,7 @@
         </w:tc>
         <w:tc>
           <w:tcPr>
-            <w:tcW w:w="2127" w:type="dxa"/>
+            <w:tcW w:w="2129" w:type="dxa"/>
             <w:tcBorders>
               <w:top w:val="single" w:sz="4" w:space="0" w:color="000000"/>
               <w:start w:val="single" w:sz="4" w:space="0" w:color="000000"/>
@@ -29695,7 +29665,7 @@
         </w:tc>
         <w:tc>
           <w:tcPr>
-            <w:tcW w:w="1979" w:type="dxa"/>
+            <w:tcW w:w="1977" w:type="dxa"/>
             <w:tcBorders>
               <w:top w:val="single" w:sz="4" w:space="0" w:color="000000"/>
               <w:start w:val="single" w:sz="4" w:space="0" w:color="000000"/>
@@ -29732,7 +29702,7 @@
         </w:tc>
         <w:tc>
           <w:tcPr>
-            <w:tcW w:w="2127" w:type="dxa"/>
+            <w:tcW w:w="2129" w:type="dxa"/>
             <w:tcBorders>
               <w:top w:val="single" w:sz="4" w:space="0" w:color="000000"/>
               <w:start w:val="single" w:sz="4" w:space="0" w:color="000000"/>
@@ -29847,7 +29817,7 @@
         </w:tc>
         <w:tc>
           <w:tcPr>
-            <w:tcW w:w="1979" w:type="dxa"/>
+            <w:tcW w:w="1977" w:type="dxa"/>
             <w:tcBorders>
               <w:top w:val="single" w:sz="4" w:space="0" w:color="000000"/>
               <w:start w:val="single" w:sz="4" w:space="0" w:color="000000"/>
@@ -29884,7 +29854,7 @@
         </w:tc>
         <w:tc>
           <w:tcPr>
-            <w:tcW w:w="2127" w:type="dxa"/>
+            <w:tcW w:w="2129" w:type="dxa"/>
             <w:tcBorders>
               <w:top w:val="single" w:sz="4" w:space="0" w:color="000000"/>
               <w:start w:val="single" w:sz="4" w:space="0" w:color="000000"/>
@@ -29999,7 +29969,7 @@
         </w:tc>
         <w:tc>
           <w:tcPr>
-            <w:tcW w:w="1979" w:type="dxa"/>
+            <w:tcW w:w="1977" w:type="dxa"/>
             <w:tcBorders>
               <w:top w:val="single" w:sz="4" w:space="0" w:color="000000"/>
               <w:start w:val="single" w:sz="4" w:space="0" w:color="000000"/>
@@ -30036,7 +30006,7 @@
         </w:tc>
         <w:tc>
           <w:tcPr>
-            <w:tcW w:w="2127" w:type="dxa"/>
+            <w:tcW w:w="2129" w:type="dxa"/>
             <w:tcBorders>
               <w:top w:val="single" w:sz="4" w:space="0" w:color="000000"/>
               <w:start w:val="single" w:sz="4" w:space="0" w:color="000000"/>
@@ -30097,7 +30067,7 @@
         <w:pStyle w:val="ListParagraph"/>
         <w:numPr>
           <w:ilvl w:val="0"/>
-          <w:numId w:val="15"/>
+          <w:numId w:val="14"/>
         </w:numPr>
         <w:jc w:val="start"/>
         <w:rPr>
@@ -30223,7 +30193,7 @@
         <w:pStyle w:val="Normal"/>
         <w:numPr>
           <w:ilvl w:val="0"/>
-          <w:numId w:val="16"/>
+          <w:numId w:val="15"/>
         </w:numPr>
         <w:rPr>
           <w:rFonts w:ascii="Calibri" w:hAnsi="Calibri" w:cs="Calibri"/>
@@ -30258,7 +30228,7 @@
         <w:pStyle w:val="Normal"/>
         <w:numPr>
           <w:ilvl w:val="0"/>
-          <w:numId w:val="17"/>
+          <w:numId w:val="16"/>
         </w:numPr>
         <w:rPr>
           <w:rFonts w:ascii="Calibri" w:hAnsi="Calibri" w:cs="Calibri"/>
@@ -30291,7 +30261,7 @@
         <w:pStyle w:val="Normal"/>
         <w:numPr>
           <w:ilvl w:val="0"/>
-          <w:numId w:val="17"/>
+          <w:numId w:val="16"/>
         </w:numPr>
         <w:rPr>
           <w:rFonts w:ascii="Calibri" w:hAnsi="Calibri" w:cs="Calibri"/>
@@ -30326,7 +30296,7 @@
         <w:pStyle w:val="Normal"/>
         <w:numPr>
           <w:ilvl w:val="1"/>
-          <w:numId w:val="17"/>
+          <w:numId w:val="16"/>
         </w:numPr>
         <w:rPr>
           <w:rFonts w:ascii="Calibri" w:hAnsi="Calibri" w:cs="Calibri"/>
@@ -30352,7 +30322,7 @@
         <w:pStyle w:val="Normal"/>
         <w:numPr>
           <w:ilvl w:val="2"/>
-          <w:numId w:val="17"/>
+          <w:numId w:val="16"/>
         </w:numPr>
         <w:rPr>
           <w:rFonts w:ascii="Calibri" w:hAnsi="Calibri" w:cs="Calibri"/>
@@ -30376,7 +30346,7 @@
         <w:pStyle w:val="Normal"/>
         <w:numPr>
           <w:ilvl w:val="1"/>
-          <w:numId w:val="17"/>
+          <w:numId w:val="16"/>
         </w:numPr>
         <w:rPr>
           <w:rFonts w:ascii="Calibri" w:hAnsi="Calibri" w:cs="Calibri"/>
@@ -30402,7 +30372,7 @@
         <w:pStyle w:val="Normal"/>
         <w:numPr>
           <w:ilvl w:val="2"/>
-          <w:numId w:val="17"/>
+          <w:numId w:val="16"/>
         </w:numPr>
         <w:rPr>
           <w:rFonts w:ascii="Calibri" w:hAnsi="Calibri" w:cs="Calibri"/>
@@ -30426,7 +30396,7 @@
         <w:pStyle w:val="Normal"/>
         <w:numPr>
           <w:ilvl w:val="0"/>
-          <w:numId w:val="17"/>
+          <w:numId w:val="16"/>
         </w:numPr>
         <w:rPr>
           <w:rFonts w:ascii="Calibri" w:hAnsi="Calibri" w:cs="Calibri"/>
@@ -30533,7 +30503,7 @@
         <w:pStyle w:val="Normal"/>
         <w:numPr>
           <w:ilvl w:val="0"/>
-          <w:numId w:val="17"/>
+          <w:numId w:val="16"/>
         </w:numPr>
         <w:rPr>
           <w:rFonts w:ascii="Calibri" w:hAnsi="Calibri" w:cs="Calibri"/>
@@ -30719,7 +30689,7 @@
         <w:pStyle w:val="ListParagraph"/>
         <w:numPr>
           <w:ilvl w:val="0"/>
-          <w:numId w:val="16"/>
+          <w:numId w:val="15"/>
         </w:numPr>
         <w:spacing w:before="0" w:after="0"/>
         <w:contextualSpacing/>
@@ -30747,7 +30717,7 @@
         <w:pStyle w:val="ListParagraph"/>
         <w:numPr>
           <w:ilvl w:val="1"/>
-          <w:numId w:val="16"/>
+          <w:numId w:val="15"/>
         </w:numPr>
         <w:spacing w:before="0" w:after="0"/>
         <w:contextualSpacing/>
@@ -30775,7 +30745,7 @@
         <w:pStyle w:val="ListParagraph"/>
         <w:numPr>
           <w:ilvl w:val="1"/>
-          <w:numId w:val="16"/>
+          <w:numId w:val="15"/>
         </w:numPr>
         <w:spacing w:before="0" w:after="0"/>
         <w:contextualSpacing/>
@@ -30832,7 +30802,7 @@
         <w:pStyle w:val="ListParagraph"/>
         <w:numPr>
           <w:ilvl w:val="0"/>
-          <w:numId w:val="16"/>
+          <w:numId w:val="15"/>
         </w:numPr>
         <w:spacing w:before="0" w:after="0"/>
         <w:contextualSpacing/>
@@ -30860,7 +30830,7 @@
         <w:pStyle w:val="ListParagraph"/>
         <w:numPr>
           <w:ilvl w:val="1"/>
-          <w:numId w:val="16"/>
+          <w:numId w:val="15"/>
         </w:numPr>
         <w:spacing w:before="0" w:after="0"/>
         <w:contextualSpacing/>
@@ -30888,7 +30858,7 @@
         <w:pStyle w:val="ListParagraph"/>
         <w:numPr>
           <w:ilvl w:val="1"/>
-          <w:numId w:val="16"/>
+          <w:numId w:val="15"/>
         </w:numPr>
         <w:spacing w:before="0" w:after="0"/>
         <w:contextualSpacing/>
@@ -31010,7 +30980,7 @@
         <w:pStyle w:val="ListParagraph"/>
         <w:numPr>
           <w:ilvl w:val="0"/>
-          <w:numId w:val="18"/>
+          <w:numId w:val="17"/>
         </w:numPr>
         <w:rPr>
           <w:rFonts w:ascii="Calibri" w:hAnsi="Calibri" w:cs="Calibri"/>
@@ -31073,7 +31043,7 @@
           <v:shape id="ole_rId5" type="_x0000_tole_rId5" style="width:75.4pt;height:49.2pt;mso-wrap-distance-right:0pt" filled="f" o:ole="">
             <v:imagedata r:id="rId6" o:title=""/>
           </v:shape>
-          <o:OLEObject Type="Embed" ProgID="" ShapeID="ole_rId5" DrawAspect="Icon" ObjectID="_1993829283" r:id="rId5"/>
+          <o:OLEObject Type="Embed" ProgID="" ShapeID="ole_rId5" DrawAspect="Icon" ObjectID="_2130438250" r:id="rId5"/>
         </w:object>
       </w:r>
     </w:p>
@@ -31101,7 +31071,7 @@
         <w:pStyle w:val="ListParagraph"/>
         <w:numPr>
           <w:ilvl w:val="0"/>
-          <w:numId w:val="18"/>
+          <w:numId w:val="17"/>
         </w:numPr>
         <w:rPr>
           <w:rFonts w:ascii="Calibri" w:hAnsi="Calibri" w:cs="Calibri"/>
@@ -31150,7 +31120,7 @@
           <v:shape id="ole_rId7" type="_x0000_tole_rId7" style="width:75.4pt;height:49.2pt;mso-wrap-distance-right:0pt" filled="f" o:ole="">
             <v:imagedata r:id="rId8" o:title=""/>
           </v:shape>
-          <o:OLEObject Type="Embed" ProgID="" ShapeID="ole_rId7" DrawAspect="Icon" ObjectID="_1164767766" r:id="rId7"/>
+          <o:OLEObject Type="Embed" ProgID="" ShapeID="ole_rId7" DrawAspect="Icon" ObjectID="_28629208" r:id="rId7"/>
         </w:object>
       </w:r>
     </w:p>
@@ -31178,7 +31148,7 @@
         <w:pStyle w:val="ListParagraph"/>
         <w:numPr>
           <w:ilvl w:val="0"/>
-          <w:numId w:val="18"/>
+          <w:numId w:val="17"/>
         </w:numPr>
         <w:rPr>
           <w:rFonts w:ascii="Calibri" w:hAnsi="Calibri" w:cs="Calibri"/>
@@ -31227,7 +31197,7 @@
           <v:shape id="ole_rId9" type="_x0000_tole_rId9" style="width:75.4pt;height:49.2pt;mso-wrap-distance-right:0pt" filled="f" o:ole="">
             <v:imagedata r:id="rId10" o:title=""/>
           </v:shape>
-          <o:OLEObject Type="Embed" ProgID="" ShapeID="ole_rId9" DrawAspect="Icon" ObjectID="_7698078" r:id="rId9"/>
+          <o:OLEObject Type="Embed" ProgID="" ShapeID="ole_rId9" DrawAspect="Icon" ObjectID="_1059833980" r:id="rId9"/>
         </w:object>
       </w:r>
     </w:p>
@@ -31255,7 +31225,7 @@
         <w:pStyle w:val="ListParagraph"/>
         <w:numPr>
           <w:ilvl w:val="0"/>
-          <w:numId w:val="18"/>
+          <w:numId w:val="17"/>
         </w:numPr>
         <w:rPr>
           <w:rFonts w:ascii="Calibri" w:hAnsi="Calibri" w:cs="Calibri"/>
@@ -31306,7 +31276,7 @@
           <v:shape id="ole_rId11" type="_x0000_tole_rId11" style="width:75.4pt;height:49.2pt;mso-wrap-distance-right:0pt" filled="f" o:ole="">
             <v:imagedata r:id="rId12" o:title=""/>
           </v:shape>
-          <o:OLEObject Type="Embed" ProgID="" ShapeID="ole_rId11" DrawAspect="Icon" ObjectID="_1922135718" r:id="rId11"/>
+          <o:OLEObject Type="Embed" ProgID="" ShapeID="ole_rId11" DrawAspect="Icon" ObjectID="_2145384210" r:id="rId11"/>
         </w:object>
       </w:r>
     </w:p>
@@ -31387,7 +31357,7 @@
         <w:pStyle w:val="ListParagraph"/>
         <w:numPr>
           <w:ilvl w:val="1"/>
-          <w:numId w:val="14"/>
+          <w:numId w:val="13"/>
         </w:numPr>
         <w:jc w:val="start"/>
         <w:rPr>
@@ -31412,7 +31382,7 @@
         <w:pStyle w:val="ListParagraph"/>
         <w:numPr>
           <w:ilvl w:val="1"/>
-          <w:numId w:val="14"/>
+          <w:numId w:val="13"/>
         </w:numPr>
         <w:jc w:val="start"/>
         <w:rPr>
@@ -31437,7 +31407,7 @@
         <w:pStyle w:val="ListParagraph"/>
         <w:numPr>
           <w:ilvl w:val="1"/>
-          <w:numId w:val="14"/>
+          <w:numId w:val="13"/>
         </w:numPr>
         <w:jc w:val="start"/>
         <w:rPr>
@@ -31462,7 +31432,7 @@
         <w:pStyle w:val="ListParagraph"/>
         <w:numPr>
           <w:ilvl w:val="1"/>
-          <w:numId w:val="14"/>
+          <w:numId w:val="13"/>
         </w:numPr>
         <w:jc w:val="start"/>
         <w:rPr>
@@ -31487,7 +31457,7 @@
         <w:pStyle w:val="ListParagraph"/>
         <w:numPr>
           <w:ilvl w:val="1"/>
-          <w:numId w:val="14"/>
+          <w:numId w:val="13"/>
         </w:numPr>
         <w:jc w:val="start"/>
         <w:rPr>
@@ -31512,7 +31482,7 @@
         <w:pStyle w:val="ListParagraph"/>
         <w:numPr>
           <w:ilvl w:val="1"/>
-          <w:numId w:val="14"/>
+          <w:numId w:val="13"/>
         </w:numPr>
         <w:jc w:val="start"/>
         <w:rPr>
@@ -31537,7 +31507,7 @@
         <w:pStyle w:val="ListParagraph"/>
         <w:numPr>
           <w:ilvl w:val="1"/>
-          <w:numId w:val="14"/>
+          <w:numId w:val="13"/>
         </w:numPr>
         <w:jc w:val="start"/>
         <w:rPr>
@@ -31670,6 +31640,83 @@
           <w:lang w:val="en-IN"/>
         </w:rPr>
         <w:t>Identify and utilize appropriate channels for different types of communication.:</w:t>
+      </w:r>
+    </w:p>
+    <w:p>
+      <w:pPr>
+        <w:pStyle w:val="Normal"/>
+        <w:numPr>
+          <w:ilvl w:val="0"/>
+          <w:numId w:val="8"/>
+        </w:numPr>
+        <w:jc w:val="start"/>
+        <w:rPr>
+          <w:rFonts w:ascii="Calibri" w:hAnsi="Calibri" w:cs="Calibri"/>
+          <w:sz w:val="24"/>
+          <w:szCs w:val="24"/>
+          <w:lang w:val="en-IN"/>
+        </w:rPr>
+      </w:pPr>
+      <w:r>
+        <w:rPr>
+          <w:rFonts w:cs="Calibri" w:ascii="Calibri" w:hAnsi="Calibri"/>
+          <w:b/>
+          <w:bCs/>
+          <w:sz w:val="24"/>
+          <w:szCs w:val="24"/>
+          <w:lang w:val="en-IN"/>
+        </w:rPr>
+        <w:t>Email</w:t>
+      </w:r>
+      <w:r>
+        <w:rPr>
+          <w:rFonts w:cs="Calibri" w:ascii="Calibri" w:hAnsi="Calibri"/>
+          <w:sz w:val="24"/>
+          <w:szCs w:val="24"/>
+          <w:lang w:val="en-IN"/>
+        </w:rPr>
+        <w:t>: For formal notifications, approvals, and escalations.</w:t>
+      </w:r>
+    </w:p>
+    <w:p>
+      <w:pPr>
+        <w:pStyle w:val="Heading3"/>
+        <w:ind w:hanging="0" w:start="284"/>
+        <w:jc w:val="start"/>
+        <w:rPr>
+          <w:rFonts w:ascii="Calibri" w:hAnsi="Calibri" w:cs="Calibri"/>
+          <w:lang w:val="en-IN"/>
+        </w:rPr>
+      </w:pPr>
+      <w:bookmarkStart w:id="24" w:name="_Toc218955555"/>
+      <w:r>
+        <w:rPr>
+          <w:rFonts w:cs="Calibri" w:ascii="Calibri" w:hAnsi="Calibri"/>
+          <w:lang w:val="en-IN"/>
+        </w:rPr>
+        <w:t>4.8.2 Communication Templates</w:t>
+      </w:r>
+      <w:bookmarkEnd w:id="24"/>
+    </w:p>
+    <w:p>
+      <w:pPr>
+        <w:pStyle w:val="Normal"/>
+        <w:jc w:val="start"/>
+        <w:rPr>
+          <w:rFonts w:ascii="Calibri" w:hAnsi="Calibri" w:cs="Calibri"/>
+          <w:sz w:val="24"/>
+          <w:szCs w:val="24"/>
+          <w:lang w:val="en-IN"/>
+        </w:rPr>
+      </w:pPr>
+      <w:r>
+        <w:rPr>
+          <w:rFonts w:cs="Calibri" w:ascii="Calibri" w:hAnsi="Calibri"/>
+          <w:sz w:val="24"/>
+          <w:szCs w:val="24"/>
+          <w:lang w:val="en-IN"/>
+        </w:rPr>
+        <w:t>Standardize messages to ensure consistency and professionalism:</w:t>
       </w:r>
     </w:p>
     <w:p>
@@ -31696,7 +31743,7 @@
           <w:szCs w:val="24"/>
           <w:lang w:val="en-IN"/>
         </w:rPr>
-        <w:t>Email</w:t>
+        <w:t>Email Templates For Approver</w:t>
       </w:r>
       <w:r>
         <w:rPr>
@@ -31705,32 +31752,13 @@
           <w:szCs w:val="24"/>
           <w:lang w:val="en-IN"/>
         </w:rPr>
-        <w:t>: For formal notifications, approvals, and escalations.</w:t>
+        <w:t xml:space="preserve"> </w:t>
       </w:r>
     </w:p>
     <w:p>
       <w:pPr>
-        <w:pStyle w:val="Heading3"/>
-        <w:ind w:hanging="0" w:start="284"/>
-        <w:jc w:val="start"/>
-        <w:rPr>
-          <w:rFonts w:ascii="Calibri" w:hAnsi="Calibri" w:cs="Calibri"/>
-          <w:lang w:val="en-IN"/>
-        </w:rPr>
-      </w:pPr>
-      <w:bookmarkStart w:id="24" w:name="_Toc218955555"/>
-      <w:r>
-        <w:rPr>
-          <w:rFonts w:cs="Calibri" w:ascii="Calibri" w:hAnsi="Calibri"/>
-          <w:lang w:val="en-IN"/>
-        </w:rPr>
-        <w:t>4.8.2 Communication Templates</w:t>
-      </w:r>
-      <w:bookmarkEnd w:id="24"/>
-    </w:p>
-    <w:p>
-      <w:pPr>
         <w:pStyle w:val="Normal"/>
+        <w:ind w:start="720"/>
         <w:jc w:val="start"/>
         <w:rPr>
           <w:rFonts w:ascii="Calibri" w:hAnsi="Calibri" w:cs="Calibri"/>
@@ -31746,19 +31774,150 @@
           <w:szCs w:val="24"/>
           <w:lang w:val="en-IN"/>
         </w:rPr>
-        <w:t>Standardize messages to ensure consistency and professionalism:</w:t>
+        <w:t>Subject: On behalf of Pidilite - Request to Approve the document | Title: Vendor Block / unblock</w:t>
       </w:r>
     </w:p>
     <w:p>
       <w:pPr>
         <w:pStyle w:val="Normal"/>
-        <w:numPr>
-          <w:ilvl w:val="0"/>
-          <w:numId w:val="10"/>
-        </w:numPr>
+        <w:ind w:firstLine="436" w:start="284"/>
         <w:jc w:val="start"/>
         <w:rPr>
           <w:rFonts w:ascii="Calibri" w:hAnsi="Calibri" w:cs="Calibri"/>
+          <w:sz w:val="24"/>
+          <w:szCs w:val="24"/>
+          <w:lang w:val="en-IN"/>
+        </w:rPr>
+      </w:pPr>
+      <w:r>
+        <w:rPr>
+          <w:rFonts w:cs="Calibri" w:ascii="Calibri" w:hAnsi="Calibri"/>
+          <w:sz w:val="24"/>
+          <w:szCs w:val="24"/>
+          <w:lang w:val="en-IN"/>
+        </w:rPr>
+        <w:t xml:space="preserve">Body: Please review the document in the following link and provide the approval </w:t>
+      </w:r>
+    </w:p>
+    <w:p>
+      <w:pPr>
+        <w:pStyle w:val="Normal"/>
+        <w:ind w:start="1440"/>
+        <w:jc w:val="start"/>
+        <w:rPr>
+          <w:rFonts w:ascii="Calibri" w:hAnsi="Calibri" w:cs="Calibri"/>
+          <w:sz w:val="24"/>
+          <w:szCs w:val="24"/>
+          <w:lang w:val="en-IN"/>
+        </w:rPr>
+      </w:pPr>
+      <w:r>
+        <w:rPr>
+          <w:rFonts w:cs="Calibri" w:ascii="Calibri" w:hAnsi="Calibri"/>
+          <w:sz w:val="24"/>
+          <w:szCs w:val="24"/>
+          <w:lang w:val="en-IN"/>
+        </w:rPr>
+        <w:t>- Link</w:t>
+      </w:r>
+    </w:p>
+    <w:p>
+      <w:pPr>
+        <w:pStyle w:val="Normal"/>
+        <w:ind w:start="1440"/>
+        <w:jc w:val="start"/>
+        <w:rPr>
+          <w:rFonts w:ascii="Calibri" w:hAnsi="Calibri" w:cs="Calibri"/>
+          <w:sz w:val="24"/>
+          <w:szCs w:val="24"/>
+          <w:lang w:val="en-IN"/>
+        </w:rPr>
+      </w:pPr>
+      <w:r>
+        <w:rPr>
+          <w:rFonts w:cs="Calibri" w:ascii="Calibri" w:hAnsi="Calibri"/>
+          <w:sz w:val="24"/>
+          <w:szCs w:val="24"/>
+          <w:lang w:val="en-IN"/>
+        </w:rPr>
+        <w:t>Please contact support@manchtech.com for further support.</w:t>
+      </w:r>
+    </w:p>
+    <w:p>
+      <w:pPr>
+        <w:pStyle w:val="Normal"/>
+        <w:ind w:start="1440"/>
+        <w:jc w:val="start"/>
+        <w:rPr>
+          <w:rFonts w:ascii="Calibri" w:hAnsi="Calibri" w:cs="Calibri"/>
+          <w:sz w:val="24"/>
+          <w:szCs w:val="24"/>
+          <w:lang w:val="en-IN"/>
+        </w:rPr>
+      </w:pPr>
+      <w:r>
+        <w:rPr>
+          <w:rFonts w:cs="Calibri" w:ascii="Calibri" w:hAnsi="Calibri"/>
+          <w:sz w:val="24"/>
+          <w:szCs w:val="24"/>
+          <w:lang w:val="en-IN"/>
+        </w:rPr>
+        <w:t>Regards,</w:t>
+      </w:r>
+    </w:p>
+    <w:p>
+      <w:pPr>
+        <w:pStyle w:val="Normal"/>
+        <w:ind w:start="1440"/>
+        <w:jc w:val="start"/>
+        <w:rPr>
+          <w:rFonts w:ascii="Calibri" w:hAnsi="Calibri" w:cs="Calibri"/>
+          <w:sz w:val="24"/>
+          <w:szCs w:val="24"/>
+          <w:lang w:val="en-IN"/>
+        </w:rPr>
+      </w:pPr>
+      <w:r>
+        <w:rPr>
+          <w:rFonts w:cs="Calibri" w:ascii="Calibri" w:hAnsi="Calibri"/>
+          <w:sz w:val="24"/>
+          <w:szCs w:val="24"/>
+          <w:lang w:val="en-IN"/>
+        </w:rPr>
+        <w:t>Team Pidilite.</w:t>
+      </w:r>
+    </w:p>
+    <w:p>
+      <w:pPr>
+        <w:pStyle w:val="Heading2"/>
+        <w:ind w:hanging="0" w:start="284"/>
+        <w:rPr>
+          <w:rFonts w:ascii="Calibri" w:hAnsi="Calibri" w:cs="Calibri"/>
+          <w:sz w:val="32"/>
+          <w:szCs w:val="32"/>
+          <w:lang w:val="en-IN"/>
+        </w:rPr>
+      </w:pPr>
+      <w:bookmarkStart w:id="25" w:name="_Toc218955556"/>
+      <w:r>
+        <w:rPr>
+          <w:rFonts w:cs="Calibri" w:ascii="Calibri" w:hAnsi="Calibri"/>
+          <w:sz w:val="32"/>
+          <w:szCs w:val="32"/>
+          <w:lang w:val="en-IN"/>
+        </w:rPr>
+        <w:t>4.9 Access Management</w:t>
+      </w:r>
+      <w:bookmarkEnd w:id="25"/>
+    </w:p>
+    <w:p>
+      <w:pPr>
+        <w:pStyle w:val="Normal"/>
+        <w:jc w:val="start"/>
+        <w:rPr>
+          <w:rFonts w:ascii="Calibri" w:hAnsi="Calibri" w:cs="Calibri"/>
+          <w:b/>
+          <w:bCs/>
           <w:sz w:val="24"/>
           <w:szCs w:val="24"/>
           <w:lang w:val="en-IN"/>
@@ -31773,154 +31932,14 @@
           <w:szCs w:val="24"/>
           <w:lang w:val="en-IN"/>
         </w:rPr>
-        <w:t>Email Templates For Approver</w:t>
-      </w:r>
-      <w:r>
-        <w:rPr>
-          <w:rFonts w:cs="Calibri" w:ascii="Calibri" w:hAnsi="Calibri"/>
-          <w:sz w:val="24"/>
-          <w:szCs w:val="24"/>
-          <w:lang w:val="en-IN"/>
-        </w:rPr>
-        <w:t xml:space="preserve"> </w:t>
+        <w:t xml:space="preserve">To be discussed with the Pidilite </w:t>
       </w:r>
     </w:p>
     <w:p>
       <w:pPr>
-        <w:pStyle w:val="Normal"/>
-        <w:ind w:start="720"/>
-        <w:jc w:val="start"/>
-        <w:rPr>
-          <w:rFonts w:ascii="Calibri" w:hAnsi="Calibri" w:cs="Calibri"/>
-          <w:sz w:val="24"/>
-          <w:szCs w:val="24"/>
-          <w:lang w:val="en-IN"/>
-        </w:rPr>
-      </w:pPr>
-      <w:r>
-        <w:rPr>
-          <w:rFonts w:cs="Calibri" w:ascii="Calibri" w:hAnsi="Calibri"/>
-          <w:sz w:val="24"/>
-          <w:szCs w:val="24"/>
-          <w:lang w:val="en-IN"/>
-        </w:rPr>
-        <w:t>Subject: On behalf of Pidilite - Request to Approve the document | Title: Vendor Block / unblock</w:t>
-      </w:r>
-    </w:p>
-    <w:p>
-      <w:pPr>
-        <w:pStyle w:val="Normal"/>
-        <w:ind w:firstLine="436" w:start="284"/>
-        <w:jc w:val="start"/>
-        <w:rPr>
-          <w:rFonts w:ascii="Calibri" w:hAnsi="Calibri" w:cs="Calibri"/>
-          <w:sz w:val="24"/>
-          <w:szCs w:val="24"/>
-          <w:lang w:val="en-IN"/>
-        </w:rPr>
-      </w:pPr>
-      <w:r>
-        <w:rPr>
-          <w:rFonts w:cs="Calibri" w:ascii="Calibri" w:hAnsi="Calibri"/>
-          <w:sz w:val="24"/>
-          <w:szCs w:val="24"/>
-          <w:lang w:val="en-IN"/>
-        </w:rPr>
-        <w:t xml:space="preserve">Body: Please review the document in the following link and provide the approval </w:t>
-      </w:r>
-    </w:p>
-    <w:p>
-      <w:pPr>
-        <w:pStyle w:val="Normal"/>
-        <w:ind w:start="1440"/>
-        <w:jc w:val="start"/>
-        <w:rPr>
-          <w:rFonts w:ascii="Calibri" w:hAnsi="Calibri" w:cs="Calibri"/>
-          <w:sz w:val="24"/>
-          <w:szCs w:val="24"/>
-          <w:lang w:val="en-IN"/>
-        </w:rPr>
-      </w:pPr>
-      <w:r>
-        <w:rPr>
-          <w:rFonts w:cs="Calibri" w:ascii="Calibri" w:hAnsi="Calibri"/>
-          <w:sz w:val="24"/>
-          <w:szCs w:val="24"/>
-          <w:lang w:val="en-IN"/>
-        </w:rPr>
-        <w:t>- Link</w:t>
-      </w:r>
-    </w:p>
-    <w:p>
-      <w:pPr>
-        <w:pStyle w:val="Normal"/>
-        <w:ind w:start="1440"/>
-        <w:jc w:val="start"/>
-        <w:rPr>
-          <w:rFonts w:ascii="Calibri" w:hAnsi="Calibri" w:cs="Calibri"/>
-          <w:sz w:val="24"/>
-          <w:szCs w:val="24"/>
-          <w:lang w:val="en-IN"/>
-        </w:rPr>
-      </w:pPr>
-      <w:r>
-        <w:rPr>
-          <w:rFonts w:cs="Calibri" w:ascii="Calibri" w:hAnsi="Calibri"/>
-          <w:sz w:val="24"/>
-          <w:szCs w:val="24"/>
-          <w:lang w:val="en-IN"/>
-        </w:rPr>
-        <w:t>Please contact support@manchtech.com for further support.</w:t>
-      </w:r>
-    </w:p>
-    <w:p>
-      <w:pPr>
-        <w:pStyle w:val="Normal"/>
-        <w:ind w:start="1440"/>
-        <w:jc w:val="start"/>
-        <w:rPr>
-          <w:rFonts w:ascii="Calibri" w:hAnsi="Calibri" w:cs="Calibri"/>
-          <w:sz w:val="24"/>
-          <w:szCs w:val="24"/>
-          <w:lang w:val="en-IN"/>
-        </w:rPr>
-      </w:pPr>
-      <w:r>
-        <w:rPr>
-          <w:rFonts w:cs="Calibri" w:ascii="Calibri" w:hAnsi="Calibri"/>
-          <w:sz w:val="24"/>
-          <w:szCs w:val="24"/>
-          <w:lang w:val="en-IN"/>
-        </w:rPr>
-        <w:t>Regards,</w:t>
-      </w:r>
-    </w:p>
-    <w:p>
-      <w:pPr>
-        <w:pStyle w:val="Normal"/>
-        <w:ind w:start="1440"/>
-        <w:jc w:val="start"/>
-        <w:rPr>
-          <w:rFonts w:ascii="Calibri" w:hAnsi="Calibri" w:cs="Calibri"/>
-          <w:sz w:val="24"/>
-          <w:szCs w:val="24"/>
-          <w:lang w:val="en-IN"/>
-        </w:rPr>
-      </w:pPr>
-      <w:r>
-        <w:rPr>
-          <w:rFonts w:cs="Calibri" w:ascii="Calibri" w:hAnsi="Calibri"/>
-          <w:sz w:val="24"/>
-          <w:szCs w:val="24"/>
-          <w:lang w:val="en-IN"/>
-        </w:rPr>
-        <w:t>Team Pidilite.</w:t>
-      </w:r>
-    </w:p>
-    <w:p>
-      <w:pPr>
         <w:pStyle w:val="Heading2"/>
         <w:ind w:hanging="0" w:start="284"/>
+        <w:jc w:val="start"/>
         <w:rPr>
           <w:rFonts w:ascii="Calibri" w:hAnsi="Calibri" w:cs="Calibri"/>
           <w:sz w:val="32"/>
@@ -31928,7 +31947,7 @@
           <w:lang w:val="en-IN"/>
         </w:rPr>
       </w:pPr>
-      <w:bookmarkStart w:id="25" w:name="_Toc218955556"/>
+      <w:bookmarkStart w:id="26" w:name="_Toc218955557"/>
       <w:r>
         <w:rPr>
           <w:rFonts w:cs="Calibri" w:ascii="Calibri" w:hAnsi="Calibri"/>
@@ -31936,9 +31955,9 @@
           <w:szCs w:val="32"/>
           <w:lang w:val="en-IN"/>
         </w:rPr>
-        <w:t>4.9 Access Management</w:t>
+        <w:t>4.10 Reporting Requirements</w:t>
       </w:r>
-      <w:bookmarkEnd w:id="25"/>
+      <w:bookmarkEnd w:id="26"/>
     </w:p>
     <w:p>
       <w:pPr>
@@ -31967,6 +31986,103 @@
     </w:p>
     <w:p>
       <w:pPr>
+        <w:pStyle w:val="Normal"/>
+        <w:jc w:val="start"/>
+        <w:rPr>
+          <w:rFonts w:ascii="Calibri" w:hAnsi="Calibri" w:cs="Calibri"/>
+          <w:sz w:val="24"/>
+          <w:szCs w:val="24"/>
+          <w:lang w:val="en-IN"/>
+        </w:rPr>
+      </w:pPr>
+      <w:r>
+        <w:rPr>
+          <w:rFonts w:cs="Calibri" w:ascii="Calibri" w:hAnsi="Calibri"/>
+          <w:sz w:val="24"/>
+          <w:szCs w:val="24"/>
+          <w:lang w:val="en-IN"/>
+        </w:rPr>
+        <w:br/>
+        <w:t>Specify reporting needs, including:</w:t>
+      </w:r>
+    </w:p>
+    <w:p>
+      <w:pPr>
+        <w:pStyle w:val="Normal"/>
+        <w:numPr>
+          <w:ilvl w:val="0"/>
+          <w:numId w:val="1"/>
+        </w:numPr>
+        <w:jc w:val="start"/>
+        <w:rPr>
+          <w:rFonts w:ascii="Calibri" w:hAnsi="Calibri" w:cs="Calibri"/>
+          <w:sz w:val="24"/>
+          <w:szCs w:val="24"/>
+          <w:lang w:val="en-IN"/>
+        </w:rPr>
+      </w:pPr>
+      <w:r>
+        <w:rPr>
+          <w:rFonts w:cs="Calibri" w:ascii="Calibri" w:hAnsi="Calibri"/>
+          <w:sz w:val="24"/>
+          <w:szCs w:val="24"/>
+          <w:lang w:val="en-IN"/>
+        </w:rPr>
+        <w:t>Types of reports (e.g., dashboards, TAT reports etc.)</w:t>
+      </w:r>
+    </w:p>
+    <w:p>
+      <w:pPr>
+        <w:pStyle w:val="Normal"/>
+        <w:numPr>
+          <w:ilvl w:val="0"/>
+          <w:numId w:val="1"/>
+        </w:numPr>
+        <w:jc w:val="start"/>
+        <w:rPr>
+          <w:rFonts w:ascii="Calibri" w:hAnsi="Calibri" w:cs="Calibri"/>
+          <w:sz w:val="24"/>
+          <w:szCs w:val="24"/>
+          <w:lang w:val="en-IN"/>
+        </w:rPr>
+      </w:pPr>
+      <w:r>
+        <w:rPr>
+          <w:rFonts w:cs="Calibri" w:ascii="Calibri" w:hAnsi="Calibri"/>
+          <w:sz w:val="24"/>
+          <w:szCs w:val="24"/>
+          <w:lang w:val="en-IN"/>
+        </w:rPr>
+        <w:t>Data derivation logic</w:t>
+      </w:r>
+    </w:p>
+    <w:p>
+      <w:pPr>
+        <w:pStyle w:val="Normal"/>
+        <w:numPr>
+          <w:ilvl w:val="0"/>
+          <w:numId w:val="1"/>
+        </w:numPr>
+        <w:jc w:val="start"/>
+        <w:rPr>
+          <w:rFonts w:ascii="Calibri" w:hAnsi="Calibri" w:cs="Calibri"/>
+          <w:sz w:val="24"/>
+          <w:szCs w:val="24"/>
+          <w:lang w:val="en-IN"/>
+        </w:rPr>
+      </w:pPr>
+      <w:r>
+        <w:rPr>
+          <w:rFonts w:cs="Calibri" w:ascii="Calibri" w:hAnsi="Calibri"/>
+          <w:sz w:val="24"/>
+          <w:szCs w:val="24"/>
+          <w:lang w:val="en-IN"/>
+        </w:rPr>
+        <w:t>Access controls</w:t>
+      </w:r>
+    </w:p>
+    <w:p>
+      <w:pPr>
         <w:pStyle w:val="Heading2"/>
         <w:ind w:hanging="0" w:start="284"/>
         <w:jc w:val="start"/>
@@ -31977,7 +32093,7 @@
           <w:lang w:val="en-IN"/>
         </w:rPr>
       </w:pPr>
-      <w:bookmarkStart w:id="26" w:name="_Toc218955557"/>
+      <w:bookmarkStart w:id="27" w:name="_Toc218955558"/>
       <w:r>
         <w:rPr>
           <w:rFonts w:cs="Calibri" w:ascii="Calibri" w:hAnsi="Calibri"/>
@@ -31985,9 +32101,9 @@
           <w:szCs w:val="32"/>
           <w:lang w:val="en-IN"/>
         </w:rPr>
-        <w:t>4.10 Reporting Requirements</w:t>
+        <w:t>4.11 Integration Requirements</w:t>
       </w:r>
-      <w:bookmarkEnd w:id="26"/>
+      <w:bookmarkEnd w:id="27"/>
     </w:p>
     <w:p>
       <w:pPr>
@@ -32016,133 +32132,34 @@
     </w:p>
     <w:p>
       <w:pPr>
-        <w:pStyle w:val="Normal"/>
+        <w:pStyle w:val="Heading3"/>
+        <w:ind w:hanging="0" w:start="284"/>
         <w:jc w:val="start"/>
         <w:rPr>
           <w:rFonts w:ascii="Calibri" w:hAnsi="Calibri" w:cs="Calibri"/>
-          <w:sz w:val="24"/>
-          <w:szCs w:val="24"/>
-          <w:lang w:val="en-IN"/>
-        </w:rPr>
-      </w:pPr>
+          <w:lang w:val="en-IN"/>
+        </w:rPr>
+      </w:pPr>
+      <w:bookmarkStart w:id="28" w:name="_Toc218955559"/>
       <w:r>
         <w:rPr>
           <w:rFonts w:cs="Calibri" w:ascii="Calibri" w:hAnsi="Calibri"/>
-          <w:sz w:val="24"/>
-          <w:szCs w:val="24"/>
-          <w:lang w:val="en-IN"/>
-        </w:rPr>
-        <w:br/>
-        <w:t>Specify reporting needs, including:</w:t>
+          <w:lang w:val="en-IN"/>
+        </w:rPr>
+        <w:t>4.11.1 Integration Overview</w:t>
       </w:r>
+      <w:bookmarkEnd w:id="28"/>
     </w:p>
     <w:p>
       <w:pPr>
         <w:pStyle w:val="Normal"/>
         <w:numPr>
           <w:ilvl w:val="0"/>
-          <w:numId w:val="2"/>
+          <w:numId w:val="4"/>
         </w:numPr>
         <w:jc w:val="start"/>
         <w:rPr>
           <w:rFonts w:ascii="Calibri" w:hAnsi="Calibri" w:cs="Calibri"/>
-          <w:sz w:val="24"/>
-          <w:szCs w:val="24"/>
-          <w:lang w:val="en-IN"/>
-        </w:rPr>
-      </w:pPr>
-      <w:r>
-        <w:rPr>
-          <w:rFonts w:cs="Calibri" w:ascii="Calibri" w:hAnsi="Calibri"/>
-          <w:sz w:val="24"/>
-          <w:szCs w:val="24"/>
-          <w:lang w:val="en-IN"/>
-        </w:rPr>
-        <w:t>Types of reports (e.g., dashboards, TAT reports etc.)</w:t>
-      </w:r>
-    </w:p>
-    <w:p>
-      <w:pPr>
-        <w:pStyle w:val="Normal"/>
-        <w:numPr>
-          <w:ilvl w:val="0"/>
-          <w:numId w:val="2"/>
-        </w:numPr>
-        <w:jc w:val="start"/>
-        <w:rPr>
-          <w:rFonts w:ascii="Calibri" w:hAnsi="Calibri" w:cs="Calibri"/>
-          <w:sz w:val="24"/>
-          <w:szCs w:val="24"/>
-          <w:lang w:val="en-IN"/>
-        </w:rPr>
-      </w:pPr>
-      <w:r>
-        <w:rPr>
-          <w:rFonts w:cs="Calibri" w:ascii="Calibri" w:hAnsi="Calibri"/>
-          <w:sz w:val="24"/>
-          <w:szCs w:val="24"/>
-          <w:lang w:val="en-IN"/>
-        </w:rPr>
-        <w:t>Data derivation logic</w:t>
-      </w:r>
-    </w:p>
-    <w:p>
-      <w:pPr>
-        <w:pStyle w:val="Normal"/>
-        <w:numPr>
-          <w:ilvl w:val="0"/>
-          <w:numId w:val="2"/>
-        </w:numPr>
-        <w:jc w:val="start"/>
-        <w:rPr>
-          <w:rFonts w:ascii="Calibri" w:hAnsi="Calibri" w:cs="Calibri"/>
-          <w:sz w:val="24"/>
-          <w:szCs w:val="24"/>
-          <w:lang w:val="en-IN"/>
-        </w:rPr>
-      </w:pPr>
-      <w:r>
-        <w:rPr>
-          <w:rFonts w:cs="Calibri" w:ascii="Calibri" w:hAnsi="Calibri"/>
-          <w:sz w:val="24"/>
-          <w:szCs w:val="24"/>
-          <w:lang w:val="en-IN"/>
-        </w:rPr>
-        <w:t>Access controls</w:t>
-      </w:r>
-    </w:p>
-    <w:p>
-      <w:pPr>
-        <w:pStyle w:val="Heading2"/>
-        <w:ind w:hanging="0" w:start="284"/>
-        <w:jc w:val="start"/>
-        <w:rPr>
-          <w:rFonts w:ascii="Calibri" w:hAnsi="Calibri" w:cs="Calibri"/>
-          <w:sz w:val="32"/>
-          <w:szCs w:val="32"/>
-          <w:lang w:val="en-IN"/>
-        </w:rPr>
-      </w:pPr>
-      <w:bookmarkStart w:id="27" w:name="_Toc218955558"/>
-      <w:r>
-        <w:rPr>
-          <w:rFonts w:cs="Calibri" w:ascii="Calibri" w:hAnsi="Calibri"/>
-          <w:sz w:val="32"/>
-          <w:szCs w:val="32"/>
-          <w:lang w:val="en-IN"/>
-        </w:rPr>
-        <w:t>4.11 Integration Requirements</w:t>
-      </w:r>
-      <w:bookmarkEnd w:id="27"/>
-    </w:p>
-    <w:p>
-      <w:pPr>
-        <w:pStyle w:val="Normal"/>
-        <w:jc w:val="start"/>
-        <w:rPr>
-          <w:rFonts w:ascii="Calibri" w:hAnsi="Calibri" w:cs="Calibri"/>
-          <w:b/>
-          <w:bCs/>
           <w:sz w:val="24"/>
           <w:szCs w:val="24"/>
           <w:lang w:val="en-IN"/>
@@ -32157,53 +32174,6 @@
           <w:szCs w:val="24"/>
           <w:lang w:val="en-IN"/>
         </w:rPr>
-        <w:t xml:space="preserve">To be discussed with the Pidilite </w:t>
-      </w:r>
-    </w:p>
-    <w:p>
-      <w:pPr>
-        <w:pStyle w:val="Heading3"/>
-        <w:ind w:hanging="0" w:start="284"/>
-        <w:jc w:val="start"/>
-        <w:rPr>
-          <w:rFonts w:ascii="Calibri" w:hAnsi="Calibri" w:cs="Calibri"/>
-          <w:lang w:val="en-IN"/>
-        </w:rPr>
-      </w:pPr>
-      <w:bookmarkStart w:id="28" w:name="_Toc218955559"/>
-      <w:r>
-        <w:rPr>
-          <w:rFonts w:cs="Calibri" w:ascii="Calibri" w:hAnsi="Calibri"/>
-          <w:lang w:val="en-IN"/>
-        </w:rPr>
-        <w:t>4.11.1 Integration Overview</w:t>
-      </w:r>
-      <w:bookmarkEnd w:id="28"/>
-    </w:p>
-    <w:p>
-      <w:pPr>
-        <w:pStyle w:val="Normal"/>
-        <w:numPr>
-          <w:ilvl w:val="0"/>
-          <w:numId w:val="5"/>
-        </w:numPr>
-        <w:jc w:val="start"/>
-        <w:rPr>
-          <w:rFonts w:ascii="Calibri" w:hAnsi="Calibri" w:cs="Calibri"/>
-          <w:sz w:val="24"/>
-          <w:szCs w:val="24"/>
-          <w:lang w:val="en-IN"/>
-        </w:rPr>
-      </w:pPr>
-      <w:r>
-        <w:rPr>
-          <w:rFonts w:cs="Calibri" w:ascii="Calibri" w:hAnsi="Calibri"/>
-          <w:b/>
-          <w:bCs/>
-          <w:sz w:val="24"/>
-          <w:szCs w:val="24"/>
-          <w:lang w:val="en-IN"/>
-        </w:rPr>
         <w:t>Integration Objectives</w:t>
       </w:r>
       <w:r>
@@ -32221,7 +32191,7 @@
         <w:pStyle w:val="Normal"/>
         <w:numPr>
           <w:ilvl w:val="0"/>
-          <w:numId w:val="5"/>
+          <w:numId w:val="4"/>
         </w:numPr>
         <w:jc w:val="start"/>
         <w:rPr>
@@ -32331,9 +32301,9 @@
         <w:gridCol w:w="1038"/>
         <w:gridCol w:w="1625"/>
         <w:gridCol w:w="824"/>
-        <w:gridCol w:w="1829"/>
+        <w:gridCol w:w="1827"/>
         <w:gridCol w:w="1354"/>
-        <w:gridCol w:w="996"/>
+        <w:gridCol w:w="998"/>
         <w:gridCol w:w="1285"/>
       </w:tblGrid>
       <w:tr>
@@ -32490,7 +32460,7 @@
         </w:tc>
         <w:tc>
           <w:tcPr>
-            <w:tcW w:w="1829" w:type="dxa"/>
+            <w:tcW w:w="1827" w:type="dxa"/>
             <w:tcBorders>
               <w:top w:val="single" w:sz="4" w:space="0" w:color="000000"/>
               <w:start w:val="single" w:sz="4" w:space="0" w:color="000000"/>
@@ -32564,7 +32534,7 @@
         </w:tc>
         <w:tc>
           <w:tcPr>
-            <w:tcW w:w="996" w:type="dxa"/>
+            <w:tcW w:w="998" w:type="dxa"/>
             <w:tcBorders>
               <w:top w:val="single" w:sz="4" w:space="0" w:color="000000"/>
               <w:start w:val="single" w:sz="4" w:space="0" w:color="000000"/>
@@ -32791,7 +32761,7 @@
         </w:tc>
         <w:tc>
           <w:tcPr>
-            <w:tcW w:w="1829" w:type="dxa"/>
+            <w:tcW w:w="1827" w:type="dxa"/>
             <w:tcBorders>
               <w:top w:val="single" w:sz="4" w:space="0" w:color="000000"/>
               <w:start w:val="single" w:sz="4" w:space="0" w:color="000000"/>
@@ -32865,7 +32835,7 @@
         </w:tc>
         <w:tc>
           <w:tcPr>
-            <w:tcW w:w="996" w:type="dxa"/>
+            <w:tcW w:w="998" w:type="dxa"/>
             <w:tcBorders>
               <w:top w:val="single" w:sz="4" w:space="0" w:color="000000"/>
               <w:start w:val="single" w:sz="4" w:space="0" w:color="000000"/>
@@ -33092,7 +33062,7 @@
         </w:tc>
         <w:tc>
           <w:tcPr>
-            <w:tcW w:w="1829" w:type="dxa"/>
+            <w:tcW w:w="1827" w:type="dxa"/>
             <w:tcBorders>
               <w:top w:val="single" w:sz="4" w:space="0" w:color="000000"/>
               <w:start w:val="single" w:sz="4" w:space="0" w:color="000000"/>
@@ -33166,7 +33136,7 @@
         </w:tc>
         <w:tc>
           <w:tcPr>
-            <w:tcW w:w="996" w:type="dxa"/>
+            <w:tcW w:w="998" w:type="dxa"/>
             <w:tcBorders>
               <w:top w:val="single" w:sz="4" w:space="0" w:color="000000"/>
               <w:start w:val="single" w:sz="4" w:space="0" w:color="000000"/>
@@ -33280,6 +33250,278 @@
         <w:t>4.11.3 Data Flow and Synchronization</w:t>
       </w:r>
       <w:bookmarkEnd w:id="30"/>
+    </w:p>
+    <w:p>
+      <w:pPr>
+        <w:pStyle w:val="Normal"/>
+        <w:numPr>
+          <w:ilvl w:val="0"/>
+          <w:numId w:val="5"/>
+        </w:numPr>
+        <w:jc w:val="start"/>
+        <w:rPr>
+          <w:rFonts w:ascii="Calibri" w:hAnsi="Calibri" w:cs="Calibri"/>
+          <w:sz w:val="24"/>
+          <w:szCs w:val="24"/>
+          <w:lang w:val="en-IN"/>
+        </w:rPr>
+      </w:pPr>
+      <w:r>
+        <w:rPr>
+          <w:rFonts w:cs="Calibri" w:ascii="Calibri" w:hAnsi="Calibri"/>
+          <w:b/>
+          <w:bCs/>
+          <w:sz w:val="24"/>
+          <w:szCs w:val="24"/>
+          <w:lang w:val="en-IN"/>
+        </w:rPr>
+        <w:t>Data Directionality</w:t>
+      </w:r>
+      <w:r>
+        <w:rPr>
+          <w:rFonts w:cs="Calibri" w:ascii="Calibri" w:hAnsi="Calibri"/>
+          <w:sz w:val="24"/>
+          <w:szCs w:val="24"/>
+          <w:lang w:val="en-IN"/>
+        </w:rPr>
+        <w:t>:</w:t>
+      </w:r>
+    </w:p>
+    <w:p>
+      <w:pPr>
+        <w:pStyle w:val="Normal"/>
+        <w:numPr>
+          <w:ilvl w:val="1"/>
+          <w:numId w:val="5"/>
+        </w:numPr>
+        <w:jc w:val="start"/>
+        <w:rPr>
+          <w:rFonts w:ascii="Calibri" w:hAnsi="Calibri" w:cs="Calibri"/>
+          <w:sz w:val="24"/>
+          <w:szCs w:val="24"/>
+          <w:lang w:val="en-IN"/>
+        </w:rPr>
+      </w:pPr>
+      <w:r>
+        <w:rPr>
+          <w:rFonts w:cs="Calibri" w:ascii="Calibri" w:hAnsi="Calibri"/>
+          <w:b/>
+          <w:bCs/>
+          <w:sz w:val="24"/>
+          <w:szCs w:val="24"/>
+          <w:lang w:val="en-IN"/>
+        </w:rPr>
+        <w:t>Outbound</w:t>
+      </w:r>
+      <w:r>
+        <w:rPr>
+          <w:rFonts w:cs="Calibri" w:ascii="Calibri" w:hAnsi="Calibri"/>
+          <w:sz w:val="24"/>
+          <w:szCs w:val="24"/>
+          <w:lang w:val="en-IN"/>
+        </w:rPr>
+        <w:t>: Data sent from the internal system to external systems.</w:t>
+      </w:r>
+    </w:p>
+    <w:p>
+      <w:pPr>
+        <w:pStyle w:val="Normal"/>
+        <w:numPr>
+          <w:ilvl w:val="1"/>
+          <w:numId w:val="5"/>
+        </w:numPr>
+        <w:jc w:val="start"/>
+        <w:rPr>
+          <w:rFonts w:ascii="Calibri" w:hAnsi="Calibri" w:cs="Calibri"/>
+          <w:sz w:val="24"/>
+          <w:szCs w:val="24"/>
+          <w:lang w:val="en-IN"/>
+        </w:rPr>
+      </w:pPr>
+      <w:r>
+        <w:rPr>
+          <w:rFonts w:cs="Calibri" w:ascii="Calibri" w:hAnsi="Calibri"/>
+          <w:b/>
+          <w:bCs/>
+          <w:sz w:val="24"/>
+          <w:szCs w:val="24"/>
+          <w:lang w:val="en-IN"/>
+        </w:rPr>
+        <w:t>Inbound</w:t>
+      </w:r>
+      <w:r>
+        <w:rPr>
+          <w:rFonts w:cs="Calibri" w:ascii="Calibri" w:hAnsi="Calibri"/>
+          <w:sz w:val="24"/>
+          <w:szCs w:val="24"/>
+          <w:lang w:val="en-IN"/>
+        </w:rPr>
+        <w:t>: Data received from external systems into the internal system.</w:t>
+      </w:r>
+    </w:p>
+    <w:p>
+      <w:pPr>
+        <w:pStyle w:val="Normal"/>
+        <w:numPr>
+          <w:ilvl w:val="0"/>
+          <w:numId w:val="5"/>
+        </w:numPr>
+        <w:jc w:val="start"/>
+        <w:rPr>
+          <w:rFonts w:ascii="Calibri" w:hAnsi="Calibri" w:cs="Calibri"/>
+          <w:sz w:val="24"/>
+          <w:szCs w:val="24"/>
+          <w:lang w:val="en-IN"/>
+        </w:rPr>
+      </w:pPr>
+      <w:r>
+        <w:rPr>
+          <w:rFonts w:cs="Calibri" w:ascii="Calibri" w:hAnsi="Calibri"/>
+          <w:b/>
+          <w:bCs/>
+          <w:sz w:val="24"/>
+          <w:szCs w:val="24"/>
+          <w:lang w:val="en-IN"/>
+        </w:rPr>
+        <w:t>Synchronization Frequency</w:t>
+      </w:r>
+      <w:r>
+        <w:rPr>
+          <w:rFonts w:cs="Calibri" w:ascii="Calibri" w:hAnsi="Calibri"/>
+          <w:sz w:val="24"/>
+          <w:szCs w:val="24"/>
+          <w:lang w:val="en-IN"/>
+        </w:rPr>
+        <w:t>:</w:t>
+      </w:r>
+    </w:p>
+    <w:p>
+      <w:pPr>
+        <w:pStyle w:val="Normal"/>
+        <w:numPr>
+          <w:ilvl w:val="1"/>
+          <w:numId w:val="5"/>
+        </w:numPr>
+        <w:jc w:val="start"/>
+        <w:rPr>
+          <w:rFonts w:ascii="Calibri" w:hAnsi="Calibri" w:cs="Calibri"/>
+          <w:sz w:val="24"/>
+          <w:szCs w:val="24"/>
+          <w:lang w:val="en-IN"/>
+        </w:rPr>
+      </w:pPr>
+      <w:r>
+        <w:rPr>
+          <w:rFonts w:cs="Calibri" w:ascii="Calibri" w:hAnsi="Calibri"/>
+          <w:b/>
+          <w:bCs/>
+          <w:sz w:val="24"/>
+          <w:szCs w:val="24"/>
+          <w:lang w:val="en-IN"/>
+        </w:rPr>
+        <w:t>Real-Time</w:t>
+      </w:r>
+      <w:r>
+        <w:rPr>
+          <w:rFonts w:cs="Calibri" w:ascii="Calibri" w:hAnsi="Calibri"/>
+          <w:sz w:val="24"/>
+          <w:szCs w:val="24"/>
+          <w:lang w:val="en-IN"/>
+        </w:rPr>
+        <w:t>: Immediate data exchange upon event triggers.</w:t>
+      </w:r>
+    </w:p>
+    <w:p>
+      <w:pPr>
+        <w:pStyle w:val="Normal"/>
+        <w:numPr>
+          <w:ilvl w:val="1"/>
+          <w:numId w:val="5"/>
+        </w:numPr>
+        <w:jc w:val="start"/>
+        <w:rPr>
+          <w:rFonts w:ascii="Calibri" w:hAnsi="Calibri" w:cs="Calibri"/>
+          <w:sz w:val="24"/>
+          <w:szCs w:val="24"/>
+          <w:lang w:val="en-IN"/>
+        </w:rPr>
+      </w:pPr>
+      <w:r>
+        <w:rPr>
+          <w:rFonts w:cs="Calibri" w:ascii="Calibri" w:hAnsi="Calibri"/>
+          <w:b/>
+          <w:bCs/>
+          <w:sz w:val="24"/>
+          <w:szCs w:val="24"/>
+          <w:lang w:val="en-IN"/>
+        </w:rPr>
+        <w:t>Scheduled</w:t>
+      </w:r>
+      <w:r>
+        <w:rPr>
+          <w:rFonts w:cs="Calibri" w:ascii="Calibri" w:hAnsi="Calibri"/>
+          <w:sz w:val="24"/>
+          <w:szCs w:val="24"/>
+          <w:lang w:val="en-IN"/>
+        </w:rPr>
+        <w:t>: Data exchange occurs at defined intervals (e.g., hourly, daily).</w:t>
+      </w:r>
+    </w:p>
+    <w:p>
+      <w:pPr>
+        <w:pStyle w:val="Normal"/>
+        <w:numPr>
+          <w:ilvl w:val="0"/>
+          <w:numId w:val="5"/>
+        </w:numPr>
+        <w:jc w:val="start"/>
+        <w:rPr>
+          <w:rFonts w:ascii="Calibri" w:hAnsi="Calibri" w:cs="Calibri"/>
+          <w:sz w:val="24"/>
+          <w:szCs w:val="24"/>
+          <w:lang w:val="en-IN"/>
+        </w:rPr>
+      </w:pPr>
+      <w:r>
+        <w:rPr>
+          <w:rFonts w:cs="Calibri" w:ascii="Calibri" w:hAnsi="Calibri"/>
+          <w:b/>
+          <w:bCs/>
+          <w:sz w:val="24"/>
+          <w:szCs w:val="24"/>
+          <w:lang w:val="en-IN"/>
+        </w:rPr>
+        <w:t>Conflict Resolution</w:t>
+      </w:r>
+      <w:r>
+        <w:rPr>
+          <w:rFonts w:cs="Calibri" w:ascii="Calibri" w:hAnsi="Calibri"/>
+          <w:sz w:val="24"/>
+          <w:szCs w:val="24"/>
+          <w:lang w:val="en-IN"/>
+        </w:rPr>
+        <w:t>: Define rules for handling data discrepancies, such as prioritising the most recent update or flagging for manual review.</w:t>
+      </w:r>
+    </w:p>
+    <w:p>
+      <w:pPr>
+        <w:pStyle w:val="Heading3"/>
+        <w:ind w:hanging="0" w:start="284"/>
+        <w:jc w:val="start"/>
+        <w:rPr>
+          <w:rFonts w:ascii="Calibri" w:hAnsi="Calibri" w:cs="Calibri"/>
+          <w:lang w:val="en-IN"/>
+        </w:rPr>
+      </w:pPr>
+      <w:bookmarkStart w:id="31" w:name="_Toc218955562"/>
+      <w:r>
+        <w:rPr>
+          <w:rFonts w:cs="Calibri" w:ascii="Calibri" w:hAnsi="Calibri"/>
+          <w:lang w:val="en-IN"/>
+        </w:rPr>
+        <w:t>4.11.4 Error Handling and Logging</w:t>
+      </w:r>
+      <w:bookmarkEnd w:id="31"/>
     </w:p>
     <w:p>
       <w:pPr>
@@ -33305,7 +33547,7 @@
           <w:szCs w:val="24"/>
           <w:lang w:val="en-IN"/>
         </w:rPr>
-        <w:t>Data Directionality</w:t>
+        <w:t>Error Detection</w:t>
       </w:r>
       <w:r>
         <w:rPr>
@@ -33314,248 +33556,39 @@
           <w:szCs w:val="24"/>
           <w:lang w:val="en-IN"/>
         </w:rPr>
-        <w:t>:</w:t>
+        <w:t>: Mechanisms to identify integration failures, such as missing fields or data type mismatches.</w:t>
       </w:r>
     </w:p>
     <w:p>
       <w:pPr>
-        <w:pStyle w:val="Normal"/>
-        <w:numPr>
-          <w:ilvl w:val="1"/>
-          <w:numId w:val="6"/>
-        </w:numPr>
+        <w:pStyle w:val="Heading3"/>
+        <w:ind w:hanging="0" w:start="284"/>
         <w:jc w:val="start"/>
         <w:rPr>
           <w:rFonts w:ascii="Calibri" w:hAnsi="Calibri" w:cs="Calibri"/>
-          <w:sz w:val="24"/>
-          <w:szCs w:val="24"/>
-          <w:lang w:val="en-IN"/>
-        </w:rPr>
-      </w:pPr>
+          <w:lang w:val="en-IN"/>
+        </w:rPr>
+      </w:pPr>
+      <w:bookmarkStart w:id="32" w:name="_Toc218955563"/>
       <w:r>
         <w:rPr>
           <w:rFonts w:cs="Calibri" w:ascii="Calibri" w:hAnsi="Calibri"/>
-          <w:b/>
-          <w:bCs/>
-          <w:sz w:val="24"/>
-          <w:szCs w:val="24"/>
-          <w:lang w:val="en-IN"/>
-        </w:rPr>
-        <w:t>Outbound</w:t>
+          <w:lang w:val="en-IN"/>
+        </w:rPr>
+        <w:t xml:space="preserve">4.11.5 API Documentation and </w:t>
       </w:r>
+      <w:bookmarkEnd w:id="32"/>
       <w:r>
         <w:rPr>
           <w:rFonts w:cs="Calibri" w:ascii="Calibri" w:hAnsi="Calibri"/>
-          <w:sz w:val="24"/>
-          <w:szCs w:val="24"/>
-          <w:lang w:val="en-IN"/>
-        </w:rPr>
-        <w:t>: Data sent from the internal system to external systems.</w:t>
+          <w:lang w:val="en-IN"/>
+        </w:rPr>
+        <w:t>Other Information</w:t>
       </w:r>
     </w:p>
     <w:p>
       <w:pPr>
-        <w:pStyle w:val="Normal"/>
-        <w:numPr>
-          <w:ilvl w:val="1"/>
-          <w:numId w:val="6"/>
-        </w:numPr>
-        <w:jc w:val="start"/>
-        <w:rPr>
-          <w:rFonts w:ascii="Calibri" w:hAnsi="Calibri" w:cs="Calibri"/>
-          <w:sz w:val="24"/>
-          <w:szCs w:val="24"/>
-          <w:lang w:val="en-IN"/>
-        </w:rPr>
-      </w:pPr>
-      <w:r>
-        <w:rPr>
-          <w:rFonts w:cs="Calibri" w:ascii="Calibri" w:hAnsi="Calibri"/>
-          <w:b/>
-          <w:bCs/>
-          <w:sz w:val="24"/>
-          <w:szCs w:val="24"/>
-          <w:lang w:val="en-IN"/>
-        </w:rPr>
-        <w:t>Inbound</w:t>
-      </w:r>
-      <w:r>
-        <w:rPr>
-          <w:rFonts w:cs="Calibri" w:ascii="Calibri" w:hAnsi="Calibri"/>
-          <w:sz w:val="24"/>
-          <w:szCs w:val="24"/>
-          <w:lang w:val="en-IN"/>
-        </w:rPr>
-        <w:t>: Data received from external systems into the internal system.</w:t>
-      </w:r>
-    </w:p>
-    <w:p>
-      <w:pPr>
-        <w:pStyle w:val="Normal"/>
-        <w:numPr>
-          <w:ilvl w:val="0"/>
-          <w:numId w:val="6"/>
-        </w:numPr>
-        <w:jc w:val="start"/>
-        <w:rPr>
-          <w:rFonts w:ascii="Calibri" w:hAnsi="Calibri" w:cs="Calibri"/>
-          <w:sz w:val="24"/>
-          <w:szCs w:val="24"/>
-          <w:lang w:val="en-IN"/>
-        </w:rPr>
-      </w:pPr>
-      <w:r>
-        <w:rPr>
-          <w:rFonts w:cs="Calibri" w:ascii="Calibri" w:hAnsi="Calibri"/>
-          <w:b/>
-          <w:bCs/>
-          <w:sz w:val="24"/>
-          <w:szCs w:val="24"/>
-          <w:lang w:val="en-IN"/>
-        </w:rPr>
-        <w:t>Synchronization Frequency</w:t>
-      </w:r>
-      <w:r>
-        <w:rPr>
-          <w:rFonts w:cs="Calibri" w:ascii="Calibri" w:hAnsi="Calibri"/>
-          <w:sz w:val="24"/>
-          <w:szCs w:val="24"/>
-          <w:lang w:val="en-IN"/>
-        </w:rPr>
-        <w:t>:</w:t>
-      </w:r>
-    </w:p>
-    <w:p>
-      <w:pPr>
-        <w:pStyle w:val="Normal"/>
-        <w:numPr>
-          <w:ilvl w:val="1"/>
-          <w:numId w:val="6"/>
-        </w:numPr>
-        <w:jc w:val="start"/>
-        <w:rPr>
-          <w:rFonts w:ascii="Calibri" w:hAnsi="Calibri" w:cs="Calibri"/>
-          <w:sz w:val="24"/>
-          <w:szCs w:val="24"/>
-          <w:lang w:val="en-IN"/>
-        </w:rPr>
-      </w:pPr>
-      <w:r>
-        <w:rPr>
-          <w:rFonts w:cs="Calibri" w:ascii="Calibri" w:hAnsi="Calibri"/>
-          <w:b/>
-          <w:bCs/>
-          <w:sz w:val="24"/>
-          <w:szCs w:val="24"/>
-          <w:lang w:val="en-IN"/>
-        </w:rPr>
-        <w:t>Real-Time</w:t>
-      </w:r>
-      <w:r>
-        <w:rPr>
-          <w:rFonts w:cs="Calibri" w:ascii="Calibri" w:hAnsi="Calibri"/>
-          <w:sz w:val="24"/>
-          <w:szCs w:val="24"/>
-          <w:lang w:val="en-IN"/>
-        </w:rPr>
-        <w:t>: Immediate data exchange upon event triggers.</w:t>
-      </w:r>
-    </w:p>
-    <w:p>
-      <w:pPr>
-        <w:pStyle w:val="Normal"/>
-        <w:numPr>
-          <w:ilvl w:val="1"/>
-          <w:numId w:val="6"/>
-        </w:numPr>
-        <w:jc w:val="start"/>
-        <w:rPr>
-          <w:rFonts w:ascii="Calibri" w:hAnsi="Calibri" w:cs="Calibri"/>
-          <w:sz w:val="24"/>
-          <w:szCs w:val="24"/>
-          <w:lang w:val="en-IN"/>
-        </w:rPr>
-      </w:pPr>
-      <w:r>
-        <w:rPr>
-          <w:rFonts w:cs="Calibri" w:ascii="Calibri" w:hAnsi="Calibri"/>
-          <w:b/>
-          <w:bCs/>
-          <w:sz w:val="24"/>
-          <w:szCs w:val="24"/>
-          <w:lang w:val="en-IN"/>
-        </w:rPr>
-        <w:t>Scheduled</w:t>
-      </w:r>
-      <w:r>
-        <w:rPr>
-          <w:rFonts w:cs="Calibri" w:ascii="Calibri" w:hAnsi="Calibri"/>
-          <w:sz w:val="24"/>
-          <w:szCs w:val="24"/>
-          <w:lang w:val="en-IN"/>
-        </w:rPr>
-        <w:t>: Data exchange occurs at defined intervals (e.g., hourly, daily).</w:t>
-      </w:r>
-    </w:p>
-    <w:p>
-      <w:pPr>
-        <w:pStyle w:val="Normal"/>
-        <w:numPr>
-          <w:ilvl w:val="0"/>
-          <w:numId w:val="6"/>
-        </w:numPr>
-        <w:jc w:val="start"/>
-        <w:rPr>
-          <w:rFonts w:ascii="Calibri" w:hAnsi="Calibri" w:cs="Calibri"/>
-          <w:sz w:val="24"/>
-          <w:szCs w:val="24"/>
-          <w:lang w:val="en-IN"/>
-        </w:rPr>
-      </w:pPr>
-      <w:r>
-        <w:rPr>
-          <w:rFonts w:cs="Calibri" w:ascii="Calibri" w:hAnsi="Calibri"/>
-          <w:b/>
-          <w:bCs/>
-          <w:sz w:val="24"/>
-          <w:szCs w:val="24"/>
-          <w:lang w:val="en-IN"/>
-        </w:rPr>
-        <w:t>Conflict Resolution</w:t>
-      </w:r>
-      <w:r>
-        <w:rPr>
-          <w:rFonts w:cs="Calibri" w:ascii="Calibri" w:hAnsi="Calibri"/>
-          <w:sz w:val="24"/>
-          <w:szCs w:val="24"/>
-          <w:lang w:val="en-IN"/>
-        </w:rPr>
-        <w:t>: Define rules for handling data discrepancies, such as prioritising the most recent update or flagging for manual review.</w:t>
-      </w:r>
-    </w:p>
-    <w:p>
-      <w:pPr>
-        <w:pStyle w:val="Heading3"/>
-        <w:ind w:hanging="0" w:start="284"/>
-        <w:jc w:val="start"/>
-        <w:rPr>
-          <w:rFonts w:ascii="Calibri" w:hAnsi="Calibri" w:cs="Calibri"/>
-          <w:lang w:val="en-IN"/>
-        </w:rPr>
-      </w:pPr>
-      <w:bookmarkStart w:id="31" w:name="_Toc218955562"/>
-      <w:r>
-        <w:rPr>
-          <w:rFonts w:cs="Calibri" w:ascii="Calibri" w:hAnsi="Calibri"/>
-          <w:lang w:val="en-IN"/>
-        </w:rPr>
-        <w:t>4.11.4 Error Handling and Logging</w:t>
-      </w:r>
-      <w:bookmarkEnd w:id="31"/>
-    </w:p>
-    <w:p>
-      <w:pPr>
-        <w:pStyle w:val="Normal"/>
+        <w:pStyle w:val="ListParagraph"/>
         <w:numPr>
           <w:ilvl w:val="0"/>
           <w:numId w:val="7"/>
@@ -33571,69 +33604,6 @@
       <w:r>
         <w:rPr>
           <w:rFonts w:cs="Calibri" w:ascii="Calibri" w:hAnsi="Calibri"/>
-          <w:b/>
-          <w:bCs/>
-          <w:sz w:val="24"/>
-          <w:szCs w:val="24"/>
-          <w:lang w:val="en-IN"/>
-        </w:rPr>
-        <w:t>Error Detection</w:t>
-      </w:r>
-      <w:r>
-        <w:rPr>
-          <w:rFonts w:cs="Calibri" w:ascii="Calibri" w:hAnsi="Calibri"/>
-          <w:sz w:val="24"/>
-          <w:szCs w:val="24"/>
-          <w:lang w:val="en-IN"/>
-        </w:rPr>
-        <w:t>: Mechanisms to identify integration failures, such as missing fields or data type mismatches.</w:t>
-      </w:r>
-    </w:p>
-    <w:p>
-      <w:pPr>
-        <w:pStyle w:val="Heading3"/>
-        <w:ind w:hanging="0" w:start="284"/>
-        <w:jc w:val="start"/>
-        <w:rPr>
-          <w:rFonts w:ascii="Calibri" w:hAnsi="Calibri" w:cs="Calibri"/>
-          <w:lang w:val="en-IN"/>
-        </w:rPr>
-      </w:pPr>
-      <w:bookmarkStart w:id="32" w:name="_Toc218955563"/>
-      <w:r>
-        <w:rPr>
-          <w:rFonts w:cs="Calibri" w:ascii="Calibri" w:hAnsi="Calibri"/>
-          <w:lang w:val="en-IN"/>
-        </w:rPr>
-        <w:t xml:space="preserve">4.11.5 API Documentation and </w:t>
-      </w:r>
-      <w:bookmarkEnd w:id="32"/>
-      <w:r>
-        <w:rPr>
-          <w:rFonts w:cs="Calibri" w:ascii="Calibri" w:hAnsi="Calibri"/>
-          <w:lang w:val="en-IN"/>
-        </w:rPr>
-        <w:t>Other Information</w:t>
-      </w:r>
-    </w:p>
-    <w:p>
-      <w:pPr>
-        <w:pStyle w:val="ListParagraph"/>
-        <w:numPr>
-          <w:ilvl w:val="0"/>
-          <w:numId w:val="8"/>
-        </w:numPr>
-        <w:jc w:val="start"/>
-        <w:rPr>
-          <w:rFonts w:ascii="Calibri" w:hAnsi="Calibri" w:cs="Calibri"/>
-          <w:sz w:val="24"/>
-          <w:szCs w:val="24"/>
-          <w:lang w:val="en-IN"/>
-        </w:rPr>
-      </w:pPr>
-      <w:r>
-        <w:rPr>
-          <w:rFonts w:cs="Calibri" w:ascii="Calibri" w:hAnsi="Calibri"/>
           <w:sz w:val="24"/>
           <w:szCs w:val="24"/>
           <w:lang w:val="en-IN"/>
@@ -33646,7 +33616,7 @@
         <w:pStyle w:val="ListParagraph"/>
         <w:numPr>
           <w:ilvl w:val="0"/>
-          <w:numId w:val="8"/>
+          <w:numId w:val="7"/>
         </w:numPr>
         <w:jc w:val="start"/>
         <w:rPr>
@@ -34662,7 +34632,7 @@
         <w:pStyle w:val="ListParagraph"/>
         <w:numPr>
           <w:ilvl w:val="0"/>
-          <w:numId w:val="4"/>
+          <w:numId w:val="3"/>
         </w:numPr>
         <w:jc w:val="start"/>
         <w:rPr>
@@ -34691,7 +34661,7 @@
         <w:pStyle w:val="Normal"/>
         <w:numPr>
           <w:ilvl w:val="0"/>
-          <w:numId w:val="3"/>
+          <w:numId w:val="2"/>
         </w:numPr>
         <w:jc w:val="start"/>
         <w:rPr>
@@ -34727,7 +34697,7 @@
         <w:pStyle w:val="Normal"/>
         <w:numPr>
           <w:ilvl w:val="0"/>
-          <w:numId w:val="3"/>
+          <w:numId w:val="2"/>
         </w:numPr>
         <w:jc w:val="start"/>
         <w:rPr>
@@ -34763,7 +34733,7 @@
         <w:pStyle w:val="Normal"/>
         <w:numPr>
           <w:ilvl w:val="0"/>
-          <w:numId w:val="3"/>
+          <w:numId w:val="2"/>
         </w:numPr>
         <w:jc w:val="start"/>
         <w:rPr>
@@ -34799,7 +34769,7 @@
         <w:pStyle w:val="Normal"/>
         <w:numPr>
           <w:ilvl w:val="0"/>
-          <w:numId w:val="3"/>
+          <w:numId w:val="2"/>
         </w:numPr>
         <w:jc w:val="start"/>
         <w:rPr>
@@ -34835,7 +34805,7 @@
         <w:pStyle w:val="Normal"/>
         <w:numPr>
           <w:ilvl w:val="0"/>
-          <w:numId w:val="3"/>
+          <w:numId w:val="2"/>
         </w:numPr>
         <w:tabs>
           <w:tab w:val="left" w:pos="720" w:leader="none"/>
@@ -34932,10 +34902,12 @@
       </w:r>
     </w:p>
     <w:sectPr>
-      <w:headerReference w:type="default" r:id="rId13"/>
-      <w:headerReference w:type="first" r:id="rId14"/>
-      <w:footerReference w:type="default" r:id="rId15"/>
-      <w:footerReference w:type="first" r:id="rId16"/>
+      <w:headerReference w:type="even" r:id="rId13"/>
+      <w:headerReference w:type="default" r:id="rId14"/>
+      <w:headerReference w:type="first" r:id="rId15"/>
+      <w:footerReference w:type="even" r:id="rId16"/>
+      <w:footerReference w:type="default" r:id="rId17"/>
+      <w:footerReference w:type="first" r:id="rId18"/>
       <w:type w:val="nextPage"/>
       <w:pgSz w:w="11906" w:h="16838"/>
       <w:pgMar w:left="1440" w:right="1440" w:gutter="0" w:header="708" w:top="1440" w:footer="708" w:bottom="1440"/>
@@ -34950,6 +34922,20 @@
 </file>
 
 <file path=word/footer1.xml><?xml version="1.0" encoding="utf-8"?>
+<w:ftr xmlns:o="urn:schemas-microsoft-com:office:office" xmlns:r="http://schemas.openxmlformats.org/officeDocument/2006/relationships" xmlns:v="urn:schemas-microsoft-com:vml" xmlns:w="http://schemas.openxmlformats.org/wordprocessingml/2006/main" xmlns:w10="urn:schemas-microsoft-com:office:word" xmlns:wp="http://schemas.openxmlformats.org/drawingml/2006/wordprocessingDrawing" xmlns:pic="http://schemas.openxmlformats.org/drawingml/2006/picture" xmlns:wps="http://schemas.microsoft.com/office/word/2010/wordprocessingShape" xmlns:wpg="http://schemas.microsoft.com/office/word/2010/wordprocessingGroup" xmlns:mc="http://schemas.openxmlformats.org/markup-compatibility/2006" xmlns:wp14="http://schemas.microsoft.com/office/word/2010/wordprocessingDrawing" xmlns:w14="http://schemas.microsoft.com/office/word/2010/wordml" xmlns:w15="http://schemas.microsoft.com/office/word/2012/wordml" mc:Ignorable="w14 wp14 w15">
+  <w:p>
+    <w:pPr>
+      <w:pStyle w:val="Footer"/>
+      <w:rPr/>
+    </w:pPr>
+    <w:r>
+      <w:rPr/>
+    </w:r>
+  </w:p>
+</w:ftr>
+</file>
+
+<file path=word/footer2.xml><?xml version="1.0" encoding="utf-8"?>
 <w:ftr xmlns:o="urn:schemas-microsoft-com:office:office" xmlns:r="http://schemas.openxmlformats.org/officeDocument/2006/relationships" xmlns:v="urn:schemas-microsoft-com:vml" xmlns:w="http://schemas.openxmlformats.org/wordprocessingml/2006/main" xmlns:w10="urn:schemas-microsoft-com:office:word" xmlns:wp="http://schemas.openxmlformats.org/drawingml/2006/wordprocessingDrawing" xmlns:pic="http://schemas.openxmlformats.org/drawingml/2006/picture" xmlns:wps="http://schemas.microsoft.com/office/word/2010/wordprocessingShape" xmlns:wpg="http://schemas.microsoft.com/office/word/2010/wordprocessingGroup" xmlns:mc="http://schemas.openxmlformats.org/markup-compatibility/2006" xmlns:wp14="http://schemas.microsoft.com/office/word/2010/wordprocessingDrawing" xmlns:w14="http://schemas.microsoft.com/office/word/2010/wordml" xmlns:w15="http://schemas.microsoft.com/office/word/2012/wordml" mc:Ignorable="w14 wp14 w15">
   <w:p>
     <w:pPr>
@@ -34977,7 +34963,7 @@
         <w:szCs w:val="22"/>
       </w:rPr>
       <w:drawing>
-        <wp:anchor distT="0" distB="0" distL="114300" distR="114300" simplePos="0" relativeHeight="73" behindDoc="1" locked="0" layoutInCell="0" allowOverlap="1">
+        <wp:anchor distT="0" distB="0" distL="114300" distR="114300" simplePos="0" relativeHeight="72" behindDoc="1" locked="0" layoutInCell="0" allowOverlap="1">
           <wp:simplePos x="0" y="0"/>
           <wp:positionH relativeFrom="margin">
             <wp:posOffset>-1267460</wp:posOffset>
@@ -35055,7 +35041,7 @@
 </w:ftr>
 </file>
 
-<file path=word/footer2.xml><?xml version="1.0" encoding="utf-8"?>
+<file path=word/footer3.xml><?xml version="1.0" encoding="utf-8"?>
 <w:ftr xmlns:o="urn:schemas-microsoft-com:office:office" xmlns:r="http://schemas.openxmlformats.org/officeDocument/2006/relationships" xmlns:v="urn:schemas-microsoft-com:vml" xmlns:w="http://schemas.openxmlformats.org/wordprocessingml/2006/main" xmlns:w10="urn:schemas-microsoft-com:office:word" xmlns:wp="http://schemas.openxmlformats.org/drawingml/2006/wordprocessingDrawing" xmlns:pic="http://schemas.openxmlformats.org/drawingml/2006/picture" xmlns:wps="http://schemas.microsoft.com/office/word/2010/wordprocessingShape" xmlns:wpg="http://schemas.microsoft.com/office/word/2010/wordprocessingGroup" xmlns:mc="http://schemas.openxmlformats.org/markup-compatibility/2006" xmlns:wp14="http://schemas.microsoft.com/office/word/2010/wordprocessingDrawing" xmlns:w14="http://schemas.microsoft.com/office/word/2010/wordml" xmlns:w15="http://schemas.microsoft.com/office/word/2012/wordml" mc:Ignorable="w14 wp14 w15">
   <w:p>
     <w:pPr>
@@ -35065,7 +35051,7 @@
     <w:r>
       <w:rPr/>
       <w:drawing>
-        <wp:anchor distT="0" distB="0" distL="114300" distR="114300" simplePos="0" relativeHeight="74" behindDoc="1" locked="0" layoutInCell="0" allowOverlap="1">
+        <wp:anchor distT="0" distB="0" distL="114300" distR="114300" simplePos="0" relativeHeight="73" behindDoc="1" locked="0" layoutInCell="0" allowOverlap="1">
           <wp:simplePos x="0" y="0"/>
           <wp:positionH relativeFrom="margin">
             <wp:posOffset>-1085850</wp:posOffset>
@@ -35120,6 +35106,20 @@
 <w:hdr xmlns:o="urn:schemas-microsoft-com:office:office" xmlns:r="http://schemas.openxmlformats.org/officeDocument/2006/relationships" xmlns:v="urn:schemas-microsoft-com:vml" xmlns:w="http://schemas.openxmlformats.org/wordprocessingml/2006/main" xmlns:w10="urn:schemas-microsoft-com:office:word" xmlns:wp="http://schemas.openxmlformats.org/drawingml/2006/wordprocessingDrawing" xmlns:pic="http://schemas.openxmlformats.org/drawingml/2006/picture" xmlns:wps="http://schemas.microsoft.com/office/word/2010/wordprocessingShape" xmlns:wpg="http://schemas.microsoft.com/office/word/2010/wordprocessingGroup" xmlns:mc="http://schemas.openxmlformats.org/markup-compatibility/2006" xmlns:wp14="http://schemas.microsoft.com/office/word/2010/wordprocessingDrawing" xmlns:w14="http://schemas.microsoft.com/office/word/2010/wordml" xmlns:w15="http://schemas.microsoft.com/office/word/2012/wordml" mc:Ignorable="w14 wp14 w15">
   <w:p>
     <w:pPr>
+      <w:pStyle w:val="Header"/>
+      <w:rPr/>
+    </w:pPr>
+    <w:r>
+      <w:rPr/>
+    </w:r>
+  </w:p>
+</w:hdr>
+</file>
+
+<file path=word/header2.xml><?xml version="1.0" encoding="utf-8"?>
+<w:hdr xmlns:o="urn:schemas-microsoft-com:office:office" xmlns:r="http://schemas.openxmlformats.org/officeDocument/2006/relationships" xmlns:v="urn:schemas-microsoft-com:vml" xmlns:w="http://schemas.openxmlformats.org/wordprocessingml/2006/main" xmlns:w10="urn:schemas-microsoft-com:office:word" xmlns:wp="http://schemas.openxmlformats.org/drawingml/2006/wordprocessingDrawing" xmlns:pic="http://schemas.openxmlformats.org/drawingml/2006/picture" xmlns:wps="http://schemas.microsoft.com/office/word/2010/wordprocessingShape" xmlns:wpg="http://schemas.microsoft.com/office/word/2010/wordprocessingGroup" xmlns:mc="http://schemas.openxmlformats.org/markup-compatibility/2006" xmlns:wp14="http://schemas.microsoft.com/office/word/2010/wordprocessingDrawing" xmlns:w14="http://schemas.microsoft.com/office/word/2010/wordml" xmlns:w15="http://schemas.microsoft.com/office/word/2012/wordml" mc:Ignorable="w14 wp14 w15">
+  <w:p>
+    <w:pPr>
       <w:pStyle w:val="Normal"/>
       <w:tabs>
         <w:tab w:val="clear" w:pos="720"/>
@@ -35136,7 +35136,7 @@
     </w:pPr>
     <w:r>
       <w:drawing>
-        <wp:anchor distT="0" distB="0" distL="0" distR="0" simplePos="0" relativeHeight="39" behindDoc="1" locked="0" layoutInCell="0" allowOverlap="1">
+        <wp:anchor distT="0" distB="0" distL="0" distR="0" simplePos="0" relativeHeight="38" behindDoc="1" locked="0" layoutInCell="0" allowOverlap="1">
           <wp:simplePos x="0" y="0"/>
           <wp:positionH relativeFrom="page">
             <wp:posOffset>-34925</wp:posOffset>
@@ -35255,7 +35255,7 @@
 </w:hdr>
 </file>
 
-<file path=word/header2.xml><?xml version="1.0" encoding="utf-8"?>
+<file path=word/header3.xml><?xml version="1.0" encoding="utf-8"?>
 <w:hdr xmlns:o="urn:schemas-microsoft-com:office:office" xmlns:r="http://schemas.openxmlformats.org/officeDocument/2006/relationships" xmlns:v="urn:schemas-microsoft-com:vml" xmlns:w="http://schemas.openxmlformats.org/wordprocessingml/2006/main" xmlns:w10="urn:schemas-microsoft-com:office:word" xmlns:wp="http://schemas.openxmlformats.org/drawingml/2006/wordprocessingDrawing" xmlns:pic="http://schemas.openxmlformats.org/drawingml/2006/picture" xmlns:wps="http://schemas.microsoft.com/office/word/2010/wordprocessingShape" xmlns:wpg="http://schemas.microsoft.com/office/word/2010/wordprocessingGroup" xmlns:mc="http://schemas.openxmlformats.org/markup-compatibility/2006" xmlns:wp14="http://schemas.microsoft.com/office/word/2010/wordprocessingDrawing" xmlns:w14="http://schemas.microsoft.com/office/word/2010/wordml" xmlns:w15="http://schemas.microsoft.com/office/word/2012/wordml" mc:Ignorable="w14 wp14 w15">
   <w:p>
     <w:pPr>
@@ -35274,125 +35274,6 @@
   <w:abstractNum w:abstractNumId="1">
     <w:lvl w:ilvl="0">
       <w:start w:val="1"/>
-      <w:numFmt w:val="none"/>
-      <w:suff w:val="nothing"/>
-      <w:lvlText w:val="%1"/>
-      <w:lvlJc w:val="start"/>
-      <w:pPr>
-        <w:tabs>
-          <w:tab w:val="num" w:pos="0"/>
-        </w:tabs>
-        <w:ind w:start="0" w:hanging="0"/>
-      </w:pPr>
-    </w:lvl>
-    <w:lvl w:ilvl="1">
-      <w:start w:val="1"/>
-      <w:numFmt w:val="none"/>
-      <w:suff w:val="nothing"/>
-      <w:lvlText w:val="%2"/>
-      <w:lvlJc w:val="start"/>
-      <w:pPr>
-        <w:tabs>
-          <w:tab w:val="num" w:pos="0"/>
-        </w:tabs>
-        <w:ind w:start="0" w:hanging="0"/>
-      </w:pPr>
-    </w:lvl>
-    <w:lvl w:ilvl="2">
-      <w:start w:val="1"/>
-      <w:numFmt w:val="none"/>
-      <w:suff w:val="nothing"/>
-      <w:lvlText w:val="%3"/>
-      <w:lvlJc w:val="start"/>
-      <w:pPr>
-        <w:tabs>
-          <w:tab w:val="num" w:pos="0"/>
-        </w:tabs>
-        <w:ind w:start="0" w:hanging="0"/>
-      </w:pPr>
-    </w:lvl>
-    <w:lvl w:ilvl="3">
-      <w:start w:val="1"/>
-      <w:numFmt w:val="none"/>
-      <w:suff w:val="nothing"/>
-      <w:lvlText w:val="%4"/>
-      <w:lvlJc w:val="start"/>
-      <w:pPr>
-        <w:tabs>
-          <w:tab w:val="num" w:pos="0"/>
-        </w:tabs>
-        <w:ind w:start="0" w:hanging="0"/>
-      </w:pPr>
-    </w:lvl>
-    <w:lvl w:ilvl="4">
-      <w:start w:val="1"/>
-      <w:numFmt w:val="none"/>
-      <w:suff w:val="nothing"/>
-      <w:lvlText w:val="%5"/>
-      <w:lvlJc w:val="start"/>
-      <w:pPr>
-        <w:tabs>
-          <w:tab w:val="num" w:pos="0"/>
-        </w:tabs>
-        <w:ind w:start="0" w:hanging="0"/>
-      </w:pPr>
-    </w:lvl>
-    <w:lvl w:ilvl="5">
-      <w:start w:val="1"/>
-      <w:numFmt w:val="none"/>
-      <w:suff w:val="nothing"/>
-      <w:lvlText w:val="%6"/>
-      <w:lvlJc w:val="start"/>
-      <w:pPr>
-        <w:tabs>
-          <w:tab w:val="num" w:pos="0"/>
-        </w:tabs>
-        <w:ind w:start="0" w:hanging="0"/>
-      </w:pPr>
-    </w:lvl>
-    <w:lvl w:ilvl="6">
-      <w:start w:val="1"/>
-      <w:numFmt w:val="none"/>
-      <w:suff w:val="nothing"/>
-      <w:lvlText w:val="%7"/>
-      <w:lvlJc w:val="start"/>
-      <w:pPr>
-        <w:tabs>
-          <w:tab w:val="num" w:pos="0"/>
-        </w:tabs>
-        <w:ind w:start="0" w:hanging="0"/>
-      </w:pPr>
-    </w:lvl>
-    <w:lvl w:ilvl="7">
-      <w:start w:val="1"/>
-      <w:numFmt w:val="none"/>
-      <w:suff w:val="nothing"/>
-      <w:lvlText w:val="%8"/>
-      <w:lvlJc w:val="start"/>
-      <w:pPr>
-        <w:tabs>
-          <w:tab w:val="num" w:pos="0"/>
-        </w:tabs>
-        <w:ind w:start="0" w:hanging="0"/>
-      </w:pPr>
-    </w:lvl>
-    <w:lvl w:ilvl="8">
-      <w:start w:val="1"/>
-      <w:numFmt w:val="none"/>
-      <w:suff w:val="nothing"/>
-      <w:lvlText w:val="%9"/>
-      <w:lvlJc w:val="start"/>
-      <w:pPr>
-        <w:tabs>
-          <w:tab w:val="num" w:pos="0"/>
-        </w:tabs>
-        <w:ind w:start="0" w:hanging="0"/>
-      </w:pPr>
-    </w:lvl>
-  </w:abstractNum>
-  <w:abstractNum w:abstractNumId="2">
-    <w:lvl w:ilvl="0">
-      <w:start w:val="1"/>
       <w:numFmt w:val="bullet"/>
       <w:lvlText w:val=""/>
       <w:lvlJc w:val="start"/>
@@ -35529,6 +35410,152 @@
           <w:tab w:val="num" w:pos="6480"/>
         </w:tabs>
         <w:ind w:start="6480" w:hanging="360"/>
+      </w:pPr>
+      <w:rPr>
+        <w:rFonts w:ascii="Wingdings" w:hAnsi="Wingdings" w:cs="Wingdings" w:hint="default"/>
+        <w:sz w:val="20"/>
+      </w:rPr>
+    </w:lvl>
+  </w:abstractNum>
+  <w:abstractNum w:abstractNumId="2">
+    <w:lvl w:ilvl="0">
+      <w:start w:val="1"/>
+      <w:numFmt w:val="bullet"/>
+      <w:lvlText w:val=""/>
+      <w:lvlJc w:val="start"/>
+      <w:pPr>
+        <w:tabs>
+          <w:tab w:val="num" w:pos="1800"/>
+        </w:tabs>
+        <w:ind w:start="1800" w:hanging="360"/>
+      </w:pPr>
+      <w:rPr>
+        <w:rFonts w:ascii="Symbol" w:hAnsi="Symbol" w:cs="Symbol" w:hint="default"/>
+        <w:sz w:val="20"/>
+      </w:rPr>
+    </w:lvl>
+    <w:lvl w:ilvl="1">
+      <w:start w:val="1"/>
+      <w:numFmt w:val="bullet"/>
+      <w:lvlText w:val="o"/>
+      <w:lvlJc w:val="start"/>
+      <w:pPr>
+        <w:tabs>
+          <w:tab w:val="num" w:pos="2520"/>
+        </w:tabs>
+        <w:ind w:start="2520" w:hanging="360"/>
+      </w:pPr>
+      <w:rPr>
+        <w:rFonts w:ascii="Courier New" w:hAnsi="Courier New" w:cs="Courier New" w:hint="default"/>
+        <w:sz w:val="20"/>
+      </w:rPr>
+    </w:lvl>
+    <w:lvl w:ilvl="2">
+      <w:start w:val="1"/>
+      <w:numFmt w:val="bullet"/>
+      <w:lvlText w:val=""/>
+      <w:lvlJc w:val="start"/>
+      <w:pPr>
+        <w:tabs>
+          <w:tab w:val="num" w:pos="3240"/>
+        </w:tabs>
+        <w:ind w:start="3240" w:hanging="360"/>
+      </w:pPr>
+      <w:rPr>
+        <w:rFonts w:ascii="Wingdings" w:hAnsi="Wingdings" w:cs="Wingdings" w:hint="default"/>
+        <w:sz w:val="20"/>
+      </w:rPr>
+    </w:lvl>
+    <w:lvl w:ilvl="3">
+      <w:start w:val="1"/>
+      <w:numFmt w:val="bullet"/>
+      <w:lvlText w:val=""/>
+      <w:lvlJc w:val="start"/>
+      <w:pPr>
+        <w:tabs>
+          <w:tab w:val="num" w:pos="3960"/>
+        </w:tabs>
+        <w:ind w:start="3960" w:hanging="360"/>
+      </w:pPr>
+      <w:rPr>
+        <w:rFonts w:ascii="Wingdings" w:hAnsi="Wingdings" w:cs="Wingdings" w:hint="default"/>
+        <w:sz w:val="20"/>
+      </w:rPr>
+    </w:lvl>
+    <w:lvl w:ilvl="4">
+      <w:start w:val="1"/>
+      <w:numFmt w:val="bullet"/>
+      <w:lvlText w:val=""/>
+      <w:lvlJc w:val="start"/>
+      <w:pPr>
+        <w:tabs>
+          <w:tab w:val="num" w:pos="4680"/>
+        </w:tabs>
+        <w:ind w:start="4680" w:hanging="360"/>
+      </w:pPr>
+      <w:rPr>
+        <w:rFonts w:ascii="Wingdings" w:hAnsi="Wingdings" w:cs="Wingdings" w:hint="default"/>
+        <w:sz w:val="20"/>
+      </w:rPr>
+    </w:lvl>
+    <w:lvl w:ilvl="5">
+      <w:start w:val="1"/>
+      <w:numFmt w:val="bullet"/>
+      <w:lvlText w:val=""/>
+      <w:lvlJc w:val="start"/>
+      <w:pPr>
+        <w:tabs>
+          <w:tab w:val="num" w:pos="5400"/>
+        </w:tabs>
+        <w:ind w:start="5400" w:hanging="360"/>
+      </w:pPr>
+      <w:rPr>
+        <w:rFonts w:ascii="Wingdings" w:hAnsi="Wingdings" w:cs="Wingdings" w:hint="default"/>
+        <w:sz w:val="20"/>
+      </w:rPr>
+    </w:lvl>
+    <w:lvl w:ilvl="6">
+      <w:start w:val="1"/>
+      <w:numFmt w:val="bullet"/>
+      <w:lvlText w:val=""/>
+      <w:lvlJc w:val="start"/>
+      <w:pPr>
+        <w:tabs>
+          <w:tab w:val="num" w:pos="6120"/>
+        </w:tabs>
+        <w:ind w:start="6120" w:hanging="360"/>
+      </w:pPr>
+      <w:rPr>
+        <w:rFonts w:ascii="Wingdings" w:hAnsi="Wingdings" w:cs="Wingdings" w:hint="default"/>
+        <w:sz w:val="20"/>
+      </w:rPr>
+    </w:lvl>
+    <w:lvl w:ilvl="7">
+      <w:start w:val="1"/>
+      <w:numFmt w:val="bullet"/>
+      <w:lvlText w:val=""/>
+      <w:lvlJc w:val="start"/>
+      <w:pPr>
+        <w:tabs>
+          <w:tab w:val="num" w:pos="6840"/>
+        </w:tabs>
+        <w:ind w:start="6840" w:hanging="360"/>
+      </w:pPr>
+      <w:rPr>
+        <w:rFonts w:ascii="Wingdings" w:hAnsi="Wingdings" w:cs="Wingdings" w:hint="default"/>
+        <w:sz w:val="20"/>
+      </w:rPr>
+    </w:lvl>
+    <w:lvl w:ilvl="8">
+      <w:start w:val="1"/>
+      <w:numFmt w:val="bullet"/>
+      <w:lvlText w:val=""/>
+      <w:lvlJc w:val="start"/>
+      <w:pPr>
+        <w:tabs>
+          <w:tab w:val="num" w:pos="7560"/>
+        </w:tabs>
+        <w:ind w:start="7560" w:hanging="360"/>
       </w:pPr>
       <w:rPr>
         <w:rFonts w:ascii="Wingdings" w:hAnsi="Wingdings" w:cs="Wingdings" w:hint="default"/>
@@ -35544,9 +35571,146 @@
       <w:lvlJc w:val="start"/>
       <w:pPr>
         <w:tabs>
-          <w:tab w:val="num" w:pos="1800"/>
+          <w:tab w:val="num" w:pos="0"/>
         </w:tabs>
-        <w:ind w:start="1800" w:hanging="360"/>
+        <w:ind w:start="1440" w:hanging="360"/>
+      </w:pPr>
+      <w:rPr>
+        <w:rFonts w:ascii="Symbol" w:hAnsi="Symbol" w:cs="Symbol" w:hint="default"/>
+      </w:rPr>
+    </w:lvl>
+    <w:lvl w:ilvl="1">
+      <w:start w:val="1"/>
+      <w:numFmt w:val="bullet"/>
+      <w:lvlText w:val="o"/>
+      <w:lvlJc w:val="start"/>
+      <w:pPr>
+        <w:tabs>
+          <w:tab w:val="num" w:pos="0"/>
+        </w:tabs>
+        <w:ind w:start="2160" w:hanging="360"/>
+      </w:pPr>
+      <w:rPr>
+        <w:rFonts w:ascii="Courier New" w:hAnsi="Courier New" w:cs="Courier New" w:hint="default"/>
+      </w:rPr>
+    </w:lvl>
+    <w:lvl w:ilvl="2">
+      <w:start w:val="1"/>
+      <w:numFmt w:val="bullet"/>
+      <w:lvlText w:val=""/>
+      <w:lvlJc w:val="start"/>
+      <w:pPr>
+        <w:tabs>
+          <w:tab w:val="num" w:pos="0"/>
+        </w:tabs>
+        <w:ind w:start="2880" w:hanging="360"/>
+      </w:pPr>
+      <w:rPr>
+        <w:rFonts w:ascii="Wingdings" w:hAnsi="Wingdings" w:cs="Wingdings" w:hint="default"/>
+      </w:rPr>
+    </w:lvl>
+    <w:lvl w:ilvl="3">
+      <w:start w:val="1"/>
+      <w:numFmt w:val="bullet"/>
+      <w:lvlText w:val=""/>
+      <w:lvlJc w:val="start"/>
+      <w:pPr>
+        <w:tabs>
+          <w:tab w:val="num" w:pos="0"/>
+        </w:tabs>
+        <w:ind w:start="3600" w:hanging="360"/>
+      </w:pPr>
+      <w:rPr>
+        <w:rFonts w:ascii="Symbol" w:hAnsi="Symbol" w:cs="Symbol" w:hint="default"/>
+      </w:rPr>
+    </w:lvl>
+    <w:lvl w:ilvl="4">
+      <w:start w:val="1"/>
+      <w:numFmt w:val="bullet"/>
+      <w:lvlText w:val="o"/>
+      <w:lvlJc w:val="start"/>
+      <w:pPr>
+        <w:tabs>
+          <w:tab w:val="num" w:pos="0"/>
+        </w:tabs>
+        <w:ind w:start="4320" w:hanging="360"/>
+      </w:pPr>
+      <w:rPr>
+        <w:rFonts w:ascii="Courier New" w:hAnsi="Courier New" w:cs="Courier New" w:hint="default"/>
+      </w:rPr>
+    </w:lvl>
+    <w:lvl w:ilvl="5">
+      <w:start w:val="1"/>
+      <w:numFmt w:val="bullet"/>
+      <w:lvlText w:val=""/>
+      <w:lvlJc w:val="start"/>
+      <w:pPr>
+        <w:tabs>
+          <w:tab w:val="num" w:pos="0"/>
+        </w:tabs>
+        <w:ind w:start="5040" w:hanging="360"/>
+      </w:pPr>
+      <w:rPr>
+        <w:rFonts w:ascii="Wingdings" w:hAnsi="Wingdings" w:cs="Wingdings" w:hint="default"/>
+      </w:rPr>
+    </w:lvl>
+    <w:lvl w:ilvl="6">
+      <w:start w:val="1"/>
+      <w:numFmt w:val="bullet"/>
+      <w:lvlText w:val=""/>
+      <w:lvlJc w:val="start"/>
+      <w:pPr>
+        <w:tabs>
+          <w:tab w:val="num" w:pos="0"/>
+        </w:tabs>
+        <w:ind w:start="5760" w:hanging="360"/>
+      </w:pPr>
+      <w:rPr>
+        <w:rFonts w:ascii="Symbol" w:hAnsi="Symbol" w:cs="Symbol" w:hint="default"/>
+      </w:rPr>
+    </w:lvl>
+    <w:lvl w:ilvl="7">
+      <w:start w:val="1"/>
+      <w:numFmt w:val="bullet"/>
+      <w:lvlText w:val="o"/>
+      <w:lvlJc w:val="start"/>
+      <w:pPr>
+        <w:tabs>
+          <w:tab w:val="num" w:pos="0"/>
+        </w:tabs>
+        <w:ind w:start="6480" w:hanging="360"/>
+      </w:pPr>
+      <w:rPr>
+        <w:rFonts w:ascii="Courier New" w:hAnsi="Courier New" w:cs="Courier New" w:hint="default"/>
+      </w:rPr>
+    </w:lvl>
+    <w:lvl w:ilvl="8">
+      <w:start w:val="1"/>
+      <w:numFmt w:val="bullet"/>
+      <w:lvlText w:val=""/>
+      <w:lvlJc w:val="start"/>
+      <w:pPr>
+        <w:tabs>
+          <w:tab w:val="num" w:pos="0"/>
+        </w:tabs>
+        <w:ind w:start="7200" w:hanging="360"/>
+      </w:pPr>
+      <w:rPr>
+        <w:rFonts w:ascii="Wingdings" w:hAnsi="Wingdings" w:cs="Wingdings" w:hint="default"/>
+      </w:rPr>
+    </w:lvl>
+  </w:abstractNum>
+  <w:abstractNum w:abstractNumId="4">
+    <w:lvl w:ilvl="0">
+      <w:start w:val="1"/>
+      <w:numFmt w:val="bullet"/>
+      <w:lvlText w:val=""/>
+      <w:lvlJc w:val="start"/>
+      <w:pPr>
+        <w:tabs>
+          <w:tab w:val="num" w:pos="720"/>
+        </w:tabs>
+        <w:ind w:start="720" w:hanging="360"/>
       </w:pPr>
       <w:rPr>
         <w:rFonts w:ascii="Symbol" w:hAnsi="Symbol" w:cs="Symbol" w:hint="default"/>
@@ -35560,9 +35724,9 @@
       <w:lvlJc w:val="start"/>
       <w:pPr>
         <w:tabs>
-          <w:tab w:val="num" w:pos="2520"/>
+          <w:tab w:val="num" w:pos="1440"/>
         </w:tabs>
-        <w:ind w:start="2520" w:hanging="360"/>
+        <w:ind w:start="1440" w:hanging="360"/>
       </w:pPr>
       <w:rPr>
         <w:rFonts w:ascii="Courier New" w:hAnsi="Courier New" w:cs="Courier New" w:hint="default"/>
@@ -35576,9 +35740,9 @@
       <w:lvlJc w:val="start"/>
       <w:pPr>
         <w:tabs>
-          <w:tab w:val="num" w:pos="3240"/>
+          <w:tab w:val="num" w:pos="2160"/>
         </w:tabs>
-        <w:ind w:start="3240" w:hanging="360"/>
+        <w:ind w:start="2160" w:hanging="360"/>
       </w:pPr>
       <w:rPr>
         <w:rFonts w:ascii="Wingdings" w:hAnsi="Wingdings" w:cs="Wingdings" w:hint="default"/>
@@ -35592,9 +35756,9 @@
       <w:lvlJc w:val="start"/>
       <w:pPr>
         <w:tabs>
-          <w:tab w:val="num" w:pos="3960"/>
+          <w:tab w:val="num" w:pos="2880"/>
         </w:tabs>
-        <w:ind w:start="3960" w:hanging="360"/>
+        <w:ind w:start="2880" w:hanging="360"/>
       </w:pPr>
       <w:rPr>
         <w:rFonts w:ascii="Wingdings" w:hAnsi="Wingdings" w:cs="Wingdings" w:hint="default"/>
@@ -35608,9 +35772,9 @@
       <w:lvlJc w:val="start"/>
       <w:pPr>
         <w:tabs>
-          <w:tab w:val="num" w:pos="4680"/>
+          <w:tab w:val="num" w:pos="3600"/>
         </w:tabs>
-        <w:ind w:start="4680" w:hanging="360"/>
+        <w:ind w:start="3600" w:hanging="360"/>
       </w:pPr>
       <w:rPr>
         <w:rFonts w:ascii="Wingdings" w:hAnsi="Wingdings" w:cs="Wingdings" w:hint="default"/>
@@ -35624,9 +35788,9 @@
       <w:lvlJc w:val="start"/>
       <w:pPr>
         <w:tabs>
-          <w:tab w:val="num" w:pos="5400"/>
+          <w:tab w:val="num" w:pos="4320"/>
         </w:tabs>
-        <w:ind w:start="5400" w:hanging="360"/>
+        <w:ind w:start="4320" w:hanging="360"/>
       </w:pPr>
       <w:rPr>
         <w:rFonts w:ascii="Wingdings" w:hAnsi="Wingdings" w:cs="Wingdings" w:hint="default"/>
@@ -35640,9 +35804,9 @@
       <w:lvlJc w:val="start"/>
       <w:pPr>
         <w:tabs>
-          <w:tab w:val="num" w:pos="6120"/>
+          <w:tab w:val="num" w:pos="5040"/>
         </w:tabs>
-        <w:ind w:start="6120" w:hanging="360"/>
+        <w:ind w:start="5040" w:hanging="360"/>
       </w:pPr>
       <w:rPr>
         <w:rFonts w:ascii="Wingdings" w:hAnsi="Wingdings" w:cs="Wingdings" w:hint="default"/>
@@ -35656,9 +35820,9 @@
       <w:lvlJc w:val="start"/>
       <w:pPr>
         <w:tabs>
-          <w:tab w:val="num" w:pos="6840"/>
+          <w:tab w:val="num" w:pos="5760"/>
         </w:tabs>
-        <w:ind w:start="6840" w:hanging="360"/>
+        <w:ind w:start="5760" w:hanging="360"/>
       </w:pPr>
       <w:rPr>
         <w:rFonts w:ascii="Wingdings" w:hAnsi="Wingdings" w:cs="Wingdings" w:hint="default"/>
@@ -35672,150 +35836,13 @@
       <w:lvlJc w:val="start"/>
       <w:pPr>
         <w:tabs>
-          <w:tab w:val="num" w:pos="7560"/>
+          <w:tab w:val="num" w:pos="6480"/>
         </w:tabs>
-        <w:ind w:start="7560" w:hanging="360"/>
+        <w:ind w:start="6480" w:hanging="360"/>
       </w:pPr>
       <w:rPr>
         <w:rFonts w:ascii="Wingdings" w:hAnsi="Wingdings" w:cs="Wingdings" w:hint="default"/>
         <w:sz w:val="20"/>
-      </w:rPr>
-    </w:lvl>
-  </w:abstractNum>
-  <w:abstractNum w:abstractNumId="4">
-    <w:lvl w:ilvl="0">
-      <w:start w:val="1"/>
-      <w:numFmt w:val="bullet"/>
-      <w:lvlText w:val=""/>
-      <w:lvlJc w:val="start"/>
-      <w:pPr>
-        <w:tabs>
-          <w:tab w:val="num" w:pos="0"/>
-        </w:tabs>
-        <w:ind w:start="1440" w:hanging="360"/>
-      </w:pPr>
-      <w:rPr>
-        <w:rFonts w:ascii="Symbol" w:hAnsi="Symbol" w:cs="Symbol" w:hint="default"/>
-      </w:rPr>
-    </w:lvl>
-    <w:lvl w:ilvl="1">
-      <w:start w:val="1"/>
-      <w:numFmt w:val="bullet"/>
-      <w:lvlText w:val="o"/>
-      <w:lvlJc w:val="start"/>
-      <w:pPr>
-        <w:tabs>
-          <w:tab w:val="num" w:pos="0"/>
-        </w:tabs>
-        <w:ind w:start="2160" w:hanging="360"/>
-      </w:pPr>
-      <w:rPr>
-        <w:rFonts w:ascii="Courier New" w:hAnsi="Courier New" w:cs="Courier New" w:hint="default"/>
-      </w:rPr>
-    </w:lvl>
-    <w:lvl w:ilvl="2">
-      <w:start w:val="1"/>
-      <w:numFmt w:val="bullet"/>
-      <w:lvlText w:val=""/>
-      <w:lvlJc w:val="start"/>
-      <w:pPr>
-        <w:tabs>
-          <w:tab w:val="num" w:pos="0"/>
-        </w:tabs>
-        <w:ind w:start="2880" w:hanging="360"/>
-      </w:pPr>
-      <w:rPr>
-        <w:rFonts w:ascii="Wingdings" w:hAnsi="Wingdings" w:cs="Wingdings" w:hint="default"/>
-      </w:rPr>
-    </w:lvl>
-    <w:lvl w:ilvl="3">
-      <w:start w:val="1"/>
-      <w:numFmt w:val="bullet"/>
-      <w:lvlText w:val=""/>
-      <w:lvlJc w:val="start"/>
-      <w:pPr>
-        <w:tabs>
-          <w:tab w:val="num" w:pos="0"/>
-        </w:tabs>
-        <w:ind w:start="3600" w:hanging="360"/>
-      </w:pPr>
-      <w:rPr>
-        <w:rFonts w:ascii="Symbol" w:hAnsi="Symbol" w:cs="Symbol" w:hint="default"/>
-      </w:rPr>
-    </w:lvl>
-    <w:lvl w:ilvl="4">
-      <w:start w:val="1"/>
-      <w:numFmt w:val="bullet"/>
-      <w:lvlText w:val="o"/>
-      <w:lvlJc w:val="start"/>
-      <w:pPr>
-        <w:tabs>
-          <w:tab w:val="num" w:pos="0"/>
-        </w:tabs>
-        <w:ind w:start="4320" w:hanging="360"/>
-      </w:pPr>
-      <w:rPr>
-        <w:rFonts w:ascii="Courier New" w:hAnsi="Courier New" w:cs="Courier New" w:hint="default"/>
-      </w:rPr>
-    </w:lvl>
-    <w:lvl w:ilvl="5">
-      <w:start w:val="1"/>
-      <w:numFmt w:val="bullet"/>
-      <w:lvlText w:val=""/>
-      <w:lvlJc w:val="start"/>
-      <w:pPr>
-        <w:tabs>
-          <w:tab w:val="num" w:pos="0"/>
-        </w:tabs>
-        <w:ind w:start="5040" w:hanging="360"/>
-      </w:pPr>
-      <w:rPr>
-        <w:rFonts w:ascii="Wingdings" w:hAnsi="Wingdings" w:cs="Wingdings" w:hint="default"/>
-      </w:rPr>
-    </w:lvl>
-    <w:lvl w:ilvl="6">
-      <w:start w:val="1"/>
-      <w:numFmt w:val="bullet"/>
-      <w:lvlText w:val=""/>
-      <w:lvlJc w:val="start"/>
-      <w:pPr>
-        <w:tabs>
-          <w:tab w:val="num" w:pos="0"/>
-        </w:tabs>
-        <w:ind w:start="5760" w:hanging="360"/>
-      </w:pPr>
-      <w:rPr>
-        <w:rFonts w:ascii="Symbol" w:hAnsi="Symbol" w:cs="Symbol" w:hint="default"/>
-      </w:rPr>
-    </w:lvl>
-    <w:lvl w:ilvl="7">
-      <w:start w:val="1"/>
-      <w:numFmt w:val="bullet"/>
-      <w:lvlText w:val="o"/>
-      <w:lvlJc w:val="start"/>
-      <w:pPr>
-        <w:tabs>
-          <w:tab w:val="num" w:pos="0"/>
-        </w:tabs>
-        <w:ind w:start="6480" w:hanging="360"/>
-      </w:pPr>
-      <w:rPr>
-        <w:rFonts w:ascii="Courier New" w:hAnsi="Courier New" w:cs="Courier New" w:hint="default"/>
-      </w:rPr>
-    </w:lvl>
-    <w:lvl w:ilvl="8">
-      <w:start w:val="1"/>
-      <w:numFmt w:val="bullet"/>
-      <w:lvlText w:val=""/>
-      <w:lvlJc w:val="start"/>
-      <w:pPr>
-        <w:tabs>
-          <w:tab w:val="num" w:pos="0"/>
-        </w:tabs>
-        <w:ind w:start="7200" w:hanging="360"/>
-      </w:pPr>
-      <w:rPr>
-        <w:rFonts w:ascii="Wingdings" w:hAnsi="Wingdings" w:cs="Wingdings" w:hint="default"/>
       </w:rPr>
     </w:lvl>
   </w:abstractNum>
@@ -36119,6 +36146,143 @@
       <w:lvlJc w:val="start"/>
       <w:pPr>
         <w:tabs>
+          <w:tab w:val="num" w:pos="0"/>
+        </w:tabs>
+        <w:ind w:start="1080" w:hanging="360"/>
+      </w:pPr>
+      <w:rPr>
+        <w:rFonts w:ascii="Symbol" w:hAnsi="Symbol" w:cs="Symbol" w:hint="default"/>
+      </w:rPr>
+    </w:lvl>
+    <w:lvl w:ilvl="1">
+      <w:start w:val="1"/>
+      <w:numFmt w:val="bullet"/>
+      <w:lvlText w:val="o"/>
+      <w:lvlJc w:val="start"/>
+      <w:pPr>
+        <w:tabs>
+          <w:tab w:val="num" w:pos="0"/>
+        </w:tabs>
+        <w:ind w:start="1800" w:hanging="360"/>
+      </w:pPr>
+      <w:rPr>
+        <w:rFonts w:ascii="Courier New" w:hAnsi="Courier New" w:cs="Courier New" w:hint="default"/>
+      </w:rPr>
+    </w:lvl>
+    <w:lvl w:ilvl="2">
+      <w:start w:val="1"/>
+      <w:numFmt w:val="bullet"/>
+      <w:lvlText w:val=""/>
+      <w:lvlJc w:val="start"/>
+      <w:pPr>
+        <w:tabs>
+          <w:tab w:val="num" w:pos="0"/>
+        </w:tabs>
+        <w:ind w:start="2520" w:hanging="360"/>
+      </w:pPr>
+      <w:rPr>
+        <w:rFonts w:ascii="Wingdings" w:hAnsi="Wingdings" w:cs="Wingdings" w:hint="default"/>
+      </w:rPr>
+    </w:lvl>
+    <w:lvl w:ilvl="3">
+      <w:start w:val="1"/>
+      <w:numFmt w:val="bullet"/>
+      <w:lvlText w:val=""/>
+      <w:lvlJc w:val="start"/>
+      <w:pPr>
+        <w:tabs>
+          <w:tab w:val="num" w:pos="0"/>
+        </w:tabs>
+        <w:ind w:start="3240" w:hanging="360"/>
+      </w:pPr>
+      <w:rPr>
+        <w:rFonts w:ascii="Symbol" w:hAnsi="Symbol" w:cs="Symbol" w:hint="default"/>
+      </w:rPr>
+    </w:lvl>
+    <w:lvl w:ilvl="4">
+      <w:start w:val="1"/>
+      <w:numFmt w:val="bullet"/>
+      <w:lvlText w:val="o"/>
+      <w:lvlJc w:val="start"/>
+      <w:pPr>
+        <w:tabs>
+          <w:tab w:val="num" w:pos="0"/>
+        </w:tabs>
+        <w:ind w:start="3960" w:hanging="360"/>
+      </w:pPr>
+      <w:rPr>
+        <w:rFonts w:ascii="Courier New" w:hAnsi="Courier New" w:cs="Courier New" w:hint="default"/>
+      </w:rPr>
+    </w:lvl>
+    <w:lvl w:ilvl="5">
+      <w:start w:val="1"/>
+      <w:numFmt w:val="bullet"/>
+      <w:lvlText w:val=""/>
+      <w:lvlJc w:val="start"/>
+      <w:pPr>
+        <w:tabs>
+          <w:tab w:val="num" w:pos="0"/>
+        </w:tabs>
+        <w:ind w:start="4680" w:hanging="360"/>
+      </w:pPr>
+      <w:rPr>
+        <w:rFonts w:ascii="Wingdings" w:hAnsi="Wingdings" w:cs="Wingdings" w:hint="default"/>
+      </w:rPr>
+    </w:lvl>
+    <w:lvl w:ilvl="6">
+      <w:start w:val="1"/>
+      <w:numFmt w:val="bullet"/>
+      <w:lvlText w:val=""/>
+      <w:lvlJc w:val="start"/>
+      <w:pPr>
+        <w:tabs>
+          <w:tab w:val="num" w:pos="0"/>
+        </w:tabs>
+        <w:ind w:start="5400" w:hanging="360"/>
+      </w:pPr>
+      <w:rPr>
+        <w:rFonts w:ascii="Symbol" w:hAnsi="Symbol" w:cs="Symbol" w:hint="default"/>
+      </w:rPr>
+    </w:lvl>
+    <w:lvl w:ilvl="7">
+      <w:start w:val="1"/>
+      <w:numFmt w:val="bullet"/>
+      <w:lvlText w:val="o"/>
+      <w:lvlJc w:val="start"/>
+      <w:pPr>
+        <w:tabs>
+          <w:tab w:val="num" w:pos="0"/>
+        </w:tabs>
+        <w:ind w:start="6120" w:hanging="360"/>
+      </w:pPr>
+      <w:rPr>
+        <w:rFonts w:ascii="Courier New" w:hAnsi="Courier New" w:cs="Courier New" w:hint="default"/>
+      </w:rPr>
+    </w:lvl>
+    <w:lvl w:ilvl="8">
+      <w:start w:val="1"/>
+      <w:numFmt w:val="bullet"/>
+      <w:lvlText w:val=""/>
+      <w:lvlJc w:val="start"/>
+      <w:pPr>
+        <w:tabs>
+          <w:tab w:val="num" w:pos="0"/>
+        </w:tabs>
+        <w:ind w:start="6840" w:hanging="360"/>
+      </w:pPr>
+      <w:rPr>
+        <w:rFonts w:ascii="Wingdings" w:hAnsi="Wingdings" w:cs="Wingdings" w:hint="default"/>
+      </w:rPr>
+    </w:lvl>
+  </w:abstractNum>
+  <w:abstractNum w:abstractNumId="8">
+    <w:lvl w:ilvl="0">
+      <w:start w:val="1"/>
+      <w:numFmt w:val="bullet"/>
+      <w:lvlText w:val=""/>
+      <w:lvlJc w:val="start"/>
+      <w:pPr>
+        <w:tabs>
           <w:tab w:val="num" w:pos="720"/>
         </w:tabs>
         <w:ind w:start="720" w:hanging="360"/>
@@ -36254,143 +36418,6 @@
       <w:rPr>
         <w:rFonts w:ascii="Wingdings" w:hAnsi="Wingdings" w:cs="Wingdings" w:hint="default"/>
         <w:sz w:val="20"/>
-      </w:rPr>
-    </w:lvl>
-  </w:abstractNum>
-  <w:abstractNum w:abstractNumId="8">
-    <w:lvl w:ilvl="0">
-      <w:start w:val="1"/>
-      <w:numFmt w:val="bullet"/>
-      <w:lvlText w:val=""/>
-      <w:lvlJc w:val="start"/>
-      <w:pPr>
-        <w:tabs>
-          <w:tab w:val="num" w:pos="0"/>
-        </w:tabs>
-        <w:ind w:start="1080" w:hanging="360"/>
-      </w:pPr>
-      <w:rPr>
-        <w:rFonts w:ascii="Symbol" w:hAnsi="Symbol" w:cs="Symbol" w:hint="default"/>
-      </w:rPr>
-    </w:lvl>
-    <w:lvl w:ilvl="1">
-      <w:start w:val="1"/>
-      <w:numFmt w:val="bullet"/>
-      <w:lvlText w:val="o"/>
-      <w:lvlJc w:val="start"/>
-      <w:pPr>
-        <w:tabs>
-          <w:tab w:val="num" w:pos="0"/>
-        </w:tabs>
-        <w:ind w:start="1800" w:hanging="360"/>
-      </w:pPr>
-      <w:rPr>
-        <w:rFonts w:ascii="Courier New" w:hAnsi="Courier New" w:cs="Courier New" w:hint="default"/>
-      </w:rPr>
-    </w:lvl>
-    <w:lvl w:ilvl="2">
-      <w:start w:val="1"/>
-      <w:numFmt w:val="bullet"/>
-      <w:lvlText w:val=""/>
-      <w:lvlJc w:val="start"/>
-      <w:pPr>
-        <w:tabs>
-          <w:tab w:val="num" w:pos="0"/>
-        </w:tabs>
-        <w:ind w:start="2520" w:hanging="360"/>
-      </w:pPr>
-      <w:rPr>
-        <w:rFonts w:ascii="Wingdings" w:hAnsi="Wingdings" w:cs="Wingdings" w:hint="default"/>
-      </w:rPr>
-    </w:lvl>
-    <w:lvl w:ilvl="3">
-      <w:start w:val="1"/>
-      <w:numFmt w:val="bullet"/>
-      <w:lvlText w:val=""/>
-      <w:lvlJc w:val="start"/>
-      <w:pPr>
-        <w:tabs>
-          <w:tab w:val="num" w:pos="0"/>
-        </w:tabs>
-        <w:ind w:start="3240" w:hanging="360"/>
-      </w:pPr>
-      <w:rPr>
-        <w:rFonts w:ascii="Symbol" w:hAnsi="Symbol" w:cs="Symbol" w:hint="default"/>
-      </w:rPr>
-    </w:lvl>
-    <w:lvl w:ilvl="4">
-      <w:start w:val="1"/>
-      <w:numFmt w:val="bullet"/>
-      <w:lvlText w:val="o"/>
-      <w:lvlJc w:val="start"/>
-      <w:pPr>
-        <w:tabs>
-          <w:tab w:val="num" w:pos="0"/>
-        </w:tabs>
-        <w:ind w:start="3960" w:hanging="360"/>
-      </w:pPr>
-      <w:rPr>
-        <w:rFonts w:ascii="Courier New" w:hAnsi="Courier New" w:cs="Courier New" w:hint="default"/>
-      </w:rPr>
-    </w:lvl>
-    <w:lvl w:ilvl="5">
-      <w:start w:val="1"/>
-      <w:numFmt w:val="bullet"/>
-      <w:lvlText w:val=""/>
-      <w:lvlJc w:val="start"/>
-      <w:pPr>
-        <w:tabs>
-          <w:tab w:val="num" w:pos="0"/>
-        </w:tabs>
-        <w:ind w:start="4680" w:hanging="360"/>
-      </w:pPr>
-      <w:rPr>
-        <w:rFonts w:ascii="Wingdings" w:hAnsi="Wingdings" w:cs="Wingdings" w:hint="default"/>
-      </w:rPr>
-    </w:lvl>
-    <w:lvl w:ilvl="6">
-      <w:start w:val="1"/>
-      <w:numFmt w:val="bullet"/>
-      <w:lvlText w:val=""/>
-      <w:lvlJc w:val="start"/>
-      <w:pPr>
-        <w:tabs>
-          <w:tab w:val="num" w:pos="0"/>
-        </w:tabs>
-        <w:ind w:start="5400" w:hanging="360"/>
-      </w:pPr>
-      <w:rPr>
-        <w:rFonts w:ascii="Symbol" w:hAnsi="Symbol" w:cs="Symbol" w:hint="default"/>
-      </w:rPr>
-    </w:lvl>
-    <w:lvl w:ilvl="7">
-      <w:start w:val="1"/>
-      <w:numFmt w:val="bullet"/>
-      <w:lvlText w:val="o"/>
-      <w:lvlJc w:val="start"/>
-      <w:pPr>
-        <w:tabs>
-          <w:tab w:val="num" w:pos="0"/>
-        </w:tabs>
-        <w:ind w:start="6120" w:hanging="360"/>
-      </w:pPr>
-      <w:rPr>
-        <w:rFonts w:ascii="Courier New" w:hAnsi="Courier New" w:cs="Courier New" w:hint="default"/>
-      </w:rPr>
-    </w:lvl>
-    <w:lvl w:ilvl="8">
-      <w:start w:val="1"/>
-      <w:numFmt w:val="bullet"/>
-      <w:lvlText w:val=""/>
-      <w:lvlJc w:val="start"/>
-      <w:pPr>
-        <w:tabs>
-          <w:tab w:val="num" w:pos="0"/>
-        </w:tabs>
-        <w:ind w:start="6840" w:hanging="360"/>
-      </w:pPr>
-      <w:rPr>
-        <w:rFonts w:ascii="Wingdings" w:hAnsi="Wingdings" w:cs="Wingdings" w:hint="default"/>
       </w:rPr>
     </w:lvl>
   </w:abstractNum>
@@ -36548,13 +36575,12 @@
       <w:lvlJc w:val="start"/>
       <w:pPr>
         <w:tabs>
-          <w:tab w:val="num" w:pos="720"/>
+          <w:tab w:val="num" w:pos="0"/>
         </w:tabs>
-        <w:ind w:start="720" w:hanging="360"/>
+        <w:ind w:start="1004" w:hanging="360"/>
       </w:pPr>
       <w:rPr>
         <w:rFonts w:ascii="Symbol" w:hAnsi="Symbol" w:cs="Symbol" w:hint="default"/>
-        <w:sz w:val="20"/>
       </w:rPr>
     </w:lvl>
     <w:lvl w:ilvl="1">
@@ -36564,13 +36590,12 @@
       <w:lvlJc w:val="start"/>
       <w:pPr>
         <w:tabs>
-          <w:tab w:val="num" w:pos="1440"/>
+          <w:tab w:val="num" w:pos="0"/>
         </w:tabs>
-        <w:ind w:start="1440" w:hanging="360"/>
+        <w:ind w:start="1724" w:hanging="360"/>
       </w:pPr>
       <w:rPr>
         <w:rFonts w:ascii="Courier New" w:hAnsi="Courier New" w:cs="Courier New" w:hint="default"/>
-        <w:sz w:val="20"/>
       </w:rPr>
     </w:lvl>
     <w:lvl w:ilvl="2">
@@ -36580,45 +36605,42 @@
       <w:lvlJc w:val="start"/>
       <w:pPr>
         <w:tabs>
-          <w:tab w:val="num" w:pos="2160"/>
+          <w:tab w:val="num" w:pos="0"/>
         </w:tabs>
-        <w:ind w:start="2160" w:hanging="360"/>
+        <w:ind w:start="2444" w:hanging="360"/>
       </w:pPr>
       <w:rPr>
         <w:rFonts w:ascii="Wingdings" w:hAnsi="Wingdings" w:cs="Wingdings" w:hint="default"/>
-        <w:sz w:val="20"/>
       </w:rPr>
     </w:lvl>
     <w:lvl w:ilvl="3">
       <w:start w:val="1"/>
       <w:numFmt w:val="bullet"/>
-      <w:lvlText w:val=""/>
+      <w:lvlText w:val=""/>
       <w:lvlJc w:val="start"/>
       <w:pPr>
         <w:tabs>
-          <w:tab w:val="num" w:pos="2880"/>
+          <w:tab w:val="num" w:pos="0"/>
         </w:tabs>
-        <w:ind w:start="2880" w:hanging="360"/>
+        <w:ind w:start="3164" w:hanging="360"/>
       </w:pPr>
       <w:rPr>
-        <w:rFonts w:ascii="Wingdings" w:hAnsi="Wingdings" w:cs="Wingdings" w:hint="default"/>
-        <w:sz w:val="20"/>
+        <w:rFonts w:ascii="Symbol" w:hAnsi="Symbol" w:cs="Symbol" w:hint="default"/>
       </w:rPr>
     </w:lvl>
     <w:lvl w:ilvl="4">
       <w:start w:val="1"/>
       <w:numFmt w:val="bullet"/>
-      <w:lvlText w:val=""/>
+      <w:lvlText w:val="o"/>
       <w:lvlJc w:val="start"/>
       <w:pPr>
         <w:tabs>
-          <w:tab w:val="num" w:pos="3600"/>
+          <w:tab w:val="num" w:pos="0"/>
         </w:tabs>
-        <w:ind w:start="3600" w:hanging="360"/>
+        <w:ind w:start="3884" w:hanging="360"/>
       </w:pPr>
       <w:rPr>
-        <w:rFonts w:ascii="Wingdings" w:hAnsi="Wingdings" w:cs="Wingdings" w:hint="default"/>
-        <w:sz w:val="20"/>
+        <w:rFonts w:ascii="Courier New" w:hAnsi="Courier New" w:cs="Courier New" w:hint="default"/>
       </w:rPr>
     </w:lvl>
     <w:lvl w:ilvl="5">
@@ -36628,45 +36650,42 @@
       <w:lvlJc w:val="start"/>
       <w:pPr>
         <w:tabs>
-          <w:tab w:val="num" w:pos="4320"/>
+          <w:tab w:val="num" w:pos="0"/>
         </w:tabs>
-        <w:ind w:start="4320" w:hanging="360"/>
+        <w:ind w:start="4604" w:hanging="360"/>
       </w:pPr>
       <w:rPr>
         <w:rFonts w:ascii="Wingdings" w:hAnsi="Wingdings" w:cs="Wingdings" w:hint="default"/>
-        <w:sz w:val="20"/>
       </w:rPr>
     </w:lvl>
     <w:lvl w:ilvl="6">
       <w:start w:val="1"/>
       <w:numFmt w:val="bullet"/>
-      <w:lvlText w:val=""/>
+      <w:lvlText w:val=""/>
       <w:lvlJc w:val="start"/>
       <w:pPr>
         <w:tabs>
-          <w:tab w:val="num" w:pos="5040"/>
+          <w:tab w:val="num" w:pos="0"/>
         </w:tabs>
-        <w:ind w:start="5040" w:hanging="360"/>
+        <w:ind w:start="5324" w:hanging="360"/>
       </w:pPr>
       <w:rPr>
-        <w:rFonts w:ascii="Wingdings" w:hAnsi="Wingdings" w:cs="Wingdings" w:hint="default"/>
-        <w:sz w:val="20"/>
+        <w:rFonts w:ascii="Symbol" w:hAnsi="Symbol" w:cs="Symbol" w:hint="default"/>
       </w:rPr>
     </w:lvl>
     <w:lvl w:ilvl="7">
       <w:start w:val="1"/>
       <w:numFmt w:val="bullet"/>
-      <w:lvlText w:val=""/>
+      <w:lvlText w:val="o"/>
       <w:lvlJc w:val="start"/>
       <w:pPr>
         <w:tabs>
-          <w:tab w:val="num" w:pos="5760"/>
+          <w:tab w:val="num" w:pos="0"/>
         </w:tabs>
-        <w:ind w:start="5760" w:hanging="360"/>
+        <w:ind w:start="6044" w:hanging="360"/>
       </w:pPr>
       <w:rPr>
-        <w:rFonts w:ascii="Wingdings" w:hAnsi="Wingdings" w:cs="Wingdings" w:hint="default"/>
-        <w:sz w:val="20"/>
+        <w:rFonts w:ascii="Courier New" w:hAnsi="Courier New" w:cs="Courier New" w:hint="default"/>
       </w:rPr>
     </w:lvl>
     <w:lvl w:ilvl="8">
@@ -36676,13 +36695,12 @@
       <w:lvlJc w:val="start"/>
       <w:pPr>
         <w:tabs>
-          <w:tab w:val="num" w:pos="6480"/>
+          <w:tab w:val="num" w:pos="0"/>
         </w:tabs>
-        <w:ind w:start="6480" w:hanging="360"/>
+        <w:ind w:start="6764" w:hanging="360"/>
       </w:pPr>
       <w:rPr>
         <w:rFonts w:ascii="Wingdings" w:hAnsi="Wingdings" w:cs="Wingdings" w:hint="default"/>
-        <w:sz w:val="20"/>
       </w:rPr>
     </w:lvl>
   </w:abstractNum>
@@ -37107,7 +37125,7 @@
         <w:tabs>
           <w:tab w:val="num" w:pos="0"/>
         </w:tabs>
-        <w:ind w:start="1004" w:hanging="360"/>
+        <w:ind w:start="720" w:hanging="360"/>
       </w:pPr>
       <w:rPr>
         <w:rFonts w:ascii="Symbol" w:hAnsi="Symbol" w:cs="Symbol" w:hint="default"/>
@@ -37122,7 +37140,7 @@
         <w:tabs>
           <w:tab w:val="num" w:pos="0"/>
         </w:tabs>
-        <w:ind w:start="1724" w:hanging="360"/>
+        <w:ind w:start="1440" w:hanging="360"/>
       </w:pPr>
       <w:rPr>
         <w:rFonts w:ascii="Courier New" w:hAnsi="Courier New" w:cs="Courier New" w:hint="default"/>
@@ -37137,7 +37155,7 @@
         <w:tabs>
           <w:tab w:val="num" w:pos="0"/>
         </w:tabs>
-        <w:ind w:start="2444" w:hanging="360"/>
+        <w:ind w:start="2160" w:hanging="360"/>
       </w:pPr>
       <w:rPr>
         <w:rFonts w:ascii="Wingdings" w:hAnsi="Wingdings" w:cs="Wingdings" w:hint="default"/>
@@ -37152,7 +37170,7 @@
         <w:tabs>
           <w:tab w:val="num" w:pos="0"/>
         </w:tabs>
-        <w:ind w:start="3164" w:hanging="360"/>
+        <w:ind w:start="2880" w:hanging="360"/>
       </w:pPr>
       <w:rPr>
         <w:rFonts w:ascii="Symbol" w:hAnsi="Symbol" w:cs="Symbol" w:hint="default"/>
@@ -37167,7 +37185,7 @@
         <w:tabs>
           <w:tab w:val="num" w:pos="0"/>
         </w:tabs>
-        <w:ind w:start="3884" w:hanging="360"/>
+        <w:ind w:start="3600" w:hanging="360"/>
       </w:pPr>
       <w:rPr>
         <w:rFonts w:ascii="Courier New" w:hAnsi="Courier New" w:cs="Courier New" w:hint="default"/>
@@ -37182,7 +37200,7 @@
         <w:tabs>
           <w:tab w:val="num" w:pos="0"/>
         </w:tabs>
-        <w:ind w:start="4604" w:hanging="360"/>
+        <w:ind w:start="4320" w:hanging="360"/>
       </w:pPr>
       <w:rPr>
         <w:rFonts w:ascii="Wingdings" w:hAnsi="Wingdings" w:cs="Wingdings" w:hint="default"/>
@@ -37197,7 +37215,7 @@
         <w:tabs>
           <w:tab w:val="num" w:pos="0"/>
         </w:tabs>
-        <w:ind w:start="5324" w:hanging="360"/>
+        <w:ind w:start="5040" w:hanging="360"/>
       </w:pPr>
       <w:rPr>
         <w:rFonts w:ascii="Symbol" w:hAnsi="Symbol" w:cs="Symbol" w:hint="default"/>
@@ -37212,7 +37230,7 @@
         <w:tabs>
           <w:tab w:val="num" w:pos="0"/>
         </w:tabs>
-        <w:ind w:start="6044" w:hanging="360"/>
+        <w:ind w:start="5760" w:hanging="360"/>
       </w:pPr>
       <w:rPr>
         <w:rFonts w:ascii="Courier New" w:hAnsi="Courier New" w:cs="Courier New" w:hint="default"/>
@@ -37227,7 +37245,7 @@
         <w:tabs>
           <w:tab w:val="num" w:pos="0"/>
         </w:tabs>
-        <w:ind w:start="6764" w:hanging="360"/>
+        <w:ind w:start="6480" w:hanging="360"/>
       </w:pPr>
       <w:rPr>
         <w:rFonts w:ascii="Wingdings" w:hAnsi="Wingdings" w:cs="Wingdings" w:hint="default"/>
@@ -37242,143 +37260,6 @@
       <w:lvlJc w:val="start"/>
       <w:pPr>
         <w:tabs>
-          <w:tab w:val="num" w:pos="0"/>
-        </w:tabs>
-        <w:ind w:start="720" w:hanging="360"/>
-      </w:pPr>
-      <w:rPr>
-        <w:rFonts w:ascii="Symbol" w:hAnsi="Symbol" w:cs="Symbol" w:hint="default"/>
-      </w:rPr>
-    </w:lvl>
-    <w:lvl w:ilvl="1">
-      <w:start w:val="1"/>
-      <w:numFmt w:val="bullet"/>
-      <w:lvlText w:val="o"/>
-      <w:lvlJc w:val="start"/>
-      <w:pPr>
-        <w:tabs>
-          <w:tab w:val="num" w:pos="0"/>
-        </w:tabs>
-        <w:ind w:start="1440" w:hanging="360"/>
-      </w:pPr>
-      <w:rPr>
-        <w:rFonts w:ascii="Courier New" w:hAnsi="Courier New" w:cs="Courier New" w:hint="default"/>
-      </w:rPr>
-    </w:lvl>
-    <w:lvl w:ilvl="2">
-      <w:start w:val="1"/>
-      <w:numFmt w:val="bullet"/>
-      <w:lvlText w:val=""/>
-      <w:lvlJc w:val="start"/>
-      <w:pPr>
-        <w:tabs>
-          <w:tab w:val="num" w:pos="0"/>
-        </w:tabs>
-        <w:ind w:start="2160" w:hanging="360"/>
-      </w:pPr>
-      <w:rPr>
-        <w:rFonts w:ascii="Wingdings" w:hAnsi="Wingdings" w:cs="Wingdings" w:hint="default"/>
-      </w:rPr>
-    </w:lvl>
-    <w:lvl w:ilvl="3">
-      <w:start w:val="1"/>
-      <w:numFmt w:val="bullet"/>
-      <w:lvlText w:val=""/>
-      <w:lvlJc w:val="start"/>
-      <w:pPr>
-        <w:tabs>
-          <w:tab w:val="num" w:pos="0"/>
-        </w:tabs>
-        <w:ind w:start="2880" w:hanging="360"/>
-      </w:pPr>
-      <w:rPr>
-        <w:rFonts w:ascii="Symbol" w:hAnsi="Symbol" w:cs="Symbol" w:hint="default"/>
-      </w:rPr>
-    </w:lvl>
-    <w:lvl w:ilvl="4">
-      <w:start w:val="1"/>
-      <w:numFmt w:val="bullet"/>
-      <w:lvlText w:val="o"/>
-      <w:lvlJc w:val="start"/>
-      <w:pPr>
-        <w:tabs>
-          <w:tab w:val="num" w:pos="0"/>
-        </w:tabs>
-        <w:ind w:start="3600" w:hanging="360"/>
-      </w:pPr>
-      <w:rPr>
-        <w:rFonts w:ascii="Courier New" w:hAnsi="Courier New" w:cs="Courier New" w:hint="default"/>
-      </w:rPr>
-    </w:lvl>
-    <w:lvl w:ilvl="5">
-      <w:start w:val="1"/>
-      <w:numFmt w:val="bullet"/>
-      <w:lvlText w:val=""/>
-      <w:lvlJc w:val="start"/>
-      <w:pPr>
-        <w:tabs>
-          <w:tab w:val="num" w:pos="0"/>
-        </w:tabs>
-        <w:ind w:start="4320" w:hanging="360"/>
-      </w:pPr>
-      <w:rPr>
-        <w:rFonts w:ascii="Wingdings" w:hAnsi="Wingdings" w:cs="Wingdings" w:hint="default"/>
-      </w:rPr>
-    </w:lvl>
-    <w:lvl w:ilvl="6">
-      <w:start w:val="1"/>
-      <w:numFmt w:val="bullet"/>
-      <w:lvlText w:val=""/>
-      <w:lvlJc w:val="start"/>
-      <w:pPr>
-        <w:tabs>
-          <w:tab w:val="num" w:pos="0"/>
-        </w:tabs>
-        <w:ind w:start="5040" w:hanging="360"/>
-      </w:pPr>
-      <w:rPr>
-        <w:rFonts w:ascii="Symbol" w:hAnsi="Symbol" w:cs="Symbol" w:hint="default"/>
-      </w:rPr>
-    </w:lvl>
-    <w:lvl w:ilvl="7">
-      <w:start w:val="1"/>
-      <w:numFmt w:val="bullet"/>
-      <w:lvlText w:val="o"/>
-      <w:lvlJc w:val="start"/>
-      <w:pPr>
-        <w:tabs>
-          <w:tab w:val="num" w:pos="0"/>
-        </w:tabs>
-        <w:ind w:start="5760" w:hanging="360"/>
-      </w:pPr>
-      <w:rPr>
-        <w:rFonts w:ascii="Courier New" w:hAnsi="Courier New" w:cs="Courier New" w:hint="default"/>
-      </w:rPr>
-    </w:lvl>
-    <w:lvl w:ilvl="8">
-      <w:start w:val="1"/>
-      <w:numFmt w:val="bullet"/>
-      <w:lvlText w:val=""/>
-      <w:lvlJc w:val="start"/>
-      <w:pPr>
-        <w:tabs>
-          <w:tab w:val="num" w:pos="0"/>
-        </w:tabs>
-        <w:ind w:start="6480" w:hanging="360"/>
-      </w:pPr>
-      <w:rPr>
-        <w:rFonts w:ascii="Wingdings" w:hAnsi="Wingdings" w:cs="Wingdings" w:hint="default"/>
-      </w:rPr>
-    </w:lvl>
-  </w:abstractNum>
-  <w:abstractNum w:abstractNumId="16">
-    <w:lvl w:ilvl="0">
-      <w:start w:val="1"/>
-      <w:numFmt w:val="bullet"/>
-      <w:lvlText w:val=""/>
-      <w:lvlJc w:val="start"/>
-      <w:pPr>
-        <w:tabs>
           <w:tab w:val="num" w:pos="720"/>
         </w:tabs>
         <w:ind w:start="720" w:hanging="360"/>
@@ -37402,6 +37283,152 @@
       <w:rPr>
         <w:rFonts w:ascii="Calibri" w:hAnsi="Calibri" w:cs="Calibri"/>
         <w:color w:val="000000"/>
+      </w:rPr>
+    </w:lvl>
+    <w:lvl w:ilvl="2">
+      <w:start w:val="1"/>
+      <w:numFmt w:val="bullet"/>
+      <w:lvlText w:val=""/>
+      <w:lvlJc w:val="start"/>
+      <w:pPr>
+        <w:tabs>
+          <w:tab w:val="num" w:pos="2160"/>
+        </w:tabs>
+        <w:ind w:start="2160" w:hanging="360"/>
+      </w:pPr>
+      <w:rPr>
+        <w:rFonts w:ascii="Wingdings" w:hAnsi="Wingdings" w:cs="Wingdings" w:hint="default"/>
+        <w:sz w:val="20"/>
+      </w:rPr>
+    </w:lvl>
+    <w:lvl w:ilvl="3">
+      <w:start w:val="1"/>
+      <w:numFmt w:val="bullet"/>
+      <w:lvlText w:val=""/>
+      <w:lvlJc w:val="start"/>
+      <w:pPr>
+        <w:tabs>
+          <w:tab w:val="num" w:pos="2880"/>
+        </w:tabs>
+        <w:ind w:start="2880" w:hanging="360"/>
+      </w:pPr>
+      <w:rPr>
+        <w:rFonts w:ascii="Wingdings" w:hAnsi="Wingdings" w:cs="Wingdings" w:hint="default"/>
+        <w:sz w:val="20"/>
+      </w:rPr>
+    </w:lvl>
+    <w:lvl w:ilvl="4">
+      <w:start w:val="1"/>
+      <w:numFmt w:val="bullet"/>
+      <w:lvlText w:val=""/>
+      <w:lvlJc w:val="start"/>
+      <w:pPr>
+        <w:tabs>
+          <w:tab w:val="num" w:pos="3600"/>
+        </w:tabs>
+        <w:ind w:start="3600" w:hanging="360"/>
+      </w:pPr>
+      <w:rPr>
+        <w:rFonts w:ascii="Wingdings" w:hAnsi="Wingdings" w:cs="Wingdings" w:hint="default"/>
+        <w:sz w:val="20"/>
+      </w:rPr>
+    </w:lvl>
+    <w:lvl w:ilvl="5">
+      <w:start w:val="1"/>
+      <w:numFmt w:val="bullet"/>
+      <w:lvlText w:val=""/>
+      <w:lvlJc w:val="start"/>
+      <w:pPr>
+        <w:tabs>
+          <w:tab w:val="num" w:pos="4320"/>
+        </w:tabs>
+        <w:ind w:start="4320" w:hanging="360"/>
+      </w:pPr>
+      <w:rPr>
+        <w:rFonts w:ascii="Wingdings" w:hAnsi="Wingdings" w:cs="Wingdings" w:hint="default"/>
+        <w:sz w:val="20"/>
+      </w:rPr>
+    </w:lvl>
+    <w:lvl w:ilvl="6">
+      <w:start w:val="1"/>
+      <w:numFmt w:val="bullet"/>
+      <w:lvlText w:val=""/>
+      <w:lvlJc w:val="start"/>
+      <w:pPr>
+        <w:tabs>
+          <w:tab w:val="num" w:pos="5040"/>
+        </w:tabs>
+        <w:ind w:start="5040" w:hanging="360"/>
+      </w:pPr>
+      <w:rPr>
+        <w:rFonts w:ascii="Wingdings" w:hAnsi="Wingdings" w:cs="Wingdings" w:hint="default"/>
+        <w:sz w:val="20"/>
+      </w:rPr>
+    </w:lvl>
+    <w:lvl w:ilvl="7">
+      <w:start w:val="1"/>
+      <w:numFmt w:val="bullet"/>
+      <w:lvlText w:val=""/>
+      <w:lvlJc w:val="start"/>
+      <w:pPr>
+        <w:tabs>
+          <w:tab w:val="num" w:pos="5760"/>
+        </w:tabs>
+        <w:ind w:start="5760" w:hanging="360"/>
+      </w:pPr>
+      <w:rPr>
+        <w:rFonts w:ascii="Wingdings" w:hAnsi="Wingdings" w:cs="Wingdings" w:hint="default"/>
+        <w:sz w:val="20"/>
+      </w:rPr>
+    </w:lvl>
+    <w:lvl w:ilvl="8">
+      <w:start w:val="1"/>
+      <w:numFmt w:val="bullet"/>
+      <w:lvlText w:val=""/>
+      <w:lvlJc w:val="start"/>
+      <w:pPr>
+        <w:tabs>
+          <w:tab w:val="num" w:pos="6480"/>
+        </w:tabs>
+        <w:ind w:start="6480" w:hanging="360"/>
+      </w:pPr>
+      <w:rPr>
+        <w:rFonts w:ascii="Wingdings" w:hAnsi="Wingdings" w:cs="Wingdings" w:hint="default"/>
+        <w:sz w:val="20"/>
+      </w:rPr>
+    </w:lvl>
+  </w:abstractNum>
+  <w:abstractNum w:abstractNumId="16">
+    <w:lvl w:ilvl="0">
+      <w:start w:val="1"/>
+      <w:numFmt w:val="bullet"/>
+      <w:lvlText w:val=""/>
+      <w:lvlJc w:val="start"/>
+      <w:pPr>
+        <w:tabs>
+          <w:tab w:val="num" w:pos="720"/>
+        </w:tabs>
+        <w:ind w:start="720" w:hanging="360"/>
+      </w:pPr>
+      <w:rPr>
+        <w:rFonts w:ascii="Symbol" w:hAnsi="Symbol" w:cs="Symbol" w:hint="default"/>
+        <w:sz w:val="20"/>
+      </w:rPr>
+    </w:lvl>
+    <w:lvl w:ilvl="1">
+      <w:start w:val="1"/>
+      <w:numFmt w:val="bullet"/>
+      <w:lvlText w:val="o"/>
+      <w:lvlJc w:val="start"/>
+      <w:pPr>
+        <w:tabs>
+          <w:tab w:val="num" w:pos="1440"/>
+        </w:tabs>
+        <w:ind w:start="1440" w:hanging="360"/>
+      </w:pPr>
+      <w:rPr>
+        <w:rFonts w:ascii="Courier New" w:hAnsi="Courier New" w:cs="Courier New" w:hint="default"/>
+        <w:sz w:val="20"/>
       </w:rPr>
     </w:lvl>
     <w:lvl w:ilvl="2">
@@ -37525,6 +37552,143 @@
       <w:lvlJc w:val="start"/>
       <w:pPr>
         <w:tabs>
+          <w:tab w:val="num" w:pos="0"/>
+        </w:tabs>
+        <w:ind w:start="720" w:hanging="360"/>
+      </w:pPr>
+      <w:rPr>
+        <w:rFonts w:ascii="Symbol" w:hAnsi="Symbol" w:cs="Symbol" w:hint="default"/>
+      </w:rPr>
+    </w:lvl>
+    <w:lvl w:ilvl="1">
+      <w:start w:val="1"/>
+      <w:numFmt w:val="bullet"/>
+      <w:lvlText w:val="o"/>
+      <w:lvlJc w:val="start"/>
+      <w:pPr>
+        <w:tabs>
+          <w:tab w:val="num" w:pos="0"/>
+        </w:tabs>
+        <w:ind w:start="1440" w:hanging="360"/>
+      </w:pPr>
+      <w:rPr>
+        <w:rFonts w:ascii="Courier New" w:hAnsi="Courier New" w:cs="Courier New" w:hint="default"/>
+      </w:rPr>
+    </w:lvl>
+    <w:lvl w:ilvl="2">
+      <w:start w:val="1"/>
+      <w:numFmt w:val="bullet"/>
+      <w:lvlText w:val=""/>
+      <w:lvlJc w:val="start"/>
+      <w:pPr>
+        <w:tabs>
+          <w:tab w:val="num" w:pos="0"/>
+        </w:tabs>
+        <w:ind w:start="2160" w:hanging="360"/>
+      </w:pPr>
+      <w:rPr>
+        <w:rFonts w:ascii="Wingdings" w:hAnsi="Wingdings" w:cs="Wingdings" w:hint="default"/>
+      </w:rPr>
+    </w:lvl>
+    <w:lvl w:ilvl="3">
+      <w:start w:val="1"/>
+      <w:numFmt w:val="bullet"/>
+      <w:lvlText w:val=""/>
+      <w:lvlJc w:val="start"/>
+      <w:pPr>
+        <w:tabs>
+          <w:tab w:val="num" w:pos="0"/>
+        </w:tabs>
+        <w:ind w:start="2880" w:hanging="360"/>
+      </w:pPr>
+      <w:rPr>
+        <w:rFonts w:ascii="Symbol" w:hAnsi="Symbol" w:cs="Symbol" w:hint="default"/>
+      </w:rPr>
+    </w:lvl>
+    <w:lvl w:ilvl="4">
+      <w:start w:val="1"/>
+      <w:numFmt w:val="bullet"/>
+      <w:lvlText w:val="o"/>
+      <w:lvlJc w:val="start"/>
+      <w:pPr>
+        <w:tabs>
+          <w:tab w:val="num" w:pos="0"/>
+        </w:tabs>
+        <w:ind w:start="3600" w:hanging="360"/>
+      </w:pPr>
+      <w:rPr>
+        <w:rFonts w:ascii="Courier New" w:hAnsi="Courier New" w:cs="Courier New" w:hint="default"/>
+      </w:rPr>
+    </w:lvl>
+    <w:lvl w:ilvl="5">
+      <w:start w:val="1"/>
+      <w:numFmt w:val="bullet"/>
+      <w:lvlText w:val=""/>
+      <w:lvlJc w:val="start"/>
+      <w:pPr>
+        <w:tabs>
+          <w:tab w:val="num" w:pos="0"/>
+        </w:tabs>
+        <w:ind w:start="4320" w:hanging="360"/>
+      </w:pPr>
+      <w:rPr>
+        <w:rFonts w:ascii="Wingdings" w:hAnsi="Wingdings" w:cs="Wingdings" w:hint="default"/>
+      </w:rPr>
+    </w:lvl>
+    <w:lvl w:ilvl="6">
+      <w:start w:val="1"/>
+      <w:numFmt w:val="bullet"/>
+      <w:lvlText w:val=""/>
+      <w:lvlJc w:val="start"/>
+      <w:pPr>
+        <w:tabs>
+          <w:tab w:val="num" w:pos="0"/>
+        </w:tabs>
+        <w:ind w:start="5040" w:hanging="360"/>
+      </w:pPr>
+      <w:rPr>
+        <w:rFonts w:ascii="Symbol" w:hAnsi="Symbol" w:cs="Symbol" w:hint="default"/>
+      </w:rPr>
+    </w:lvl>
+    <w:lvl w:ilvl="7">
+      <w:start w:val="1"/>
+      <w:numFmt w:val="bullet"/>
+      <w:lvlText w:val="o"/>
+      <w:lvlJc w:val="start"/>
+      <w:pPr>
+        <w:tabs>
+          <w:tab w:val="num" w:pos="0"/>
+        </w:tabs>
+        <w:ind w:start="5760" w:hanging="360"/>
+      </w:pPr>
+      <w:rPr>
+        <w:rFonts w:ascii="Courier New" w:hAnsi="Courier New" w:cs="Courier New" w:hint="default"/>
+      </w:rPr>
+    </w:lvl>
+    <w:lvl w:ilvl="8">
+      <w:start w:val="1"/>
+      <w:numFmt w:val="bullet"/>
+      <w:lvlText w:val=""/>
+      <w:lvlJc w:val="start"/>
+      <w:pPr>
+        <w:tabs>
+          <w:tab w:val="num" w:pos="0"/>
+        </w:tabs>
+        <w:ind w:start="6480" w:hanging="360"/>
+      </w:pPr>
+      <w:rPr>
+        <w:rFonts w:ascii="Wingdings" w:hAnsi="Wingdings" w:cs="Wingdings" w:hint="default"/>
+      </w:rPr>
+    </w:lvl>
+  </w:abstractNum>
+  <w:abstractNum w:abstractNumId="18">
+    <w:lvl w:ilvl="0">
+      <w:start w:val="1"/>
+      <w:numFmt w:val="bullet"/>
+      <w:lvlText w:val=""/>
+      <w:lvlJc w:val="start"/>
+      <w:pPr>
+        <w:tabs>
           <w:tab w:val="num" w:pos="720"/>
         </w:tabs>
         <w:ind w:start="720" w:hanging="360"/>
@@ -37537,7 +37701,7 @@
     <w:lvl w:ilvl="1">
       <w:start w:val="1"/>
       <w:numFmt w:val="bullet"/>
-      <w:lvlText w:val="o"/>
+      <w:lvlText w:val=""/>
       <w:lvlJc w:val="start"/>
       <w:pPr>
         <w:tabs>
@@ -37546,7 +37710,7 @@
         <w:ind w:start="1440" w:hanging="360"/>
       </w:pPr>
       <w:rPr>
-        <w:rFonts w:ascii="Courier New" w:hAnsi="Courier New" w:cs="Courier New" w:hint="default"/>
+        <w:rFonts w:ascii="Symbol" w:hAnsi="Symbol" w:cs="Symbol" w:hint="default"/>
         <w:sz w:val="20"/>
       </w:rPr>
     </w:lvl>
@@ -37660,143 +37824,6 @@
       <w:rPr>
         <w:rFonts w:ascii="Wingdings" w:hAnsi="Wingdings" w:cs="Wingdings" w:hint="default"/>
         <w:sz w:val="20"/>
-      </w:rPr>
-    </w:lvl>
-  </w:abstractNum>
-  <w:abstractNum w:abstractNumId="18">
-    <w:lvl w:ilvl="0">
-      <w:start w:val="1"/>
-      <w:numFmt w:val="bullet"/>
-      <w:lvlText w:val=""/>
-      <w:lvlJc w:val="start"/>
-      <w:pPr>
-        <w:tabs>
-          <w:tab w:val="num" w:pos="0"/>
-        </w:tabs>
-        <w:ind w:start="720" w:hanging="360"/>
-      </w:pPr>
-      <w:rPr>
-        <w:rFonts w:ascii="Symbol" w:hAnsi="Symbol" w:cs="Symbol" w:hint="default"/>
-      </w:rPr>
-    </w:lvl>
-    <w:lvl w:ilvl="1">
-      <w:start w:val="1"/>
-      <w:numFmt w:val="bullet"/>
-      <w:lvlText w:val="o"/>
-      <w:lvlJc w:val="start"/>
-      <w:pPr>
-        <w:tabs>
-          <w:tab w:val="num" w:pos="0"/>
-        </w:tabs>
-        <w:ind w:start="1440" w:hanging="360"/>
-      </w:pPr>
-      <w:rPr>
-        <w:rFonts w:ascii="Courier New" w:hAnsi="Courier New" w:cs="Courier New" w:hint="default"/>
-      </w:rPr>
-    </w:lvl>
-    <w:lvl w:ilvl="2">
-      <w:start w:val="1"/>
-      <w:numFmt w:val="bullet"/>
-      <w:lvlText w:val=""/>
-      <w:lvlJc w:val="start"/>
-      <w:pPr>
-        <w:tabs>
-          <w:tab w:val="num" w:pos="0"/>
-        </w:tabs>
-        <w:ind w:start="2160" w:hanging="360"/>
-      </w:pPr>
-      <w:rPr>
-        <w:rFonts w:ascii="Wingdings" w:hAnsi="Wingdings" w:cs="Wingdings" w:hint="default"/>
-      </w:rPr>
-    </w:lvl>
-    <w:lvl w:ilvl="3">
-      <w:start w:val="1"/>
-      <w:numFmt w:val="bullet"/>
-      <w:lvlText w:val=""/>
-      <w:lvlJc w:val="start"/>
-      <w:pPr>
-        <w:tabs>
-          <w:tab w:val="num" w:pos="0"/>
-        </w:tabs>
-        <w:ind w:start="2880" w:hanging="360"/>
-      </w:pPr>
-      <w:rPr>
-        <w:rFonts w:ascii="Symbol" w:hAnsi="Symbol" w:cs="Symbol" w:hint="default"/>
-      </w:rPr>
-    </w:lvl>
-    <w:lvl w:ilvl="4">
-      <w:start w:val="1"/>
-      <w:numFmt w:val="bullet"/>
-      <w:lvlText w:val="o"/>
-      <w:lvlJc w:val="start"/>
-      <w:pPr>
-        <w:tabs>
-          <w:tab w:val="num" w:pos="0"/>
-        </w:tabs>
-        <w:ind w:start="3600" w:hanging="360"/>
-      </w:pPr>
-      <w:rPr>
-        <w:rFonts w:ascii="Courier New" w:hAnsi="Courier New" w:cs="Courier New" w:hint="default"/>
-      </w:rPr>
-    </w:lvl>
-    <w:lvl w:ilvl="5">
-      <w:start w:val="1"/>
-      <w:numFmt w:val="bullet"/>
-      <w:lvlText w:val=""/>
-      <w:lvlJc w:val="start"/>
-      <w:pPr>
-        <w:tabs>
-          <w:tab w:val="num" w:pos="0"/>
-        </w:tabs>
-        <w:ind w:start="4320" w:hanging="360"/>
-      </w:pPr>
-      <w:rPr>
-        <w:rFonts w:ascii="Wingdings" w:hAnsi="Wingdings" w:cs="Wingdings" w:hint="default"/>
-      </w:rPr>
-    </w:lvl>
-    <w:lvl w:ilvl="6">
-      <w:start w:val="1"/>
-      <w:numFmt w:val="bullet"/>
-      <w:lvlText w:val=""/>
-      <w:lvlJc w:val="start"/>
-      <w:pPr>
-        <w:tabs>
-          <w:tab w:val="num" w:pos="0"/>
-        </w:tabs>
-        <w:ind w:start="5040" w:hanging="360"/>
-      </w:pPr>
-      <w:rPr>
-        <w:rFonts w:ascii="Symbol" w:hAnsi="Symbol" w:cs="Symbol" w:hint="default"/>
-      </w:rPr>
-    </w:lvl>
-    <w:lvl w:ilvl="7">
-      <w:start w:val="1"/>
-      <w:numFmt w:val="bullet"/>
-      <w:lvlText w:val="o"/>
-      <w:lvlJc w:val="start"/>
-      <w:pPr>
-        <w:tabs>
-          <w:tab w:val="num" w:pos="0"/>
-        </w:tabs>
-        <w:ind w:start="5760" w:hanging="360"/>
-      </w:pPr>
-      <w:rPr>
-        <w:rFonts w:ascii="Courier New" w:hAnsi="Courier New" w:cs="Courier New" w:hint="default"/>
-      </w:rPr>
-    </w:lvl>
-    <w:lvl w:ilvl="8">
-      <w:start w:val="1"/>
-      <w:numFmt w:val="bullet"/>
-      <w:lvlText w:val=""/>
-      <w:lvlJc w:val="start"/>
-      <w:pPr>
-        <w:tabs>
-          <w:tab w:val="num" w:pos="0"/>
-        </w:tabs>
-        <w:ind w:start="6480" w:hanging="360"/>
-      </w:pPr>
-      <w:rPr>
-        <w:rFonts w:ascii="Wingdings" w:hAnsi="Wingdings" w:cs="Wingdings" w:hint="default"/>
       </w:rPr>
     </w:lvl>
   </w:abstractNum>
@@ -38095,147 +38122,120 @@
   <w:abstractNum w:abstractNumId="21">
     <w:lvl w:ilvl="0">
       <w:start w:val="1"/>
-      <w:numFmt w:val="bullet"/>
-      <w:lvlText w:val=""/>
+      <w:numFmt w:val="none"/>
+      <w:suff w:val="nothing"/>
+      <w:lvlText w:val=""/>
       <w:lvlJc w:val="start"/>
       <w:pPr>
         <w:tabs>
-          <w:tab w:val="num" w:pos="720"/>
+          <w:tab w:val="num" w:pos="0"/>
         </w:tabs>
-        <w:ind w:start="720" w:hanging="360"/>
-      </w:pPr>
-      <w:rPr>
-        <w:rFonts w:ascii="Symbol" w:hAnsi="Symbol" w:cs="Symbol" w:hint="default"/>
-        <w:sz w:val="20"/>
-      </w:rPr>
+        <w:ind w:start="0" w:hanging="0"/>
+      </w:pPr>
     </w:lvl>
     <w:lvl w:ilvl="1">
       <w:start w:val="1"/>
-      <w:numFmt w:val="bullet"/>
-      <w:lvlText w:val=""/>
+      <w:numFmt w:val="none"/>
+      <w:suff w:val="nothing"/>
+      <w:lvlText w:val=""/>
       <w:lvlJc w:val="start"/>
       <w:pPr>
         <w:tabs>
-          <w:tab w:val="num" w:pos="1440"/>
+          <w:tab w:val="num" w:pos="0"/>
         </w:tabs>
-        <w:ind w:start="1440" w:hanging="360"/>
-      </w:pPr>
-      <w:rPr>
-        <w:rFonts w:ascii="Symbol" w:hAnsi="Symbol" w:cs="Symbol" w:hint="default"/>
-        <w:sz w:val="20"/>
-      </w:rPr>
+        <w:ind w:start="0" w:hanging="0"/>
+      </w:pPr>
     </w:lvl>
     <w:lvl w:ilvl="2">
       <w:start w:val="1"/>
-      <w:numFmt w:val="bullet"/>
-      <w:lvlText w:val=""/>
+      <w:numFmt w:val="none"/>
+      <w:suff w:val="nothing"/>
+      <w:lvlText w:val=""/>
       <w:lvlJc w:val="start"/>
       <w:pPr>
         <w:tabs>
-          <w:tab w:val="num" w:pos="2160"/>
+          <w:tab w:val="num" w:pos="0"/>
         </w:tabs>
-        <w:ind w:start="2160" w:hanging="360"/>
-      </w:pPr>
-      <w:rPr>
-        <w:rFonts w:ascii="Wingdings" w:hAnsi="Wingdings" w:cs="Wingdings" w:hint="default"/>
-        <w:sz w:val="20"/>
-      </w:rPr>
+        <w:ind w:start="0" w:hanging="0"/>
+      </w:pPr>
     </w:lvl>
     <w:lvl w:ilvl="3">
       <w:start w:val="1"/>
-      <w:numFmt w:val="bullet"/>
-      <w:lvlText w:val=""/>
+      <w:numFmt w:val="none"/>
+      <w:suff w:val="nothing"/>
+      <w:lvlText w:val=""/>
       <w:lvlJc w:val="start"/>
       <w:pPr>
         <w:tabs>
-          <w:tab w:val="num" w:pos="2880"/>
+          <w:tab w:val="num" w:pos="0"/>
         </w:tabs>
-        <w:ind w:start="2880" w:hanging="360"/>
-      </w:pPr>
-      <w:rPr>
-        <w:rFonts w:ascii="Wingdings" w:hAnsi="Wingdings" w:cs="Wingdings" w:hint="default"/>
-        <w:sz w:val="20"/>
-      </w:rPr>
+        <w:ind w:start="0" w:hanging="0"/>
+      </w:pPr>
     </w:lvl>
     <w:lvl w:ilvl="4">
       <w:start w:val="1"/>
-      <w:numFmt w:val="bullet"/>
-      <w:lvlText w:val=""/>
+      <w:numFmt w:val="none"/>
+      <w:suff w:val="nothing"/>
+      <w:lvlText w:val=""/>
       <w:lvlJc w:val="start"/>
       <w:pPr>
         <w:tabs>
-          <w:tab w:val="num" w:pos="3600"/>
+          <w:tab w:val="num" w:pos="0"/>
         </w:tabs>
-        <w:ind w:start="3600" w:hanging="360"/>
-      </w:pPr>
-      <w:rPr>
-        <w:rFonts w:ascii="Wingdings" w:hAnsi="Wingdings" w:cs="Wingdings" w:hint="default"/>
-        <w:sz w:val="20"/>
-      </w:rPr>
+        <w:ind w:start="0" w:hanging="0"/>
+      </w:pPr>
     </w:lvl>
     <w:lvl w:ilvl="5">
       <w:start w:val="1"/>
-      <w:numFmt w:val="bullet"/>
-      <w:lvlText w:val=""/>
+      <w:numFmt w:val="none"/>
+      <w:suff w:val="nothing"/>
+      <w:lvlText w:val=""/>
       <w:lvlJc w:val="start"/>
       <w:pPr>
         <w:tabs>
-          <w:tab w:val="num" w:pos="4320"/>
+          <w:tab w:val="num" w:pos="0"/>
         </w:tabs>
-        <w:ind w:start="4320" w:hanging="360"/>
-      </w:pPr>
-      <w:rPr>
-        <w:rFonts w:ascii="Wingdings" w:hAnsi="Wingdings" w:cs="Wingdings" w:hint="default"/>
-        <w:sz w:val="20"/>
-      </w:rPr>
+        <w:ind w:start="0" w:hanging="0"/>
+      </w:pPr>
     </w:lvl>
     <w:lvl w:ilvl="6">
       <w:start w:val="1"/>
-      <w:numFmt w:val="bullet"/>
-      <w:lvlText w:val=""/>
+      <w:numFmt w:val="none"/>
+      <w:suff w:val="nothing"/>
+      <w:lvlText w:val=""/>
       <w:lvlJc w:val="start"/>
       <w:pPr>
         <w:tabs>
-          <w:tab w:val="num" w:pos="5040"/>
+          <w:tab w:val="num" w:pos="0"/>
         </w:tabs>
-        <w:ind w:start="5040" w:hanging="360"/>
-      </w:pPr>
-      <w:rPr>
-        <w:rFonts w:ascii="Wingdings" w:hAnsi="Wingdings" w:cs="Wingdings" w:hint="default"/>
-        <w:sz w:val="20"/>
-      </w:rPr>
+        <w:ind w:start="0" w:hanging="0"/>
+      </w:pPr>
     </w:lvl>
     <w:lvl w:ilvl="7">
       <w:start w:val="1"/>
-      <w:numFmt w:val="bullet"/>
-      <w:lvlText w:val=""/>
+      <w:numFmt w:val="none"/>
+      <w:suff w:val="nothing"/>
+      <w:lvlText w:val=""/>
       <w:lvlJc w:val="start"/>
       <w:pPr>
         <w:tabs>
-          <w:tab w:val="num" w:pos="5760"/>
+          <w:tab w:val="num" w:pos="0"/>
         </w:tabs>
-        <w:ind w:start="5760" w:hanging="360"/>
-      </w:pPr>
-      <w:rPr>
-        <w:rFonts w:ascii="Wingdings" w:hAnsi="Wingdings" w:cs="Wingdings" w:hint="default"/>
-        <w:sz w:val="20"/>
-      </w:rPr>
+        <w:ind w:start="0" w:hanging="0"/>
+      </w:pPr>
     </w:lvl>
     <w:lvl w:ilvl="8">
       <w:start w:val="1"/>
-      <w:numFmt w:val="bullet"/>
-      <w:lvlText w:val=""/>
+      <w:numFmt w:val="none"/>
+      <w:suff w:val="nothing"/>
+      <w:lvlText w:val=""/>
       <w:lvlJc w:val="start"/>
       <w:pPr>
         <w:tabs>
-          <w:tab w:val="num" w:pos="6480"/>
+          <w:tab w:val="num" w:pos="0"/>
         </w:tabs>
-        <w:ind w:start="6480" w:hanging="360"/>
-      </w:pPr>
-      <w:rPr>
-        <w:rFonts w:ascii="Wingdings" w:hAnsi="Wingdings" w:cs="Wingdings" w:hint="default"/>
-        <w:sz w:val="20"/>
-      </w:rPr>
+        <w:ind w:start="0" w:hanging="0"/>
+      </w:pPr>
     </w:lvl>
   </w:abstractNum>
   <w:num w:numId="1">
@@ -38302,7 +38302,7 @@
     <w:abstractNumId w:val="21"/>
   </w:num>
   <w:num w:numId="22">
-    <w:abstractNumId w:val="17"/>
+    <w:abstractNumId w:val="16"/>
     <w:lvlOverride w:ilvl="0">
       <w:startOverride w:val="1"/>
     </w:lvlOverride>
@@ -38326,7 +38326,7 @@
     </w:lvlOverride>
   </w:num>
   <w:num w:numId="23">
-    <w:abstractNumId w:val="17"/>
+    <w:abstractNumId w:val="16"/>
     <w:lvlOverride w:ilvl="0">
       <w:startOverride w:val="1"/>
     </w:lvlOverride>
@@ -38350,7 +38350,7 @@
     </w:lvlOverride>
   </w:num>
   <w:num w:numId="24">
-    <w:abstractNumId w:val="17"/>
+    <w:abstractNumId w:val="16"/>
     <w:lvlOverride w:ilvl="0">
       <w:startOverride w:val="1"/>
     </w:lvlOverride>
@@ -38397,9 +38397,7 @@
     <w:pPr>
       <w:widowControl/>
       <w:suppressAutoHyphens w:val="true"/>
-      <w:kinsoku w:val="true"/>
       <w:overflowPunct w:val="true"/>
-      <w:autoSpaceDE w:val="true"/>
       <w:bidi w:val="0"/>
       <w:spacing w:lineRule="auto" w:line="276" w:before="0" w:after="120"/>
       <w:ind w:start="284"/>
@@ -38832,9 +38830,7 @@
     <w:pPr>
       <w:widowControl/>
       <w:suppressAutoHyphens w:val="true"/>
-      <w:kinsoku w:val="true"/>
       <w:overflowPunct w:val="true"/>
-      <w:autoSpaceDE w:val="true"/>
       <w:bidi w:val="0"/>
       <w:spacing w:lineRule="auto" w:line="240" w:before="0" w:after="0"/>
       <w:ind w:start="284"/>
@@ -38856,9 +38852,7 @@
     <w:pPr>
       <w:widowControl/>
       <w:suppressAutoHyphens w:val="true"/>
-      <w:kinsoku w:val="true"/>
       <w:overflowPunct w:val="true"/>
-      <w:autoSpaceDE w:val="true"/>
       <w:bidi w:val="0"/>
       <w:spacing w:lineRule="auto" w:line="240" w:before="0" w:after="0"/>
       <w:ind w:start="284"/>
@@ -39047,9 +39041,7 @@
     <w:pPr>
       <w:widowControl/>
       <w:suppressAutoHyphens w:val="true"/>
-      <w:kinsoku w:val="true"/>
       <w:overflowPunct w:val="true"/>
-      <w:autoSpaceDE w:val="true"/>
       <w:bidi w:val="0"/>
       <w:spacing w:lineRule="auto" w:line="240" w:before="60" w:after="60"/>
       <w:ind w:start="0"/>
@@ -39072,9 +39064,7 @@
     <w:pPr>
       <w:widowControl/>
       <w:suppressAutoHyphens w:val="true"/>
-      <w:kinsoku w:val="true"/>
       <w:overflowPunct w:val="true"/>
-      <w:autoSpaceDE w:val="true"/>
       <w:bidi w:val="0"/>
       <w:spacing w:lineRule="auto" w:line="240" w:before="60" w:after="60"/>
       <w:ind w:start="0"/>
@@ -39168,7 +39158,7 @@
         <w:bottom w:val="single" w:sz="4" w:space="0" w:color="000000"/>
         <w:right w:val="single" w:sz="4" w:space="0" w:color="000000"/>
       </w:pBdr>
-      <w:shd w:fill="FFFFFF" w:val="clear"/>
+      <w:shd w:val="clear" w:fill="FFFFFF"/>
       <w:spacing w:lineRule="auto" w:line="240" w:before="280" w:after="280"/>
       <w:ind w:start="0"/>
       <w:jc w:val="start"/>
@@ -39191,7 +39181,7 @@
         <w:bottom w:val="single" w:sz="4" w:space="0" w:color="000000"/>
         <w:right w:val="single" w:sz="4" w:space="0" w:color="000000"/>
       </w:pBdr>
-      <w:shd w:fill="FFFFFF" w:val="clear"/>
+      <w:shd w:val="clear" w:fill="FFFFFF"/>
       <w:spacing w:lineRule="auto" w:line="240" w:before="280" w:after="280"/>
       <w:ind w:start="0"/>
       <w:jc w:val="start"/>

--- a/documents/Pidilite Vendor block-unblock BUD_modified.docx
+++ b/documents/Pidilite Vendor block-unblock BUD_modified.docx
@@ -7198,7 +7198,17 @@
               <w:br/>
               <w:t>False</w:t>
               <w:br/>
-              <w:t>if field "Which function you would like to Update?" value is "Block / Unblock posting all company code" then it is mandatory, otherwise it is non mandatory. This should not be the same value as posting block old field, else an error should be shown.</w:t>
+              <w:t xml:space="preserve">if field "Which function you would like to Update?" value is "Block / Unblock posting all company code" then it is mandatory, otherwise it is non mandatory. This should not be the same value as posting block old field, else an error should be shown. </w:t>
+            </w:r>
+            <w:r>
+              <w:rPr>
+                <w:rFonts w:eastAsia="Times New Roman" w:cs="Calibri" w:ascii="Calibri" w:hAnsi="Calibri"/>
+                <w:color w:val="000000"/>
+                <w:sz w:val="24"/>
+                <w:szCs w:val="24"/>
+                <w:lang w:val="en-IN" w:eastAsia="en-IN"/>
+              </w:rPr>
+              <w:t>TRUE_FALSE EDV Reference Table should be used.</w:t>
             </w:r>
           </w:p>
         </w:tc>
@@ -8407,7 +8417,17 @@
               <w:br/>
               <w:t>False</w:t>
               <w:br/>
-              <w:t>if field "Which function you would like to Update?" value is "Block / Unblock posting selected company code then it is mandatory, otherwise it is non-mandatory. This should not be the same value as posting block old field, else an error should be shown.</w:t>
+              <w:t xml:space="preserve">if field "Which function you would like to Update?" value is "Block / Unblock posting selected company code then it is mandatory, otherwise it is non-mandatory. This should not be the same value as posting block old field, else an error should be shown. </w:t>
+            </w:r>
+            <w:r>
+              <w:rPr>
+                <w:rFonts w:eastAsia="Times New Roman" w:cs="Calibri" w:ascii="Calibri" w:hAnsi="Calibri"/>
+                <w:color w:val="000000"/>
+                <w:sz w:val="24"/>
+                <w:szCs w:val="24"/>
+                <w:lang w:val="en-IN" w:eastAsia="en-IN"/>
+              </w:rPr>
+              <w:t>TRUE_FALSE EDV Reference Table should be used.</w:t>
             </w:r>
           </w:p>
         </w:tc>
@@ -9609,7 +9629,17 @@
               <w:br/>
               <w:t>False</w:t>
               <w:br/>
-              <w:t>if field "Which function you would like to Update? value is "Block / Unblock Payment selected company code then it is mandatory, otherwise it is non-mandatory. This should not be the same value as payment block old field, else an error should be shown.</w:t>
+              <w:t xml:space="preserve">if field "Which function you would like to Update? value is "Block / Unblock Payment selected company code then it is mandatory, otherwise it is non-mandatory. This should not be the same value as payment block old field, else an error should be shown. </w:t>
+            </w:r>
+            <w:r>
+              <w:rPr>
+                <w:rFonts w:eastAsia="Times New Roman" w:cs="Calibri" w:ascii="Calibri" w:hAnsi="Calibri"/>
+                <w:color w:val="000000"/>
+                <w:sz w:val="24"/>
+                <w:szCs w:val="24"/>
+                <w:lang w:val="en-IN" w:eastAsia="en-IN"/>
+              </w:rPr>
+              <w:t>TRUE_FALSE EDV Reference Table should be used.</w:t>
             </w:r>
           </w:p>
         </w:tc>
@@ -10818,7 +10848,17 @@
               <w:br/>
               <w:t>False</w:t>
               <w:br/>
-              <w:t>if field "Which function you would like to Update? value is "Block / Unblock Payment selected company code then it is mandatory, otherwise it is non-mandatory. This should not be the same value as payment block old field, else an error should be shown.</w:t>
+              <w:t xml:space="preserve">if field "Which function you would like to Update? value is "Block / Unblock Payment selected company code then it is mandatory, otherwise it is non-mandatory. This should not be the same value as payment block old field, else an error should be shown. </w:t>
+            </w:r>
+            <w:r>
+              <w:rPr>
+                <w:rFonts w:eastAsia="Times New Roman" w:cs="Calibri" w:ascii="Calibri" w:hAnsi="Calibri"/>
+                <w:color w:val="000000"/>
+                <w:sz w:val="24"/>
+                <w:szCs w:val="24"/>
+                <w:lang w:val="en-IN" w:eastAsia="en-IN"/>
+              </w:rPr>
+              <w:t>TRUE_FALSE EDV Reference Table should be used.</w:t>
             </w:r>
           </w:p>
         </w:tc>
@@ -12170,7 +12210,17 @@
               <w:br/>
               <w:t>False</w:t>
               <w:br/>
-              <w:t>if field "Which function you would like to Update? value is " Block / Unblock purchase Org all company code then it is mandatory, otherwise it is non-mandatory. This should not be the same value as Purchase org old field, else an error should be shown.</w:t>
+              <w:t xml:space="preserve">if field "Which function you would like to Update? value is " Block / Unblock purchase Org all company code then it is mandatory, otherwise it is non-mandatory. This should not be the same value as Purchase org old field, else an error should be shown. </w:t>
+            </w:r>
+            <w:r>
+              <w:rPr>
+                <w:rFonts w:eastAsia="Times New Roman" w:cs="Calibri" w:ascii="Calibri" w:hAnsi="Calibri"/>
+                <w:color w:val="000000"/>
+                <w:sz w:val="24"/>
+                <w:szCs w:val="24"/>
+                <w:lang w:val="en-IN" w:eastAsia="en-IN"/>
+              </w:rPr>
+              <w:t>TRUE_FALSE EDV Reference Table should be used.</w:t>
             </w:r>
           </w:p>
         </w:tc>
@@ -13510,6 +13560,7 @@
                 <w:color w:val="000000"/>
                 <w:sz w:val="24"/>
                 <w:szCs w:val="24"/>
+                <w:u w:val="double"/>
                 <w:lang w:val="en-IN" w:eastAsia="en-IN"/>
               </w:rPr>
             </w:pPr>
@@ -13527,7 +13578,17 @@
               <w:br/>
               <w:t>False</w:t>
               <w:br/>
-              <w:t>if field "Which function you would like to Update? value is " Block / Unblock purchase Org selected company code then it is mandatory, otherwise it is non-mandatory. This field should not be same as Purchase org old, an error should be shown if it is same as Purchase org old field.</w:t>
+              <w:t xml:space="preserve">if field "Which function you would like to Update? value is " Block / Unblock purchase Org selected company code then it is mandatory, otherwise it is non-mandatory. This field should not be same as Purchase org old, an error should be shown if it is same as Purchase org old field. </w:t>
+            </w:r>
+            <w:r>
+              <w:rPr>
+                <w:rFonts w:eastAsia="Times New Roman" w:cs="Calibri" w:ascii="Calibri" w:hAnsi="Calibri"/>
+                <w:color w:val="000000"/>
+                <w:sz w:val="24"/>
+                <w:szCs w:val="24"/>
+                <w:lang w:val="en-IN" w:eastAsia="en-IN"/>
+              </w:rPr>
+              <w:t>TRUE_FALSE EDV Reference Table should be used.</w:t>
             </w:r>
           </w:p>
         </w:tc>
@@ -31043,7 +31104,7 @@
           <v:shape id="ole_rId5" type="_x0000_tole_rId5" style="width:75.4pt;height:49.2pt;mso-wrap-distance-right:0pt" filled="f" o:ole="">
             <v:imagedata r:id="rId6" o:title=""/>
           </v:shape>
-          <o:OLEObject Type="Embed" ProgID="" ShapeID="ole_rId5" DrawAspect="Icon" ObjectID="_2130438250" r:id="rId5"/>
+          <o:OLEObject Type="Embed" ProgID="" ShapeID="ole_rId5" DrawAspect="Icon" ObjectID="_1240150902" r:id="rId5"/>
         </w:object>
       </w:r>
     </w:p>
@@ -31120,7 +31181,7 @@
           <v:shape id="ole_rId7" type="_x0000_tole_rId7" style="width:75.4pt;height:49.2pt;mso-wrap-distance-right:0pt" filled="f" o:ole="">
             <v:imagedata r:id="rId8" o:title=""/>
           </v:shape>
-          <o:OLEObject Type="Embed" ProgID="" ShapeID="ole_rId7" DrawAspect="Icon" ObjectID="_28629208" r:id="rId7"/>
+          <o:OLEObject Type="Embed" ProgID="" ShapeID="ole_rId7" DrawAspect="Icon" ObjectID="_154399650" r:id="rId7"/>
         </w:object>
       </w:r>
     </w:p>
@@ -31197,7 +31258,7 @@
           <v:shape id="ole_rId9" type="_x0000_tole_rId9" style="width:75.4pt;height:49.2pt;mso-wrap-distance-right:0pt" filled="f" o:ole="">
             <v:imagedata r:id="rId10" o:title=""/>
           </v:shape>
-          <o:OLEObject Type="Embed" ProgID="" ShapeID="ole_rId9" DrawAspect="Icon" ObjectID="_1059833980" r:id="rId9"/>
+          <o:OLEObject Type="Embed" ProgID="" ShapeID="ole_rId9" DrawAspect="Icon" ObjectID="_793438550" r:id="rId9"/>
         </w:object>
       </w:r>
     </w:p>
@@ -31276,7 +31337,7 @@
           <v:shape id="ole_rId11" type="_x0000_tole_rId11" style="width:75.4pt;height:49.2pt;mso-wrap-distance-right:0pt" filled="f" o:ole="">
             <v:imagedata r:id="rId12" o:title=""/>
           </v:shape>
-          <o:OLEObject Type="Embed" ProgID="" ShapeID="ole_rId11" DrawAspect="Icon" ObjectID="_2145384210" r:id="rId11"/>
+          <o:OLEObject Type="Embed" ProgID="" ShapeID="ole_rId11" DrawAspect="Icon" ObjectID="_1990068585" r:id="rId11"/>
         </w:object>
       </w:r>
     </w:p>
